--- a/docs/Luminous_Summary.docx
+++ b/docs/Luminous_Summary.docx
@@ -4,58 +4,41 @@
   <w:body>
     <w:p>
       <w:pPr>
-        <w:jc w:val="center"/>
+        <w:spacing w:before="0" w:after="40"/>
       </w:pPr>
       <w:r>
         <w:rPr>
           <w:b/>
-          <w:color w:val="C0392B"/>
-          <w:sz w:val="56"/>
+          <w:color w:val="000000"/>
+          <w:sz w:val="52"/>
         </w:rPr>
-        <w:t>Luminous</w:t>
+        <w:t>Luminous AI</w:t>
       </w:r>
     </w:p>
     <w:p>
       <w:pPr>
-        <w:jc w:val="center"/>
+        <w:spacing w:after="80"/>
       </w:pPr>
       <w:r>
         <w:rPr>
-          <w:color w:val="555555"/>
+          <w:b/>
+          <w:color w:val="111827"/>
           <w:sz w:val="28"/>
         </w:rPr>
-        <w:t>Judge Preparation &amp; Technical Summary</w:t>
+        <w:t>Smart Campus Safety &amp; Unified ERP Platform</w:t>
       </w:r>
     </w:p>
     <w:p>
       <w:pPr>
-        <w:jc w:val="center"/>
+        <w:spacing w:after="320"/>
       </w:pPr>
       <w:r>
         <w:rPr>
           <w:i/>
-          <w:sz w:val="22"/>
+          <w:color w:val="4B5563"/>
+          <w:sz w:val="20"/>
         </w:rPr>
-        <w:t>AI-Powered Campus Safety ERP — Where Every Module Becomes a Safety Net</w:t>
-      </w:r>
-    </w:p>
-    <w:p/>
-    <w:p>
-      <w:pPr>
-        <w:pStyle w:val="Heading1"/>
-      </w:pPr>
-      <w:r>
-        <w:t>1. What We Are Building</w:t>
-      </w:r>
-    </w:p>
-    <w:p>
-      <w:r>
-        <w:t>Luminous is a unified campus platform where every ERP module feeds into an intelligent safety system. When GPS fails indoors, the timetable knows where you are. When the network dies, SMS takes over. When a student is in crisis, AI triages them to a real therapist — without re-explaining their pain. And location is never tracked unless the student triggers it.</w:t>
-      </w:r>
-    </w:p>
-    <w:p>
-      <w:r>
-        <w:t>The core insight: standalone safety apps fail because students never open them. By embedding safety into the app students already use daily for attendance and timetables, we create a safety net that is always active.</w:t>
+        <w:t>System Architecture, Technical Specification &amp; Engineering Verification Document</w:t>
       </w:r>
     </w:p>
     <w:p>
@@ -63,58 +46,3283 @@
         <w:pStyle w:val="Heading1"/>
       </w:pPr>
       <w:r>
-        <w:t>2. Technology Stack</w:t>
+        <w:t>1. Executive Summary &amp; Problem Statement</w:t>
+      </w:r>
+    </w:p>
+    <w:p>
+      <w:pPr>
+        <w:pStyle w:val="Heading2"/>
+      </w:pPr>
+      <w:r>
+        <w:t>1.1 Selected Problem Statement</w:t>
+      </w:r>
+    </w:p>
+    <w:p>
+      <w:r>
+        <w:t>Problem 2: AI-Powered Smart College/School ERP &amp; Campus Safety Platform. The challenge calls for a unified and secure education management platform covering institutional administration and campus safety, including student management, attendance, fees, exams, timetables, faculty management, communication, transport, hostel, placement, parent communication and complaints, with a dedicated campus safety and security layer.</w:t>
+      </w:r>
+    </w:p>
+    <w:p>
+      <w:pPr>
+        <w:pStyle w:val="Heading2"/>
+      </w:pPr>
+      <w:r>
+        <w:t>1.2 The Adoption Paradox</w:t>
+      </w:r>
+    </w:p>
+    <w:p>
+      <w:r>
+        <w:t>Campus safety is a critical operational challenge across modern academic institutions. Traditional campus safety applications suffer from a severe adoption paradox: standalone emergency mobile applications experience an estimated 99% abandonment rate because students rarely download or open an application intended solely for rare emergency events. In contrast, academic ERP systems—which manage daily lecture schedules, attendance records, hostel gate passes, exams, and grades—maintain near 100% daily active student engagement, but lack real-time safety, geospatial, or emergency telemetry capabilities.</w:t>
+      </w:r>
+    </w:p>
+    <w:p>
+      <w:pPr>
+        <w:pStyle w:val="Heading2"/>
+      </w:pPr>
+      <w:r>
+        <w:t>1.3 Our Response</w:t>
+      </w:r>
+    </w:p>
+    <w:p>
+      <w:r>
+        <w:t>Luminous AI resolves this structural gap by natively integrating real-time spatial emergency response and psychological safety intelligence inside the daily academic ERP workflow. Everyday operational modules serve as a continuous, passive safety net, ensuring that security infrastructure is already active and available whenever an emergency arises.</w:t>
       </w:r>
     </w:p>
     <w:tbl>
       <w:tblPr>
-        <w:tblStyle w:val="LightGrid-Accent1"/>
         <w:tblW w:type="auto" w:w="0"/>
         <w:jc w:val="center"/>
         <w:tblLook w:firstColumn="1" w:firstRow="1" w:lastColumn="0" w:lastRow="0" w:noHBand="0" w:noVBand="1" w:val="04A0"/>
       </w:tblPr>
       <w:tblGrid>
-        <w:gridCol w:w="2880"/>
-        <w:gridCol w:w="2880"/>
-        <w:gridCol w:w="2880"/>
+        <w:gridCol w:w="9360"/>
       </w:tblGrid>
       <w:tr>
         <w:tc>
           <w:tcPr>
-            <w:tcW w:type="dxa" w:w="2880"/>
+            <w:tcW w:type="dxa" w:w="9360"/>
+            <w:shd w:fill="F9FAFB"/>
+            <w:tcMar>
+              <w:top w:w="120" w:type="dxa"/>
+              <w:bottom w:w="120" w:type="dxa"/>
+              <w:left w:w="140" w:type="dxa"/>
+              <w:right w:w="140" w:type="dxa"/>
+            </w:tcMar>
+          </w:tcPr>
+          <w:p>
+            <w:pPr>
+              <w:spacing w:after="40"/>
+            </w:pPr>
+            <w:r>
+              <w:rPr>
+                <w:b/>
+                <w:color w:val="000000"/>
+                <w:sz w:val="21"/>
+              </w:rPr>
+              <w:t>Core Innovation: Timetable-Derived Indoor Dead-Reckoning</w:t>
+              <w:br/>
+            </w:r>
+            <w:r>
+              <w:rPr>
+                <w:color w:val="1F2937"/>
+                <w:sz w:val="20"/>
+              </w:rPr>
+              <w:t>GPS signals degrade significantly inside multi-story reinforced concrete campus buildings, frequently resulting in horizontal inaccuracies exceeding 50 to 100 meters. Luminous replaces costly physical Bluetooth/BLE beacon hardware with an algorithmic solution: when an emergency SOS is triggered indoors, PostGIS spatial algorithms cross-reference the degraded GPS radius against the student's live academic timetable schedule. The system deterministically identifies the exact academic block, floor, and classroom where the student is scheduled, routing responders directly to the room.</w:t>
+            </w:r>
+          </w:p>
+        </w:tc>
+      </w:tr>
+    </w:tbl>
+    <w:p/>
+    <w:p>
+      <w:pPr>
+        <w:pStyle w:val="Heading2"/>
+      </w:pPr>
+      <w:r>
+        <w:t>1.4 Why This Problem Was Selected</w:t>
+      </w:r>
+    </w:p>
+    <w:p>
+      <w:pPr>
+        <w:pStyle w:val="ListBullet"/>
+        <w:spacing w:after="60" w:before="0"/>
+      </w:pPr>
+      <w:r>
+        <w:rPr>
+          <w:sz w:val="21"/>
+        </w:rPr>
+        <w:t>It addresses a broad, real-world institutional problem rather than a narrow single workflow.</w:t>
+      </w:r>
+    </w:p>
+    <w:p>
+      <w:pPr>
+        <w:pStyle w:val="ListBullet"/>
+        <w:spacing w:after="60" w:before="0"/>
+      </w:pPr>
+      <w:r>
+        <w:rPr>
+          <w:sz w:val="21"/>
+        </w:rPr>
+        <w:t>It creates room for meaningful AI use: incident classification, severity assessment, summaries, recommendations and natural-language operational assistance.</w:t>
+      </w:r>
+    </w:p>
+    <w:p>
+      <w:pPr>
+        <w:pStyle w:val="ListBullet"/>
+        <w:spacing w:after="60" w:before="0"/>
+      </w:pPr>
+      <w:r>
+        <w:rPr>
+          <w:sz w:val="21"/>
+        </w:rPr>
+        <w:t>It allows a strong visual demonstration through a live safety command center, campus map, alerts and role-specific dashboards.</w:t>
+      </w:r>
+    </w:p>
+    <w:p>
+      <w:pPr>
+        <w:pStyle w:val="ListBullet"/>
+        <w:spacing w:after="60" w:before="0"/>
+      </w:pPr>
+      <w:r>
+        <w:rPr>
+          <w:sz w:val="21"/>
+        </w:rPr>
+        <w:t>It supports multiple stakeholders—students, faculty, parents, security teams, administrators, hostel staff and placement teams—making the platform demonstrably useful beyond one user type.</w:t>
+      </w:r>
+    </w:p>
+    <w:p>
+      <w:pPr>
+        <w:pStyle w:val="Heading1"/>
+      </w:pPr>
+      <w:r>
+        <w:t>2. What Makes Luminous AI Different</w:t>
+      </w:r>
+    </w:p>
+    <w:tbl>
+      <w:tblPr>
+        <w:tblW w:type="auto" w:w="0"/>
+        <w:jc w:val="center"/>
+        <w:tblLayout w:type="fixed"/>
+        <w:tblLook w:firstColumn="1" w:firstRow="1" w:lastColumn="0" w:lastRow="0" w:noHBand="0" w:noVBand="1" w:val="04A0"/>
+      </w:tblPr>
+      <w:tblGrid>
+        <w:gridCol w:w="4680"/>
+        <w:gridCol w:w="4680"/>
+      </w:tblGrid>
+      <w:tr>
+        <w:tc>
+          <w:tcPr>
+            <w:tcW w:type="dxa" w:w="4680"/>
+            <w:shd w:fill="F3F4F6"/>
+            <w:tcMar>
+              <w:top w:w="120" w:type="dxa"/>
+              <w:bottom w:w="120" w:type="dxa"/>
+              <w:left w:w="120" w:type="dxa"/>
+              <w:right w:w="120" w:type="dxa"/>
+            </w:tcMar>
           </w:tcPr>
           <w:p>
             <w:r>
               <w:rPr>
+                <w:rFonts w:ascii="Calibri" w:hAnsi="Calibri"/>
                 <w:b/>
+                <w:color w:val="000000"/>
+                <w:sz w:val="20"/>
               </w:rPr>
-              <w:t>Layer</w:t>
+              <w:t>Typical ERP</w:t>
+            </w:r>
+          </w:p>
+        </w:tc>
+        <w:tc>
+          <w:tcPr>
+            <w:tcW w:type="dxa" w:w="4680"/>
+            <w:shd w:fill="F3F4F6"/>
+            <w:tcMar>
+              <w:top w:w="120" w:type="dxa"/>
+              <w:bottom w:w="120" w:type="dxa"/>
+              <w:left w:w="120" w:type="dxa"/>
+              <w:right w:w="120" w:type="dxa"/>
+            </w:tcMar>
+          </w:tcPr>
+          <w:p>
+            <w:r>
+              <w:rPr>
+                <w:rFonts w:ascii="Calibri" w:hAnsi="Calibri"/>
+                <w:b/>
+                <w:color w:val="000000"/>
+                <w:sz w:val="20"/>
+              </w:rPr>
+              <w:t>Luminous AI</w:t>
+            </w:r>
+          </w:p>
+        </w:tc>
+      </w:tr>
+      <w:tr>
+        <w:tc>
+          <w:tcPr>
+            <w:tcW w:type="dxa" w:w="4680"/>
+            <w:shd w:fill="FFFFFF"/>
+            <w:tcMar>
+              <w:top w:w="90" w:type="dxa"/>
+              <w:bottom w:w="90" w:type="dxa"/>
+              <w:left w:w="120" w:type="dxa"/>
+              <w:right w:w="120" w:type="dxa"/>
+            </w:tcMar>
+          </w:tcPr>
+          <w:p>
+            <w:r>
+              <w:rPr>
+                <w:rFonts w:ascii="Calibri" w:hAnsi="Calibri"/>
+                <w:color w:val="1F2937"/>
+                <w:sz w:val="19"/>
+              </w:rPr>
+              <w:t>Primarily administrative</w:t>
+            </w:r>
+          </w:p>
+        </w:tc>
+        <w:tc>
+          <w:tcPr>
+            <w:tcW w:type="dxa" w:w="4680"/>
+            <w:shd w:fill="FFFFFF"/>
+            <w:tcMar>
+              <w:top w:w="90" w:type="dxa"/>
+              <w:bottom w:w="90" w:type="dxa"/>
+              <w:left w:w="120" w:type="dxa"/>
+              <w:right w:w="120" w:type="dxa"/>
+            </w:tcMar>
+          </w:tcPr>
+          <w:p>
+            <w:r>
+              <w:rPr>
+                <w:rFonts w:ascii="Calibri" w:hAnsi="Calibri"/>
+                <w:color w:val="1F2937"/>
+                <w:sz w:val="19"/>
+              </w:rPr>
+              <w:t>Administrative + safety operations integrated in a single platform</w:t>
+            </w:r>
+          </w:p>
+        </w:tc>
+      </w:tr>
+      <w:tr>
+        <w:tc>
+          <w:tcPr>
+            <w:tcW w:type="dxa" w:w="4680"/>
+            <w:shd w:fill="FAFAFA"/>
+            <w:tcMar>
+              <w:top w:w="90" w:type="dxa"/>
+              <w:bottom w:w="90" w:type="dxa"/>
+              <w:left w:w="120" w:type="dxa"/>
+              <w:right w:w="120" w:type="dxa"/>
+            </w:tcMar>
+          </w:tcPr>
+          <w:p>
+            <w:r>
+              <w:rPr>
+                <w:rFonts w:ascii="Calibri" w:hAnsi="Calibri"/>
+                <w:color w:val="1F2937"/>
+                <w:sz w:val="19"/>
+              </w:rPr>
+              <w:t>Static records and workflows</w:t>
+            </w:r>
+          </w:p>
+        </w:tc>
+        <w:tc>
+          <w:tcPr>
+            <w:tcW w:type="dxa" w:w="4680"/>
+            <w:shd w:fill="FAFAFA"/>
+            <w:tcMar>
+              <w:top w:w="90" w:type="dxa"/>
+              <w:bottom w:w="90" w:type="dxa"/>
+              <w:left w:w="120" w:type="dxa"/>
+              <w:right w:w="120" w:type="dxa"/>
+            </w:tcMar>
+          </w:tcPr>
+          <w:p>
+            <w:r>
+              <w:rPr>
+                <w:rFonts w:ascii="Calibri" w:hAnsi="Calibri"/>
+                <w:color w:val="1F2937"/>
+                <w:sz w:val="19"/>
+              </w:rPr>
+              <w:t>Real-time / near-real-time safety intelligence and live campus telemetry</w:t>
+            </w:r>
+          </w:p>
+        </w:tc>
+      </w:tr>
+      <w:tr>
+        <w:tc>
+          <w:tcPr>
+            <w:tcW w:type="dxa" w:w="4680"/>
+            <w:shd w:fill="FFFFFF"/>
+            <w:tcMar>
+              <w:top w:w="90" w:type="dxa"/>
+              <w:bottom w:w="90" w:type="dxa"/>
+              <w:left w:w="120" w:type="dxa"/>
+              <w:right w:w="120" w:type="dxa"/>
+            </w:tcMar>
+          </w:tcPr>
+          <w:p>
+            <w:r>
+              <w:rPr>
+                <w:rFonts w:ascii="Calibri" w:hAnsi="Calibri"/>
+                <w:color w:val="1F2937"/>
+                <w:sz w:val="19"/>
+              </w:rPr>
+              <w:t>Generic dashboards for all users</w:t>
+            </w:r>
+          </w:p>
+        </w:tc>
+        <w:tc>
+          <w:tcPr>
+            <w:tcW w:type="dxa" w:w="4680"/>
+            <w:shd w:fill="FFFFFF"/>
+            <w:tcMar>
+              <w:top w:w="90" w:type="dxa"/>
+              <w:bottom w:w="90" w:type="dxa"/>
+              <w:left w:w="120" w:type="dxa"/>
+              <w:right w:w="120" w:type="dxa"/>
+            </w:tcMar>
+          </w:tcPr>
+          <w:p>
+            <w:r>
+              <w:rPr>
+                <w:rFonts w:ascii="Calibri" w:hAnsi="Calibri"/>
+                <w:color w:val="1F2937"/>
+                <w:sz w:val="19"/>
+              </w:rPr>
+              <w:t>Role-specific operational experiences tailored to 8 institutional personas</w:t>
+            </w:r>
+          </w:p>
+        </w:tc>
+      </w:tr>
+      <w:tr>
+        <w:tc>
+          <w:tcPr>
+            <w:tcW w:type="dxa" w:w="4680"/>
+            <w:shd w:fill="FAFAFA"/>
+            <w:tcMar>
+              <w:top w:w="90" w:type="dxa"/>
+              <w:bottom w:w="90" w:type="dxa"/>
+              <w:left w:w="120" w:type="dxa"/>
+              <w:right w:w="120" w:type="dxa"/>
+            </w:tcMar>
+          </w:tcPr>
+          <w:p>
+            <w:r>
+              <w:rPr>
+                <w:rFonts w:ascii="Calibri" w:hAnsi="Calibri"/>
+                <w:color w:val="1F2937"/>
+                <w:sz w:val="19"/>
+              </w:rPr>
+              <w:t>Manual incident interpretation</w:t>
+            </w:r>
+          </w:p>
+        </w:tc>
+        <w:tc>
+          <w:tcPr>
+            <w:tcW w:type="dxa" w:w="4680"/>
+            <w:shd w:fill="FAFAFA"/>
+            <w:tcMar>
+              <w:top w:w="90" w:type="dxa"/>
+              <w:bottom w:w="90" w:type="dxa"/>
+              <w:left w:w="120" w:type="dxa"/>
+              <w:right w:w="120" w:type="dxa"/>
+            </w:tcMar>
+          </w:tcPr>
+          <w:p>
+            <w:r>
+              <w:rPr>
+                <w:rFonts w:ascii="Calibri" w:hAnsi="Calibri"/>
+                <w:color w:val="1F2937"/>
+                <w:sz w:val="19"/>
+              </w:rPr>
+              <w:t>AI-assisted triage, severity classification, and clinical recommendations</w:t>
+            </w:r>
+          </w:p>
+        </w:tc>
+      </w:tr>
+      <w:tr>
+        <w:tc>
+          <w:tcPr>
+            <w:tcW w:type="dxa" w:w="4680"/>
+            <w:shd w:fill="FFFFFF"/>
+            <w:tcMar>
+              <w:top w:w="90" w:type="dxa"/>
+              <w:bottom w:w="90" w:type="dxa"/>
+              <w:left w:w="120" w:type="dxa"/>
+              <w:right w:w="120" w:type="dxa"/>
+            </w:tcMar>
+          </w:tcPr>
+          <w:p>
+            <w:r>
+              <w:rPr>
+                <w:rFonts w:ascii="Calibri" w:hAnsi="Calibri"/>
+                <w:color w:val="1F2937"/>
+                <w:sz w:val="19"/>
+              </w:rPr>
+              <w:t>Separate security tools and apps</w:t>
+            </w:r>
+          </w:p>
+        </w:tc>
+        <w:tc>
+          <w:tcPr>
+            <w:tcW w:type="dxa" w:w="4680"/>
+            <w:shd w:fill="FFFFFF"/>
+            <w:tcMar>
+              <w:top w:w="90" w:type="dxa"/>
+              <w:bottom w:w="90" w:type="dxa"/>
+              <w:left w:w="120" w:type="dxa"/>
+              <w:right w:w="120" w:type="dxa"/>
+            </w:tcMar>
+          </w:tcPr>
+          <w:p>
+            <w:r>
+              <w:rPr>
+                <w:rFonts w:ascii="Calibri" w:hAnsi="Calibri"/>
+                <w:color w:val="1F2937"/>
+                <w:sz w:val="19"/>
+              </w:rPr>
+              <w:t>Safety layer integrated natively into the institutional daily workflow</w:t>
+            </w:r>
+          </w:p>
+        </w:tc>
+      </w:tr>
+      <w:tr>
+        <w:tc>
+          <w:tcPr>
+            <w:tcW w:type="dxa" w:w="4680"/>
+            <w:shd w:fill="FAFAFA"/>
+            <w:tcMar>
+              <w:top w:w="90" w:type="dxa"/>
+              <w:bottom w:w="90" w:type="dxa"/>
+              <w:left w:w="120" w:type="dxa"/>
+              <w:right w:w="120" w:type="dxa"/>
+            </w:tcMar>
+          </w:tcPr>
+          <w:p>
+            <w:r>
+              <w:rPr>
+                <w:rFonts w:ascii="Calibri" w:hAnsi="Calibri"/>
+                <w:color w:val="1F2937"/>
+                <w:sz w:val="19"/>
+              </w:rPr>
+              <w:t>Chatbot as a decorative add-on</w:t>
+            </w:r>
+          </w:p>
+        </w:tc>
+        <w:tc>
+          <w:tcPr>
+            <w:tcW w:type="dxa" w:w="4680"/>
+            <w:shd w:fill="FAFAFA"/>
+            <w:tcMar>
+              <w:top w:w="90" w:type="dxa"/>
+              <w:bottom w:w="90" w:type="dxa"/>
+              <w:left w:w="120" w:type="dxa"/>
+              <w:right w:w="120" w:type="dxa"/>
+            </w:tcMar>
+          </w:tcPr>
+          <w:p>
+            <w:r>
+              <w:rPr>
+                <w:rFonts w:ascii="Calibri" w:hAnsi="Calibri"/>
+                <w:color w:val="1F2937"/>
+                <w:sz w:val="19"/>
+              </w:rPr>
+              <w:t>Copilot tied to authorization context with zero-trust FERPA boundaries</w:t>
+            </w:r>
+          </w:p>
+        </w:tc>
+      </w:tr>
+      <w:tr>
+        <w:tc>
+          <w:tcPr>
+            <w:tcW w:type="dxa" w:w="4680"/>
+            <w:shd w:fill="FFFFFF"/>
+            <w:tcMar>
+              <w:top w:w="90" w:type="dxa"/>
+              <w:bottom w:w="90" w:type="dxa"/>
+              <w:left w:w="120" w:type="dxa"/>
+              <w:right w:w="120" w:type="dxa"/>
+            </w:tcMar>
+          </w:tcPr>
+          <w:p>
+            <w:r>
+              <w:rPr>
+                <w:rFonts w:ascii="Calibri" w:hAnsi="Calibri"/>
+                <w:color w:val="1F2937"/>
+                <w:sz w:val="19"/>
+              </w:rPr>
+              <w:t>Beacon/BLE hardware for indoor positioning</w:t>
+            </w:r>
+          </w:p>
+        </w:tc>
+        <w:tc>
+          <w:tcPr>
+            <w:tcW w:type="dxa" w:w="4680"/>
+            <w:shd w:fill="FFFFFF"/>
+            <w:tcMar>
+              <w:top w:w="90" w:type="dxa"/>
+              <w:bottom w:w="90" w:type="dxa"/>
+              <w:left w:w="120" w:type="dxa"/>
+              <w:right w:w="120" w:type="dxa"/>
+            </w:tcMar>
+          </w:tcPr>
+          <w:p>
+            <w:r>
+              <w:rPr>
+                <w:rFonts w:ascii="Calibri" w:hAnsi="Calibri"/>
+                <w:color w:val="1F2937"/>
+                <w:sz w:val="19"/>
+              </w:rPr>
+              <w:t>Zero-CapEx timetable-derived algorithmic indoor dead-reckoning</w:t>
+            </w:r>
+          </w:p>
+        </w:tc>
+      </w:tr>
+      <w:tr>
+        <w:tc>
+          <w:tcPr>
+            <w:tcW w:type="dxa" w:w="4680"/>
+            <w:shd w:fill="FAFAFA"/>
+            <w:tcMar>
+              <w:top w:w="90" w:type="dxa"/>
+              <w:bottom w:w="90" w:type="dxa"/>
+              <w:left w:w="120" w:type="dxa"/>
+              <w:right w:w="120" w:type="dxa"/>
+            </w:tcMar>
+          </w:tcPr>
+          <w:p>
+            <w:r>
+              <w:rPr>
+                <w:rFonts w:ascii="Calibri" w:hAnsi="Calibri"/>
+                <w:color w:val="1F2937"/>
+                <w:sz w:val="19"/>
+              </w:rPr>
+              <w:t>Continuous GPS surveillance</w:t>
+            </w:r>
+          </w:p>
+        </w:tc>
+        <w:tc>
+          <w:tcPr>
+            <w:tcW w:type="dxa" w:w="4680"/>
+            <w:shd w:fill="FAFAFA"/>
+            <w:tcMar>
+              <w:top w:w="90" w:type="dxa"/>
+              <w:bottom w:w="90" w:type="dxa"/>
+              <w:left w:w="120" w:type="dxa"/>
+              <w:right w:w="120" w:type="dxa"/>
+            </w:tcMar>
+          </w:tcPr>
+          <w:p>
+            <w:r>
+              <w:rPr>
+                <w:rFonts w:ascii="Calibri" w:hAnsi="Calibri"/>
+                <w:color w:val="1F2937"/>
+                <w:sz w:val="19"/>
+              </w:rPr>
+              <w:t>Zero-Knowledge Privacy (Ghost Mode): location captured only on explicit events</w:t>
+            </w:r>
+          </w:p>
+        </w:tc>
+      </w:tr>
+    </w:tbl>
+    <w:p/>
+    <w:p>
+      <w:pPr>
+        <w:pStyle w:val="Heading2"/>
+      </w:pPr>
+      <w:r>
+        <w:t>2.1 Practical Value</w:t>
+      </w:r>
+    </w:p>
+    <w:p>
+      <w:pPr>
+        <w:pStyle w:val="ListBullet"/>
+        <w:spacing w:after="60" w:before="0"/>
+      </w:pPr>
+      <w:r>
+        <w:rPr>
+          <w:sz w:val="21"/>
+        </w:rPr>
+        <w:t>Reduces fragmentation by putting major institutional workflows behind one platform.</w:t>
+      </w:r>
+    </w:p>
+    <w:p>
+      <w:pPr>
+        <w:pStyle w:val="ListBullet"/>
+        <w:spacing w:after="60" w:before="0"/>
+      </w:pPr>
+      <w:r>
+        <w:rPr>
+          <w:sz w:val="21"/>
+        </w:rPr>
+        <w:t>Gives security teams a real operational view instead of isolated complaints or spreadsheets.</w:t>
+      </w:r>
+    </w:p>
+    <w:p>
+      <w:pPr>
+        <w:pStyle w:val="ListBullet"/>
+        <w:spacing w:after="60" w:before="0"/>
+      </w:pPr>
+      <w:r>
+        <w:rPr>
+          <w:sz w:val="21"/>
+        </w:rPr>
+        <w:t>Reduces incident-processing time through AI-assisted classification and summarization.</w:t>
+      </w:r>
+    </w:p>
+    <w:p>
+      <w:pPr>
+        <w:pStyle w:val="ListBullet"/>
+        <w:spacing w:after="60" w:before="0"/>
+      </w:pPr>
+      <w:r>
+        <w:rPr>
+          <w:sz w:val="21"/>
+        </w:rPr>
+        <w:t>Makes safety part of ordinary campus workflows rather than a separate security product.</w:t>
+      </w:r>
+    </w:p>
+    <w:p>
+      <w:pPr>
+        <w:pStyle w:val="ListBullet"/>
+        <w:spacing w:after="60" w:before="0"/>
+      </w:pPr>
+      <w:r>
+        <w:rPr>
+          <w:sz w:val="21"/>
+        </w:rPr>
+        <w:t>Improves visibility for administrators while preserving role-specific access boundaries.</w:t>
+      </w:r>
+    </w:p>
+    <w:p>
+      <w:pPr>
+        <w:pStyle w:val="Heading1"/>
+      </w:pPr>
+      <w:r>
+        <w:t>3. Multi-Tier System Architecture</w:t>
+      </w:r>
+    </w:p>
+    <w:p>
+      <w:r>
+        <w:t>Luminous is constructed across six modular, zero-trust architectural tiers engineered for high availability, sub-second latency, and strict data privacy. The production codebase comprises 39 frontend pages, 7 API endpoints, 23 React component modules, 21 service and utility files, 8 serverless Edge Functions, and 10 structured SQL migration files.</w:t>
+      </w:r>
+    </w:p>
+    <w:tbl>
+      <w:tblPr>
+        <w:tblW w:type="auto" w:w="0"/>
+        <w:jc w:val="center"/>
+        <w:tblLayout w:type="fixed"/>
+        <w:tblLook w:firstColumn="1" w:firstRow="1" w:lastColumn="0" w:lastRow="0" w:noHBand="0" w:noVBand="1" w:val="04A0"/>
+      </w:tblPr>
+      <w:tblGrid>
+        <w:gridCol w:w="3120"/>
+        <w:gridCol w:w="3120"/>
+        <w:gridCol w:w="3120"/>
+      </w:tblGrid>
+      <w:tr>
+        <w:tc>
+          <w:tcPr>
+            <w:tcW w:type="dxa" w:w="1872"/>
+            <w:shd w:fill="F3F4F6"/>
+            <w:tcMar>
+              <w:top w:w="120" w:type="dxa"/>
+              <w:bottom w:w="120" w:type="dxa"/>
+              <w:left w:w="120" w:type="dxa"/>
+              <w:right w:w="120" w:type="dxa"/>
+            </w:tcMar>
+          </w:tcPr>
+          <w:p>
+            <w:r>
+              <w:rPr>
+                <w:rFonts w:ascii="Calibri" w:hAnsi="Calibri"/>
+                <w:b/>
+                <w:color w:val="000000"/>
+                <w:sz w:val="20"/>
+              </w:rPr>
+              <w:t>Architectural Tier</w:t>
+            </w:r>
+          </w:p>
+        </w:tc>
+        <w:tc>
+          <w:tcPr>
+            <w:tcW w:type="dxa" w:w="2736"/>
+            <w:shd w:fill="F3F4F6"/>
+            <w:tcMar>
+              <w:top w:w="120" w:type="dxa"/>
+              <w:bottom w:w="120" w:type="dxa"/>
+              <w:left w:w="120" w:type="dxa"/>
+              <w:right w:w="120" w:type="dxa"/>
+            </w:tcMar>
+          </w:tcPr>
+          <w:p>
+            <w:r>
+              <w:rPr>
+                <w:rFonts w:ascii="Calibri" w:hAnsi="Calibri"/>
+                <w:b/>
+                <w:color w:val="000000"/>
+                <w:sz w:val="20"/>
+              </w:rPr>
+              <w:t>Primary Technologies</w:t>
+            </w:r>
+          </w:p>
+        </w:tc>
+        <w:tc>
+          <w:tcPr>
+            <w:tcW w:type="dxa" w:w="4752"/>
+            <w:shd w:fill="F3F4F6"/>
+            <w:tcMar>
+              <w:top w:w="120" w:type="dxa"/>
+              <w:bottom w:w="120" w:type="dxa"/>
+              <w:left w:w="120" w:type="dxa"/>
+              <w:right w:w="120" w:type="dxa"/>
+            </w:tcMar>
+          </w:tcPr>
+          <w:p>
+            <w:r>
+              <w:rPr>
+                <w:rFonts w:ascii="Calibri" w:hAnsi="Calibri"/>
+                <w:b/>
+                <w:color w:val="000000"/>
+                <w:sz w:val="20"/>
+              </w:rPr>
+              <w:t>Core Responsibilities</w:t>
+            </w:r>
+          </w:p>
+        </w:tc>
+      </w:tr>
+      <w:tr>
+        <w:tc>
+          <w:tcPr>
+            <w:tcW w:type="dxa" w:w="1872"/>
+            <w:shd w:fill="FFFFFF"/>
+            <w:tcMar>
+              <w:top w:w="90" w:type="dxa"/>
+              <w:bottom w:w="90" w:type="dxa"/>
+              <w:left w:w="120" w:type="dxa"/>
+              <w:right w:w="120" w:type="dxa"/>
+            </w:tcMar>
+          </w:tcPr>
+          <w:p>
+            <w:r>
+              <w:rPr>
+                <w:rFonts w:ascii="Calibri" w:hAnsi="Calibri"/>
+                <w:color w:val="1F2937"/>
+                <w:sz w:val="19"/>
+              </w:rPr>
+              <w:t>Presentation Tier</w:t>
+            </w:r>
+          </w:p>
+        </w:tc>
+        <w:tc>
+          <w:tcPr>
+            <w:tcW w:type="dxa" w:w="2736"/>
+            <w:shd w:fill="FFFFFF"/>
+            <w:tcMar>
+              <w:top w:w="90" w:type="dxa"/>
+              <w:bottom w:w="90" w:type="dxa"/>
+              <w:left w:w="120" w:type="dxa"/>
+              <w:right w:w="120" w:type="dxa"/>
+            </w:tcMar>
+          </w:tcPr>
+          <w:p>
+            <w:r>
+              <w:rPr>
+                <w:rFonts w:ascii="Calibri" w:hAnsi="Calibri"/>
+                <w:color w:val="1F2937"/>
+                <w:sz w:val="19"/>
+              </w:rPr>
+              <w:t>Next.js 16.3.1 (App Router), React 19, Tailwind CSS v4, Lucide Icons, Recharts</w:t>
+            </w:r>
+          </w:p>
+        </w:tc>
+        <w:tc>
+          <w:tcPr>
+            <w:tcW w:type="dxa" w:w="4752"/>
+            <w:shd w:fill="FFFFFF"/>
+            <w:tcMar>
+              <w:top w:w="90" w:type="dxa"/>
+              <w:bottom w:w="90" w:type="dxa"/>
+              <w:left w:w="120" w:type="dxa"/>
+              <w:right w:w="120" w:type="dxa"/>
+            </w:tcMar>
+          </w:tcPr>
+          <w:p>
+            <w:r>
+              <w:rPr>
+                <w:rFonts w:ascii="Calibri" w:hAnsi="Calibri"/>
+                <w:color w:val="1F2937"/>
+                <w:sz w:val="19"/>
+              </w:rPr>
+              <w:t>39 responsive frontend pages and 7 API endpoints (46 total routes), real-time dispatch dashboards, interactive campus map via Leaflet.js + OpenStreetMap, and PWA capabilities.</w:t>
+            </w:r>
+          </w:p>
+        </w:tc>
+      </w:tr>
+      <w:tr>
+        <w:tc>
+          <w:tcPr>
+            <w:tcW w:type="dxa" w:w="1872"/>
+            <w:shd w:fill="FAFAFA"/>
+            <w:tcMar>
+              <w:top w:w="90" w:type="dxa"/>
+              <w:bottom w:w="90" w:type="dxa"/>
+              <w:left w:w="120" w:type="dxa"/>
+              <w:right w:w="120" w:type="dxa"/>
+            </w:tcMar>
+          </w:tcPr>
+          <w:p>
+            <w:r>
+              <w:rPr>
+                <w:rFonts w:ascii="Calibri" w:hAnsi="Calibri"/>
+                <w:color w:val="1F2937"/>
+                <w:sz w:val="19"/>
+              </w:rPr>
+              <w:t>API Gateway Tier</w:t>
+            </w:r>
+          </w:p>
+        </w:tc>
+        <w:tc>
+          <w:tcPr>
+            <w:tcW w:type="dxa" w:w="2736"/>
+            <w:shd w:fill="FAFAFA"/>
+            <w:tcMar>
+              <w:top w:w="90" w:type="dxa"/>
+              <w:bottom w:w="90" w:type="dxa"/>
+              <w:left w:w="120" w:type="dxa"/>
+              <w:right w:w="120" w:type="dxa"/>
+            </w:tcMar>
+          </w:tcPr>
+          <w:p>
+            <w:r>
+              <w:rPr>
+                <w:rFonts w:ascii="Calibri" w:hAnsi="Calibri"/>
+                <w:color w:val="1F2937"/>
+                <w:sz w:val="19"/>
+              </w:rPr>
+              <w:t>Next.js Server API Routes, Zod v4 Schema Validation, Middleware Proxy</w:t>
+            </w:r>
+          </w:p>
+        </w:tc>
+        <w:tc>
+          <w:tcPr>
+            <w:tcW w:type="dxa" w:w="4752"/>
+            <w:shd w:fill="FAFAFA"/>
+            <w:tcMar>
+              <w:top w:w="90" w:type="dxa"/>
+              <w:bottom w:w="90" w:type="dxa"/>
+              <w:left w:w="120" w:type="dxa"/>
+              <w:right w:w="120" w:type="dxa"/>
+            </w:tcMar>
+          </w:tcPr>
+          <w:p>
+            <w:r>
+              <w:rPr>
+                <w:rFonts w:ascii="Calibri" w:hAnsi="Calibri"/>
+                <w:color w:val="1F2937"/>
+                <w:sz w:val="19"/>
+              </w:rPr>
+              <w:t>Strict payload validation, HTTP 400 rejection on malformed inputs, XSS URL sanitization, security headers injection, and role-based route clearance across 8 personas.</w:t>
+            </w:r>
+          </w:p>
+        </w:tc>
+      </w:tr>
+      <w:tr>
+        <w:tc>
+          <w:tcPr>
+            <w:tcW w:type="dxa" w:w="1872"/>
+            <w:shd w:fill="FFFFFF"/>
+            <w:tcMar>
+              <w:top w:w="90" w:type="dxa"/>
+              <w:bottom w:w="90" w:type="dxa"/>
+              <w:left w:w="120" w:type="dxa"/>
+              <w:right w:w="120" w:type="dxa"/>
+            </w:tcMar>
+          </w:tcPr>
+          <w:p>
+            <w:r>
+              <w:rPr>
+                <w:rFonts w:ascii="Calibri" w:hAnsi="Calibri"/>
+                <w:color w:val="1F2937"/>
+                <w:sz w:val="19"/>
+              </w:rPr>
+              <w:t>Spatial Engine Tier</w:t>
+            </w:r>
+          </w:p>
+        </w:tc>
+        <w:tc>
+          <w:tcPr>
+            <w:tcW w:type="dxa" w:w="2736"/>
+            <w:shd w:fill="FFFFFF"/>
+            <w:tcMar>
+              <w:top w:w="90" w:type="dxa"/>
+              <w:bottom w:w="90" w:type="dxa"/>
+              <w:left w:w="120" w:type="dxa"/>
+              <w:right w:w="120" w:type="dxa"/>
+            </w:tcMar>
+          </w:tcPr>
+          <w:p>
+            <w:r>
+              <w:rPr>
+                <w:rFonts w:ascii="Calibri" w:hAnsi="Calibri"/>
+                <w:color w:val="1F2937"/>
+                <w:sz w:val="19"/>
+              </w:rPr>
+              <w:t>PostgreSQL 17 with PostGIS 3.3.7</w:t>
+            </w:r>
+          </w:p>
+        </w:tc>
+        <w:tc>
+          <w:tcPr>
+            <w:tcW w:type="dxa" w:w="4752"/>
+            <w:shd w:fill="FFFFFF"/>
+            <w:tcMar>
+              <w:top w:w="90" w:type="dxa"/>
+              <w:bottom w:w="90" w:type="dxa"/>
+              <w:left w:w="120" w:type="dxa"/>
+              <w:right w:w="120" w:type="dxa"/>
+            </w:tcMar>
+          </w:tcPr>
+          <w:p>
+            <w:r>
+              <w:rPr>
+                <w:rFonts w:ascii="Calibri" w:hAnsi="Calibri"/>
+                <w:color w:val="1F2937"/>
+                <w:sz w:val="19"/>
+              </w:rPr>
+              <w:t>Geodesic KNN guard dispatching (ST_Distance), geofence polygon matching (ST_Within), spatial radius broadcasts, and 5 custom SQL RPC spatial functions.</w:t>
+            </w:r>
+          </w:p>
+        </w:tc>
+      </w:tr>
+      <w:tr>
+        <w:tc>
+          <w:tcPr>
+            <w:tcW w:type="dxa" w:w="1872"/>
+            <w:shd w:fill="FAFAFA"/>
+            <w:tcMar>
+              <w:top w:w="90" w:type="dxa"/>
+              <w:bottom w:w="90" w:type="dxa"/>
+              <w:left w:w="120" w:type="dxa"/>
+              <w:right w:w="120" w:type="dxa"/>
+            </w:tcMar>
+          </w:tcPr>
+          <w:p>
+            <w:r>
+              <w:rPr>
+                <w:rFonts w:ascii="Calibri" w:hAnsi="Calibri"/>
+                <w:color w:val="1F2937"/>
+                <w:sz w:val="19"/>
+              </w:rPr>
+              <w:t>AI Intelligence Tier</w:t>
+            </w:r>
+          </w:p>
+        </w:tc>
+        <w:tc>
+          <w:tcPr>
+            <w:tcW w:type="dxa" w:w="2736"/>
+            <w:shd w:fill="FAFAFA"/>
+            <w:tcMar>
+              <w:top w:w="90" w:type="dxa"/>
+              <w:bottom w:w="90" w:type="dxa"/>
+              <w:left w:w="120" w:type="dxa"/>
+              <w:right w:w="120" w:type="dxa"/>
+            </w:tcMar>
+          </w:tcPr>
+          <w:p>
+            <w:r>
+              <w:rPr>
+                <w:rFonts w:ascii="Calibri" w:hAnsi="Calibri"/>
+                <w:color w:val="1F2937"/>
+                <w:sz w:val="19"/>
+              </w:rPr>
+              <w:t>Google Gemini 2.0 Flash SDK, Deterministic Rule Fallback Engine</w:t>
+            </w:r>
+          </w:p>
+        </w:tc>
+        <w:tc>
+          <w:tcPr>
+            <w:tcW w:type="dxa" w:w="4752"/>
+            <w:shd w:fill="FAFAFA"/>
+            <w:tcMar>
+              <w:top w:w="90" w:type="dxa"/>
+              <w:bottom w:w="90" w:type="dxa"/>
+              <w:left w:w="120" w:type="dxa"/>
+              <w:right w:w="120" w:type="dxa"/>
+            </w:tcMar>
+          </w:tcPr>
+          <w:p>
+            <w:r>
+              <w:rPr>
+                <w:rFonts w:ascii="Calibri" w:hAnsi="Calibri"/>
+                <w:color w:val="1F2937"/>
+                <w:sz w:val="19"/>
+              </w:rPr>
+              <w:t>Zero-Trust Copilot, automated tip categorization, mental health crisis triage, 3-bullet clinician briefings, and predictive 0–100 Campus Risk Scoring.</w:t>
+            </w:r>
+          </w:p>
+        </w:tc>
+      </w:tr>
+      <w:tr>
+        <w:tc>
+          <w:tcPr>
+            <w:tcW w:type="dxa" w:w="1872"/>
+            <w:shd w:fill="FFFFFF"/>
+            <w:tcMar>
+              <w:top w:w="90" w:type="dxa"/>
+              <w:bottom w:w="90" w:type="dxa"/>
+              <w:left w:w="120" w:type="dxa"/>
+              <w:right w:w="120" w:type="dxa"/>
+            </w:tcMar>
+          </w:tcPr>
+          <w:p>
+            <w:r>
+              <w:rPr>
+                <w:rFonts w:ascii="Calibri" w:hAnsi="Calibri"/>
+                <w:color w:val="1F2937"/>
+                <w:sz w:val="19"/>
+              </w:rPr>
+              <w:t>Database &amp; Security Tier</w:t>
+            </w:r>
+          </w:p>
+        </w:tc>
+        <w:tc>
+          <w:tcPr>
+            <w:tcW w:type="dxa" w:w="2736"/>
+            <w:shd w:fill="FFFFFF"/>
+            <w:tcMar>
+              <w:top w:w="90" w:type="dxa"/>
+              <w:bottom w:w="90" w:type="dxa"/>
+              <w:left w:w="120" w:type="dxa"/>
+              <w:right w:w="120" w:type="dxa"/>
+            </w:tcMar>
+          </w:tcPr>
+          <w:p>
+            <w:r>
+              <w:rPr>
+                <w:rFonts w:ascii="Calibri" w:hAnsi="Calibri"/>
+                <w:color w:val="1F2937"/>
+                <w:sz w:val="19"/>
+              </w:rPr>
+              <w:t>Supabase PostgreSQL 17, Row-Level Security (RLS)</w:t>
+            </w:r>
+          </w:p>
+        </w:tc>
+        <w:tc>
+          <w:tcPr>
+            <w:tcW w:type="dxa" w:w="4752"/>
+            <w:shd w:fill="FFFFFF"/>
+            <w:tcMar>
+              <w:top w:w="90" w:type="dxa"/>
+              <w:bottom w:w="90" w:type="dxa"/>
+              <w:left w:w="120" w:type="dxa"/>
+              <w:right w:w="120" w:type="dxa"/>
+            </w:tcMar>
+          </w:tcPr>
+          <w:p>
+            <w:r>
+              <w:rPr>
+                <w:rFonts w:ascii="Calibri" w:hAnsi="Calibri"/>
+                <w:color w:val="1F2937"/>
+                <w:sz w:val="19"/>
+              </w:rPr>
+              <w:t>14 relational tables, 10 enumerations, ~50 declarative RLS policies, FERPA data privacy barriers, and cryptographic JWT session management.</w:t>
+            </w:r>
+          </w:p>
+        </w:tc>
+      </w:tr>
+      <w:tr>
+        <w:tc>
+          <w:tcPr>
+            <w:tcW w:type="dxa" w:w="1872"/>
+            <w:shd w:fill="FAFAFA"/>
+            <w:tcMar>
+              <w:top w:w="90" w:type="dxa"/>
+              <w:bottom w:w="90" w:type="dxa"/>
+              <w:left w:w="120" w:type="dxa"/>
+              <w:right w:w="120" w:type="dxa"/>
+            </w:tcMar>
+          </w:tcPr>
+          <w:p>
+            <w:r>
+              <w:rPr>
+                <w:rFonts w:ascii="Calibri" w:hAnsi="Calibri"/>
+                <w:color w:val="1F2937"/>
+                <w:sz w:val="19"/>
+              </w:rPr>
+              <w:t>Offline Resilience Tier</w:t>
+            </w:r>
+          </w:p>
+        </w:tc>
+        <w:tc>
+          <w:tcPr>
+            <w:tcW w:type="dxa" w:w="2736"/>
+            <w:shd w:fill="FAFAFA"/>
+            <w:tcMar>
+              <w:top w:w="90" w:type="dxa"/>
+              <w:bottom w:w="90" w:type="dxa"/>
+              <w:left w:w="120" w:type="dxa"/>
+              <w:right w:w="120" w:type="dxa"/>
+            </w:tcMar>
+          </w:tcPr>
+          <w:p>
+            <w:r>
+              <w:rPr>
+                <w:rFonts w:ascii="Calibri" w:hAnsi="Calibri"/>
+                <w:color w:val="1F2937"/>
+                <w:sz w:val="19"/>
+              </w:rPr>
+              <w:t>Native Mobile SMS URI Schemes</w:t>
+            </w:r>
+          </w:p>
+        </w:tc>
+        <w:tc>
+          <w:tcPr>
+            <w:tcW w:type="dxa" w:w="4752"/>
+            <w:shd w:fill="FAFAFA"/>
+            <w:tcMar>
+              <w:top w:w="90" w:type="dxa"/>
+              <w:bottom w:w="90" w:type="dxa"/>
+              <w:left w:w="120" w:type="dxa"/>
+              <w:right w:w="120" w:type="dxa"/>
+            </w:tcMar>
+          </w:tcPr>
+          <w:p>
+            <w:r>
+              <w:rPr>
+                <w:rFonts w:ascii="Calibri" w:hAnsi="Calibri"/>
+                <w:color w:val="1F2937"/>
+                <w:sz w:val="19"/>
+              </w:rPr>
+              <w:t>Zero-connectivity emergency panic beacon with pre-populated GPS coordinates and medical telemetry via cellular SMS.</w:t>
+            </w:r>
+          </w:p>
+        </w:tc>
+      </w:tr>
+    </w:tbl>
+    <w:p/>
+    <w:p>
+      <w:pPr>
+        <w:pStyle w:val="Heading2"/>
+      </w:pPr>
+      <w:r>
+        <w:t>3.1 AI Safety Boundaries &amp; Governance</w:t>
+      </w:r>
+    </w:p>
+    <w:p>
+      <w:pPr>
+        <w:pStyle w:val="ListBullet"/>
+        <w:spacing w:after="60" w:before="0"/>
+      </w:pPr>
+      <w:r>
+        <w:rPr>
+          <w:sz w:val="21"/>
+        </w:rPr>
+        <w:t>AI is positioned as an operational assistant, not an autonomous authority for high-impact decisions.</w:t>
+      </w:r>
+    </w:p>
+    <w:p>
+      <w:pPr>
+        <w:pStyle w:val="ListBullet"/>
+        <w:spacing w:after="60" w:before="0"/>
+      </w:pPr>
+      <w:r>
+        <w:rPr>
+          <w:sz w:val="21"/>
+        </w:rPr>
+        <w:t>AI responses are constrained to the user's authorization scope via server-side RBAC verification.</w:t>
+      </w:r>
+    </w:p>
+    <w:p>
+      <w:pPr>
+        <w:pStyle w:val="ListBullet"/>
+        <w:spacing w:after="60" w:before="0"/>
+      </w:pPr>
+      <w:r>
+        <w:rPr>
+          <w:sz w:val="21"/>
+        </w:rPr>
+        <w:t>Structured AI outputs are validated before downstream use in incident management workflows.</w:t>
+      </w:r>
+    </w:p>
+    <w:p>
+      <w:pPr>
+        <w:pStyle w:val="ListBullet"/>
+        <w:spacing w:after="60" w:before="0"/>
+      </w:pPr>
+      <w:r>
+        <w:rPr>
+          <w:sz w:val="21"/>
+        </w:rPr>
+        <w:t>The AI layer never receives database credentials; all queries execute through RLS-protected clients.</w:t>
+      </w:r>
+    </w:p>
+    <w:p>
+      <w:pPr>
+        <w:pStyle w:val="ListBullet"/>
+        <w:spacing w:after="60" w:before="0"/>
+      </w:pPr>
+      <w:r>
+        <w:rPr>
+          <w:sz w:val="21"/>
+        </w:rPr>
+        <w:t>Failures, timeouts, and invalid AI output trigger graceful deterministic fallback engines.</w:t>
+      </w:r>
+    </w:p>
+    <w:p>
+      <w:pPr>
+        <w:pStyle w:val="Heading1"/>
+      </w:pPr>
+      <w:r>
+        <w:t>4. Core Functional Modules &amp; Feature Catalog</w:t>
+      </w:r>
+    </w:p>
+    <w:p>
+      <w:pPr>
+        <w:pStyle w:val="Heading2"/>
+      </w:pPr>
+      <w:r>
+        <w:t>4.1 Tiered Emergency SOS &amp; Offline Failsafe</w:t>
+      </w:r>
+    </w:p>
+    <w:p>
+      <w:pPr>
+        <w:pStyle w:val="ListBullet"/>
+        <w:spacing w:after="60" w:before="0"/>
+      </w:pPr>
+      <w:r>
+        <w:rPr>
+          <w:b/>
+          <w:color w:val="000000"/>
+        </w:rPr>
+        <w:t xml:space="preserve">Dual-Level Severity Pipeline: </w:t>
+      </w:r>
+      <w:r>
+        <w:rPr>
+          <w:sz w:val="21"/>
+        </w:rPr>
+        <w:t>Provides Level 1 (Internal Campus Security Dispatch) and Level 2 (Police / 112 Direct Escalation) distress workflows.</w:t>
+      </w:r>
+    </w:p>
+    <w:p>
+      <w:pPr>
+        <w:pStyle w:val="ListBullet"/>
+        <w:spacing w:after="60" w:before="0"/>
+      </w:pPr>
+      <w:r>
+        <w:rPr>
+          <w:b/>
+          <w:color w:val="000000"/>
+        </w:rPr>
+        <w:t xml:space="preserve">Automated Medical &amp; Profile Telemetry: </w:t>
+      </w:r>
+      <w:r>
+        <w:rPr>
+          <w:sz w:val="21"/>
+        </w:rPr>
+        <w:t>Dispatches alerts containing verified coordinates, indoor building location, blood group, and medical conditions.</w:t>
+      </w:r>
+    </w:p>
+    <w:p>
+      <w:pPr>
+        <w:pStyle w:val="ListBullet"/>
+        <w:spacing w:after="60" w:before="0"/>
+      </w:pPr>
+      <w:r>
+        <w:rPr>
+          <w:b/>
+          <w:color w:val="000000"/>
+        </w:rPr>
+        <w:t xml:space="preserve">Zero-Data SMS Failsafe: </w:t>
+      </w:r>
+      <w:r>
+        <w:rPr>
+          <w:sz w:val="21"/>
+        </w:rPr>
+        <w:t>In zero-connectivity campus basements, automatically generates an SMS URI with encrypted coordinates sent to campus dispatchers.</w:t>
+      </w:r>
+    </w:p>
+    <w:p>
+      <w:pPr>
+        <w:pStyle w:val="ListBullet"/>
+        <w:spacing w:after="60" w:before="0"/>
+      </w:pPr>
+      <w:r>
+        <w:rPr>
+          <w:b/>
+          <w:color w:val="000000"/>
+        </w:rPr>
+        <w:t xml:space="preserve">7-Stage Incident Lifecycle: </w:t>
+      </w:r>
+      <w:r>
+        <w:rPr>
+          <w:sz w:val="21"/>
+        </w:rPr>
+        <w:t>Full incident progression tracking: Reported → AI Triage → Assigned → Acknowledged → Dispatched → Arrived → Resolved.</w:t>
+      </w:r>
+    </w:p>
+    <w:p>
+      <w:pPr>
+        <w:pStyle w:val="Heading2"/>
+      </w:pPr>
+      <w:r>
+        <w:t>4.2 Indoor Dead-Reckoning via Academic Timetable</w:t>
+      </w:r>
+    </w:p>
+    <w:p>
+      <w:pPr>
+        <w:pStyle w:val="ListBullet"/>
+        <w:spacing w:after="60" w:before="0"/>
+      </w:pPr>
+      <w:r>
+        <w:rPr>
+          <w:b/>
+          <w:color w:val="000000"/>
+        </w:rPr>
+        <w:t xml:space="preserve">Automated Accuracy Thresholding: </w:t>
+      </w:r>
+      <w:r>
+        <w:rPr>
+          <w:sz w:val="21"/>
+        </w:rPr>
+        <w:t>Evaluates GPS horizontal accuracy; if accuracy exceeds 50 meters, triggers timetable fallback algorithms.</w:t>
+      </w:r>
+    </w:p>
+    <w:p>
+      <w:pPr>
+        <w:pStyle w:val="ListBullet"/>
+        <w:spacing w:after="60" w:before="0"/>
+      </w:pPr>
+      <w:r>
+        <w:rPr>
+          <w:b/>
+          <w:color w:val="000000"/>
+        </w:rPr>
+        <w:t xml:space="preserve">Spatial Cross-Validation: </w:t>
+      </w:r>
+      <w:r>
+        <w:rPr>
+          <w:sz w:val="21"/>
+        </w:rPr>
+        <w:t>Queries timetable_slots matching user ID, current day, and timestamp to extract scheduled building and classroom.</w:t>
+      </w:r>
+    </w:p>
+    <w:p>
+      <w:pPr>
+        <w:pStyle w:val="ListBullet"/>
+        <w:spacing w:after="60" w:before="0"/>
+      </w:pPr>
+      <w:r>
+        <w:rPr>
+          <w:b/>
+          <w:color w:val="000000"/>
+        </w:rPr>
+        <w:t xml:space="preserve">Zero-CapEx Resolution: </w:t>
+      </w:r>
+      <w:r>
+        <w:rPr>
+          <w:sz w:val="21"/>
+        </w:rPr>
+        <w:t>Presents responders with high-confidence room-level location tags without requiring hardware beacons.</w:t>
+      </w:r>
+    </w:p>
+    <w:p>
+      <w:pPr>
+        <w:pStyle w:val="Heading2"/>
+      </w:pPr>
+      <w:r>
+        <w:t>4.3 Automated AI Incident Classification &amp; Grievance Triage</w:t>
+      </w:r>
+    </w:p>
+    <w:p>
+      <w:pPr>
+        <w:pStyle w:val="ListBullet"/>
+        <w:spacing w:after="60" w:before="0"/>
+      </w:pPr>
+      <w:r>
+        <w:rPr>
+          <w:b/>
+          <w:color w:val="000000"/>
+        </w:rPr>
+        <w:t xml:space="preserve">Autonomous Multi-Class Categorization: </w:t>
+      </w:r>
+      <w:r>
+        <w:rPr>
+          <w:sz w:val="21"/>
+        </w:rPr>
+        <w:t>Classifies campus tips and complaints into categories (Ragging, Harassment, Infrastructure, Medical, Academic, Other).</w:t>
+      </w:r>
+    </w:p>
+    <w:p>
+      <w:pPr>
+        <w:pStyle w:val="ListBullet"/>
+        <w:spacing w:after="60" w:before="0"/>
+      </w:pPr>
+      <w:r>
+        <w:rPr>
+          <w:b/>
+          <w:color w:val="000000"/>
+        </w:rPr>
+        <w:t xml:space="preserve">Automated SLA Prioritization: </w:t>
+      </w:r>
+      <w:r>
+        <w:rPr>
+          <w:sz w:val="21"/>
+        </w:rPr>
+        <w:t>Assigns severity indices (Low, Medium, High, Critical) and routes notifications to designated department heads.</w:t>
+      </w:r>
+    </w:p>
+    <w:p>
+      <w:pPr>
+        <w:pStyle w:val="ListBullet"/>
+        <w:spacing w:after="60" w:before="0"/>
+      </w:pPr>
+      <w:r>
+        <w:rPr>
+          <w:b/>
+          <w:color w:val="000000"/>
+        </w:rPr>
+        <w:t xml:space="preserve">Deterministic Fallback Engine: </w:t>
+      </w:r>
+      <w:r>
+        <w:rPr>
+          <w:sz w:val="21"/>
+        </w:rPr>
+        <w:t>If the primary Gemini API is unreachable, deterministic expert rule heuristics process incidents with high confidence.</w:t>
+      </w:r>
+    </w:p>
+    <w:p>
+      <w:pPr>
+        <w:pStyle w:val="ListBullet"/>
+        <w:spacing w:after="60" w:before="0"/>
+      </w:pPr>
+      <w:r>
+        <w:rPr>
+          <w:b/>
+          <w:color w:val="000000"/>
+        </w:rPr>
+        <w:t xml:space="preserve">Whistleblower Identity Sanitization: </w:t>
+      </w:r>
+      <w:r>
+        <w:rPr>
+          <w:sz w:val="21"/>
+        </w:rPr>
+        <w:t>Masks anonymous incident reports on public feeds to protect whistleblower identity while preserving audit trails.</w:t>
+      </w:r>
+    </w:p>
+    <w:p>
+      <w:pPr>
+        <w:pStyle w:val="Heading2"/>
+      </w:pPr>
+      <w:r>
+        <w:t>4.4 AI Predictive Risk Intelligence &amp; Pattern Mining</w:t>
+      </w:r>
+    </w:p>
+    <w:p>
+      <w:pPr>
+        <w:pStyle w:val="ListBullet"/>
+        <w:spacing w:after="60" w:before="0"/>
+      </w:pPr>
+      <w:r>
+        <w:rPr>
+          <w:b/>
+          <w:color w:val="000000"/>
+        </w:rPr>
+        <w:t xml:space="preserve">Campus Risk Score (0–100): </w:t>
+      </w:r>
+      <w:r>
+        <w:rPr>
+          <w:sz w:val="21"/>
+        </w:rPr>
+        <w:t>Computes a dynamic 0–100 Campus Risk Score across 6 mandatory evaluation categories (Infrastructure, Security, Fire, Crowding, Hostel, Transport).</w:t>
+      </w:r>
+    </w:p>
+    <w:p>
+      <w:pPr>
+        <w:pStyle w:val="ListBullet"/>
+        <w:spacing w:after="60" w:before="0"/>
+      </w:pPr>
+      <w:r>
+        <w:rPr>
+          <w:b/>
+          <w:color w:val="000000"/>
+        </w:rPr>
+        <w:t xml:space="preserve">Spatial Pattern Cluster Detection: </w:t>
+      </w:r>
+      <w:r>
+        <w:rPr>
+          <w:sz w:val="21"/>
+        </w:rPr>
+        <w:t>Detects recurring hazard clusters (e.g. Block D 7-incident infrastructure cluster) and generates targeted operational recommendations.</w:t>
+      </w:r>
+    </w:p>
+    <w:p>
+      <w:pPr>
+        <w:pStyle w:val="ListBullet"/>
+        <w:spacing w:after="60" w:before="0"/>
+      </w:pPr>
+      <w:r>
+        <w:rPr>
+          <w:b/>
+          <w:color w:val="000000"/>
+        </w:rPr>
+        <w:t xml:space="preserve">SLA Response Trend Analysis: </w:t>
+      </w:r>
+      <w:r>
+        <w:rPr>
+          <w:sz w:val="21"/>
+        </w:rPr>
+        <w:t>Analyzes incident response time trends and SLA compliance metrics to identify operational bottlenecks.</w:t>
+      </w:r>
+    </w:p>
+    <w:p>
+      <w:pPr>
+        <w:pStyle w:val="Heading2"/>
+      </w:pPr>
+      <w:r>
+        <w:t>4.5 Mental Health Crisis Triage &amp; Counselor Warm Handoff</w:t>
+      </w:r>
+    </w:p>
+    <w:p>
+      <w:pPr>
+        <w:pStyle w:val="ListBullet"/>
+        <w:spacing w:after="60" w:before="0"/>
+      </w:pPr>
+      <w:r>
+        <w:rPr>
+          <w:b/>
+          <w:color w:val="000000"/>
+        </w:rPr>
+        <w:t xml:space="preserve">Crisis Urgency Assessment: </w:t>
+      </w:r>
+      <w:r>
+        <w:rPr>
+          <w:sz w:val="21"/>
+        </w:rPr>
+        <w:t>Analyzes conversational inputs to detect self-harm, assault, or high distress while deflecting low-urgency spam.</w:t>
+      </w:r>
+    </w:p>
+    <w:p>
+      <w:pPr>
+        <w:pStyle w:val="ListBullet"/>
+        <w:spacing w:after="60" w:before="0"/>
+      </w:pPr>
+      <w:r>
+        <w:rPr>
+          <w:b/>
+          <w:color w:val="000000"/>
+        </w:rPr>
+        <w:t xml:space="preserve">AI Warm Handoff Briefing: </w:t>
+      </w:r>
+      <w:r>
+        <w:rPr>
+          <w:sz w:val="21"/>
+        </w:rPr>
+        <w:t>Generates a structured 3-bullet factual summary and recommended clinical engagement approach for licensed therapists.</w:t>
+      </w:r>
+    </w:p>
+    <w:p>
+      <w:pPr>
+        <w:pStyle w:val="ListBullet"/>
+        <w:spacing w:after="60" w:before="0"/>
+      </w:pPr>
+      <w:r>
+        <w:rPr>
+          <w:b/>
+          <w:color w:val="000000"/>
+        </w:rPr>
+        <w:t xml:space="preserve">Therapist Slot Load Balancing: </w:t>
+      </w:r>
+      <w:r>
+        <w:rPr>
+          <w:sz w:val="21"/>
+        </w:rPr>
+        <w:t>Assigns students to available counselors based on active session load balancing and current schedule slots.</w:t>
+      </w:r>
+    </w:p>
+    <w:p>
+      <w:pPr>
+        <w:pStyle w:val="Heading2"/>
+      </w:pPr>
+      <w:r>
+        <w:t>4.6 Zero-Trust Campus Copilot &amp; Student Privacy (FERPA)</w:t>
+      </w:r>
+    </w:p>
+    <w:p>
+      <w:pPr>
+        <w:pStyle w:val="ListBullet"/>
+        <w:spacing w:after="60" w:before="0"/>
+      </w:pPr>
+      <w:r>
+        <w:rPr>
+          <w:b/>
+          <w:color w:val="000000"/>
+        </w:rPr>
+        <w:t xml:space="preserve">Server-Side Authorizer Gateway: </w:t>
+      </w:r>
+      <w:r>
+        <w:rPr>
+          <w:sz w:val="21"/>
+        </w:rPr>
+        <w:t>All Copilot tools execute behind a server-side authorization gateway checking authenticated JWT roles.</w:t>
+      </w:r>
+    </w:p>
+    <w:p>
+      <w:pPr>
+        <w:pStyle w:val="ListBullet"/>
+        <w:spacing w:after="60" w:before="0"/>
+      </w:pPr>
+      <w:r>
+        <w:rPr>
+          <w:b/>
+          <w:color w:val="000000"/>
+        </w:rPr>
+        <w:t xml:space="preserve">FERPA Isolation Protocol: </w:t>
+      </w:r>
+      <w:r>
+        <w:rPr>
+          <w:sz w:val="21"/>
+        </w:rPr>
+        <w:t>Strict barriers prevent students from viewing peer academic/attendance data and parents from viewing unlinked children.</w:t>
+      </w:r>
+    </w:p>
+    <w:p>
+      <w:pPr>
+        <w:pStyle w:val="ListBullet"/>
+        <w:spacing w:after="60" w:before="0"/>
+      </w:pPr>
+      <w:r>
+        <w:rPr>
+          <w:b/>
+          <w:color w:val="000000"/>
+        </w:rPr>
+        <w:t xml:space="preserve">Prompt Injection Hardening: </w:t>
+      </w:r>
+      <w:r>
+        <w:rPr>
+          <w:sz w:val="21"/>
+        </w:rPr>
+        <w:t>Deflects prompt injection attacks, system prompt leakage attempts, and conversational role spoofing.</w:t>
+      </w:r>
+    </w:p>
+    <w:p>
+      <w:pPr>
+        <w:pStyle w:val="Heading2"/>
+      </w:pPr>
+      <w:r>
+        <w:t>4.7 Zero-Knowledge Privacy Architecture (Ghost Mode)</w:t>
+      </w:r>
+    </w:p>
+    <w:p>
+      <w:pPr>
+        <w:pStyle w:val="ListBullet"/>
+        <w:spacing w:after="60" w:before="0"/>
+      </w:pPr>
+      <w:r>
+        <w:rPr>
+          <w:b/>
+          <w:color w:val="000000"/>
+        </w:rPr>
+        <w:t xml:space="preserve">Zero-Telemetry Default: </w:t>
+      </w:r>
+      <w:r>
+        <w:rPr>
+          <w:sz w:val="21"/>
+        </w:rPr>
+        <w:t>Student GPS coordinates are never streamed continuously to the server during routine campus operations.</w:t>
+      </w:r>
+    </w:p>
+    <w:p>
+      <w:pPr>
+        <w:pStyle w:val="ListBullet"/>
+        <w:spacing w:after="60" w:before="0"/>
+      </w:pPr>
+      <w:r>
+        <w:rPr>
+          <w:b/>
+          <w:color w:val="000000"/>
+        </w:rPr>
+        <w:t xml:space="preserve">Event-Triggered Location Capture: </w:t>
+      </w:r>
+      <w:r>
+        <w:rPr>
+          <w:sz w:val="21"/>
+        </w:rPr>
+        <w:t>Location is captured exclusively on explicit safety events, tagged with an immutable location_reason enum (sos, attendance, night_walk).</w:t>
+      </w:r>
+    </w:p>
+    <w:p>
+      <w:pPr>
+        <w:pStyle w:val="ListBullet"/>
+        <w:spacing w:after="60" w:before="0"/>
+      </w:pPr>
+      <w:r>
+        <w:rPr>
+          <w:b/>
+          <w:color w:val="000000"/>
+        </w:rPr>
+        <w:t xml:space="preserve">Privacy-by-Design Guarantee: </w:t>
+      </w:r>
+      <w:r>
+        <w:rPr>
+          <w:sz w:val="21"/>
+        </w:rPr>
+        <w:t>Eliminates passive surveillance concerns while ensuring full location fidelity during genuine safety events.</w:t>
+      </w:r>
+    </w:p>
+    <w:p>
+      <w:pPr>
+        <w:pStyle w:val="Heading2"/>
+      </w:pPr>
+      <w:r>
+        <w:t>4.8 Campus ERP Integrations (Attendance, Hostel, Leave Passes)</w:t>
+      </w:r>
+    </w:p>
+    <w:p>
+      <w:pPr>
+        <w:pStyle w:val="ListBullet"/>
+        <w:spacing w:after="60" w:before="0"/>
+      </w:pPr>
+      <w:r>
+        <w:rPr>
+          <w:b/>
+          <w:color w:val="000000"/>
+        </w:rPr>
+        <w:t xml:space="preserve">Geofenced Class Attendance: </w:t>
+      </w:r>
+      <w:r>
+        <w:rPr>
+          <w:sz w:val="21"/>
+        </w:rPr>
+        <w:t>Automates lecture attendance marking when student position falls inside building polygon boundaries (ST_Within).</w:t>
+      </w:r>
+    </w:p>
+    <w:p>
+      <w:pPr>
+        <w:pStyle w:val="ListBullet"/>
+        <w:spacing w:after="60" w:before="0"/>
+      </w:pPr>
+      <w:r>
+        <w:rPr>
+          <w:b/>
+          <w:color w:val="000000"/>
+        </w:rPr>
+        <w:t xml:space="preserve">Hostel Outing &amp; Gate Pass Cross-Validation: </w:t>
+      </w:r>
+      <w:r>
+        <w:rPr>
+          <w:sz w:val="21"/>
+        </w:rPr>
+        <w:t>Captures off-campus destination coordinates and cross-validates SOS GPS against approved leave destinations within 500m using find_active_outing() spatial RPC.</w:t>
+      </w:r>
+    </w:p>
+    <w:p>
+      <w:pPr>
+        <w:pStyle w:val="ListBullet"/>
+        <w:spacing w:after="60" w:before="0"/>
+      </w:pPr>
+      <w:r>
+        <w:rPr>
+          <w:b/>
+          <w:color w:val="000000"/>
+        </w:rPr>
+        <w:t xml:space="preserve">Night Walk Escort Mode: </w:t>
+      </w:r>
+      <w:r>
+        <w:rPr>
+          <w:sz w:val="21"/>
+        </w:rPr>
+        <w:t>Monitors solo evening travel across campus with periodic heartbeat check-ins and automated trusted-circle escalation.</w:t>
+      </w:r>
+    </w:p>
+    <w:p>
+      <w:pPr>
+        <w:pStyle w:val="ListBullet"/>
+        <w:spacing w:after="60" w:before="0"/>
+      </w:pPr>
+      <w:r>
+        <w:rPr>
+          <w:b/>
+          <w:color w:val="000000"/>
+        </w:rPr>
+        <w:t xml:space="preserve">Fake Call Simulation: </w:t>
+      </w:r>
+      <w:r>
+        <w:rPr>
+          <w:sz w:val="21"/>
+        </w:rPr>
+        <w:t>Frontend simulated incoming call overlay to discreetly exit unsafe situations without drawing attention.</w:t>
+      </w:r>
+    </w:p>
+    <w:p>
+      <w:pPr>
+        <w:pStyle w:val="Heading1"/>
+      </w:pPr>
+      <w:r>
+        <w:t>5. Database Architecture &amp; PostGIS Data Model</w:t>
+      </w:r>
+    </w:p>
+    <w:p>
+      <w:r>
+        <w:t>The database is built on PostgreSQL 17 with PostGIS 3.3.7, comprising 14 core tables, 10 enumerations, PostGIS spatial geometries, 5 custom SQL RPC spatial functions, 3 materialized views, and ~50 declarative RLS policies. The schema is managed through 10 structured SQL migration files totaling over 97 KB of production-grade DDL.</w:t>
+      </w:r>
+    </w:p>
+    <w:tbl>
+      <w:tblPr>
+        <w:tblW w:type="auto" w:w="0"/>
+        <w:jc w:val="center"/>
+        <w:tblLayout w:type="fixed"/>
+        <w:tblLook w:firstColumn="1" w:firstRow="1" w:lastColumn="0" w:lastRow="0" w:noHBand="0" w:noVBand="1" w:val="04A0"/>
+      </w:tblPr>
+      <w:tblGrid>
+        <w:gridCol w:w="2340"/>
+        <w:gridCol w:w="2340"/>
+        <w:gridCol w:w="2340"/>
+        <w:gridCol w:w="2340"/>
+      </w:tblGrid>
+      <w:tr>
+        <w:tc>
+          <w:tcPr>
+            <w:tcW w:type="dxa" w:w="1872"/>
+            <w:shd w:fill="F3F4F6"/>
+            <w:tcMar>
+              <w:top w:w="120" w:type="dxa"/>
+              <w:bottom w:w="120" w:type="dxa"/>
+              <w:left w:w="120" w:type="dxa"/>
+              <w:right w:w="120" w:type="dxa"/>
+            </w:tcMar>
+          </w:tcPr>
+          <w:p>
+            <w:r>
+              <w:rPr>
+                <w:rFonts w:ascii="Calibri" w:hAnsi="Calibri"/>
+                <w:b/>
+                <w:color w:val="000000"/>
+                <w:sz w:val="20"/>
+              </w:rPr>
+              <w:t>Table Name</w:t>
             </w:r>
           </w:p>
         </w:tc>
         <w:tc>
           <w:tcPr>
             <w:tcW w:type="dxa" w:w="2880"/>
+            <w:shd w:fill="F3F4F6"/>
+            <w:tcMar>
+              <w:top w:w="120" w:type="dxa"/>
+              <w:bottom w:w="120" w:type="dxa"/>
+              <w:left w:w="120" w:type="dxa"/>
+              <w:right w:w="120" w:type="dxa"/>
+            </w:tcMar>
           </w:tcPr>
           <w:p>
             <w:r>
               <w:rPr>
+                <w:rFonts w:ascii="Calibri" w:hAnsi="Calibri"/>
                 <w:b/>
+                <w:color w:val="000000"/>
+                <w:sz w:val="20"/>
               </w:rPr>
-              <w:t>Technology</w:t>
+              <w:t>Primary Columns &amp; Geometries</w:t>
+            </w:r>
+          </w:p>
+        </w:tc>
+        <w:tc>
+          <w:tcPr>
+            <w:tcW w:type="dxa" w:w="2160"/>
+            <w:shd w:fill="F3F4F6"/>
+            <w:tcMar>
+              <w:top w:w="120" w:type="dxa"/>
+              <w:bottom w:w="120" w:type="dxa"/>
+              <w:left w:w="120" w:type="dxa"/>
+              <w:right w:w="120" w:type="dxa"/>
+            </w:tcMar>
+          </w:tcPr>
+          <w:p>
+            <w:r>
+              <w:rPr>
+                <w:rFonts w:ascii="Calibri" w:hAnsi="Calibri"/>
+                <w:b/>
+                <w:color w:val="000000"/>
+                <w:sz w:val="20"/>
+              </w:rPr>
+              <w:t>Constraints &amp; FKs</w:t>
+            </w:r>
+          </w:p>
+        </w:tc>
+        <w:tc>
+          <w:tcPr>
+            <w:tcW w:type="dxa" w:w="2448"/>
+            <w:shd w:fill="F3F4F6"/>
+            <w:tcMar>
+              <w:top w:w="120" w:type="dxa"/>
+              <w:bottom w:w="120" w:type="dxa"/>
+              <w:left w:w="120" w:type="dxa"/>
+              <w:right w:w="120" w:type="dxa"/>
+            </w:tcMar>
+          </w:tcPr>
+          <w:p>
+            <w:r>
+              <w:rPr>
+                <w:rFonts w:ascii="Calibri" w:hAnsi="Calibri"/>
+                <w:b/>
+                <w:color w:val="000000"/>
+                <w:sz w:val="20"/>
+              </w:rPr>
+              <w:t>RLS Model</w:t>
+            </w:r>
+          </w:p>
+        </w:tc>
+      </w:tr>
+      <w:tr>
+        <w:tc>
+          <w:tcPr>
+            <w:tcW w:type="dxa" w:w="1872"/>
+            <w:shd w:fill="FFFFFF"/>
+            <w:tcMar>
+              <w:top w:w="90" w:type="dxa"/>
+              <w:bottom w:w="90" w:type="dxa"/>
+              <w:left w:w="120" w:type="dxa"/>
+              <w:right w:w="120" w:type="dxa"/>
+            </w:tcMar>
+          </w:tcPr>
+          <w:p>
+            <w:r>
+              <w:rPr>
+                <w:rFonts w:ascii="Calibri" w:hAnsi="Calibri"/>
+                <w:color w:val="1F2937"/>
+                <w:sz w:val="19"/>
+              </w:rPr>
+              <w:t>users</w:t>
             </w:r>
           </w:p>
         </w:tc>
         <w:tc>
           <w:tcPr>
             <w:tcW w:type="dxa" w:w="2880"/>
+            <w:shd w:fill="FFFFFF"/>
+            <w:tcMar>
+              <w:top w:w="90" w:type="dxa"/>
+              <w:bottom w:w="90" w:type="dxa"/>
+              <w:left w:w="120" w:type="dxa"/>
+              <w:right w:w="120" w:type="dxa"/>
+            </w:tcMar>
           </w:tcPr>
           <w:p>
             <w:r>
               <w:rPr>
+                <w:rFonts w:ascii="Calibri" w:hAnsi="Calibri"/>
+                <w:color w:val="1F2937"/>
+                <w:sz w:val="19"/>
+              </w:rPr>
+              <w:t>id (UUID), name, email, role, department, current_location (GEOGRAPHY), blood_group, medical_conditions</w:t>
+            </w:r>
+          </w:p>
+        </w:tc>
+        <w:tc>
+          <w:tcPr>
+            <w:tcW w:type="dxa" w:w="2160"/>
+            <w:shd w:fill="FFFFFF"/>
+            <w:tcMar>
+              <w:top w:w="90" w:type="dxa"/>
+              <w:bottom w:w="90" w:type="dxa"/>
+              <w:left w:w="120" w:type="dxa"/>
+              <w:right w:w="120" w:type="dxa"/>
+            </w:tcMar>
+          </w:tcPr>
+          <w:p>
+            <w:r>
+              <w:rPr>
+                <w:rFonts w:ascii="Calibri" w:hAnsi="Calibri"/>
+                <w:color w:val="1F2937"/>
+                <w:sz w:val="19"/>
+              </w:rPr>
+              <w:t>PK: id -&gt; auth.users; role enum</w:t>
+            </w:r>
+          </w:p>
+        </w:tc>
+        <w:tc>
+          <w:tcPr>
+            <w:tcW w:type="dxa" w:w="2448"/>
+            <w:shd w:fill="FFFFFF"/>
+            <w:tcMar>
+              <w:top w:w="90" w:type="dxa"/>
+              <w:bottom w:w="90" w:type="dxa"/>
+              <w:left w:w="120" w:type="dxa"/>
+              <w:right w:w="120" w:type="dxa"/>
+            </w:tcMar>
+          </w:tcPr>
+          <w:p>
+            <w:r>
+              <w:rPr>
+                <w:rFonts w:ascii="Calibri" w:hAnsi="Calibri"/>
+                <w:color w:val="1F2937"/>
+                <w:sz w:val="19"/>
+              </w:rPr>
+              <w:t>Self-update; Guard/Admin read.</w:t>
+            </w:r>
+          </w:p>
+        </w:tc>
+      </w:tr>
+      <w:tr>
+        <w:tc>
+          <w:tcPr>
+            <w:tcW w:type="dxa" w:w="1872"/>
+            <w:shd w:fill="FAFAFA"/>
+            <w:tcMar>
+              <w:top w:w="90" w:type="dxa"/>
+              <w:bottom w:w="90" w:type="dxa"/>
+              <w:left w:w="120" w:type="dxa"/>
+              <w:right w:w="120" w:type="dxa"/>
+            </w:tcMar>
+          </w:tcPr>
+          <w:p>
+            <w:r>
+              <w:rPr>
+                <w:rFonts w:ascii="Calibri" w:hAnsi="Calibri"/>
+                <w:color w:val="1F2937"/>
+                <w:sz w:val="19"/>
+              </w:rPr>
+              <w:t>incidents</w:t>
+            </w:r>
+          </w:p>
+        </w:tc>
+        <w:tc>
+          <w:tcPr>
+            <w:tcW w:type="dxa" w:w="2880"/>
+            <w:shd w:fill="FAFAFA"/>
+            <w:tcMar>
+              <w:top w:w="90" w:type="dxa"/>
+              <w:bottom w:w="90" w:type="dxa"/>
+              <w:left w:w="120" w:type="dxa"/>
+              <w:right w:w="120" w:type="dxa"/>
+            </w:tcMar>
+          </w:tcPr>
+          <w:p>
+            <w:r>
+              <w:rPr>
+                <w:rFonts w:ascii="Calibri" w:hAnsi="Calibri"/>
+                <w:color w:val="1F2937"/>
+                <w:sz w:val="19"/>
+              </w:rPr>
+              <w:t>id, reported_by, sos_level, location (GEOGRAPHY), fallback_building, status, assigned_to, ai_classification (JSONB)</w:t>
+            </w:r>
+          </w:p>
+        </w:tc>
+        <w:tc>
+          <w:tcPr>
+            <w:tcW w:type="dxa" w:w="2160"/>
+            <w:shd w:fill="FAFAFA"/>
+            <w:tcMar>
+              <w:top w:w="90" w:type="dxa"/>
+              <w:bottom w:w="90" w:type="dxa"/>
+              <w:left w:w="120" w:type="dxa"/>
+              <w:right w:w="120" w:type="dxa"/>
+            </w:tcMar>
+          </w:tcPr>
+          <w:p>
+            <w:r>
+              <w:rPr>
+                <w:rFonts w:ascii="Calibri" w:hAnsi="Calibri"/>
+                <w:color w:val="1F2937"/>
+                <w:sz w:val="19"/>
+              </w:rPr>
+              <w:t>FK: reported_by, assigned_to -&gt; users</w:t>
+            </w:r>
+          </w:p>
+        </w:tc>
+        <w:tc>
+          <w:tcPr>
+            <w:tcW w:type="dxa" w:w="2448"/>
+            <w:shd w:fill="FAFAFA"/>
+            <w:tcMar>
+              <w:top w:w="90" w:type="dxa"/>
+              <w:bottom w:w="90" w:type="dxa"/>
+              <w:left w:w="120" w:type="dxa"/>
+              <w:right w:w="120" w:type="dxa"/>
+            </w:tcMar>
+          </w:tcPr>
+          <w:p>
+            <w:r>
+              <w:rPr>
+                <w:rFonts w:ascii="Calibri" w:hAnsi="Calibri"/>
+                <w:color w:val="1F2937"/>
+                <w:sz w:val="19"/>
+              </w:rPr>
+              <w:t>Own read; Guards active; Admin all.</w:t>
+            </w:r>
+          </w:p>
+        </w:tc>
+      </w:tr>
+      <w:tr>
+        <w:tc>
+          <w:tcPr>
+            <w:tcW w:type="dxa" w:w="1872"/>
+            <w:shd w:fill="FFFFFF"/>
+            <w:tcMar>
+              <w:top w:w="90" w:type="dxa"/>
+              <w:bottom w:w="90" w:type="dxa"/>
+              <w:left w:w="120" w:type="dxa"/>
+              <w:right w:w="120" w:type="dxa"/>
+            </w:tcMar>
+          </w:tcPr>
+          <w:p>
+            <w:r>
+              <w:rPr>
+                <w:rFonts w:ascii="Calibri" w:hAnsi="Calibri"/>
+                <w:color w:val="1F2937"/>
+                <w:sz w:val="19"/>
+              </w:rPr>
+              <w:t>campus_buildings</w:t>
+            </w:r>
+          </w:p>
+        </w:tc>
+        <w:tc>
+          <w:tcPr>
+            <w:tcW w:type="dxa" w:w="2880"/>
+            <w:shd w:fill="FFFFFF"/>
+            <w:tcMar>
+              <w:top w:w="90" w:type="dxa"/>
+              <w:bottom w:w="90" w:type="dxa"/>
+              <w:left w:w="120" w:type="dxa"/>
+              <w:right w:w="120" w:type="dxa"/>
+            </w:tcMar>
+          </w:tcPr>
+          <w:p>
+            <w:r>
+              <w:rPr>
+                <w:rFonts w:ascii="Calibri" w:hAnsi="Calibri"/>
+                <w:color w:val="1F2937"/>
+                <w:sz w:val="19"/>
+              </w:rPr>
+              <w:t>id, name (UNIQUE), location (POINT, 4326), boundary (POLYGON, 4326), floors</w:t>
+            </w:r>
+          </w:p>
+        </w:tc>
+        <w:tc>
+          <w:tcPr>
+            <w:tcW w:type="dxa" w:w="2160"/>
+            <w:shd w:fill="FFFFFF"/>
+            <w:tcMar>
+              <w:top w:w="90" w:type="dxa"/>
+              <w:bottom w:w="90" w:type="dxa"/>
+              <w:left w:w="120" w:type="dxa"/>
+              <w:right w:w="120" w:type="dxa"/>
+            </w:tcMar>
+          </w:tcPr>
+          <w:p>
+            <w:r>
+              <w:rPr>
+                <w:rFonts w:ascii="Calibri" w:hAnsi="Calibri"/>
+                <w:color w:val="1F2937"/>
+                <w:sz w:val="19"/>
+              </w:rPr>
+              <w:t>Spatial polygon constraint</w:t>
+            </w:r>
+          </w:p>
+        </w:tc>
+        <w:tc>
+          <w:tcPr>
+            <w:tcW w:type="dxa" w:w="2448"/>
+            <w:shd w:fill="FFFFFF"/>
+            <w:tcMar>
+              <w:top w:w="90" w:type="dxa"/>
+              <w:bottom w:w="90" w:type="dxa"/>
+              <w:left w:w="120" w:type="dxa"/>
+              <w:right w:w="120" w:type="dxa"/>
+            </w:tcMar>
+          </w:tcPr>
+          <w:p>
+            <w:r>
+              <w:rPr>
+                <w:rFonts w:ascii="Calibri" w:hAnsi="Calibri"/>
+                <w:color w:val="1F2937"/>
+                <w:sz w:val="19"/>
+              </w:rPr>
+              <w:t>Public read; Admin write.</w:t>
+            </w:r>
+          </w:p>
+        </w:tc>
+      </w:tr>
+      <w:tr>
+        <w:tc>
+          <w:tcPr>
+            <w:tcW w:type="dxa" w:w="1872"/>
+            <w:shd w:fill="FAFAFA"/>
+            <w:tcMar>
+              <w:top w:w="90" w:type="dxa"/>
+              <w:bottom w:w="90" w:type="dxa"/>
+              <w:left w:w="120" w:type="dxa"/>
+              <w:right w:w="120" w:type="dxa"/>
+            </w:tcMar>
+          </w:tcPr>
+          <w:p>
+            <w:r>
+              <w:rPr>
+                <w:rFonts w:ascii="Calibri" w:hAnsi="Calibri"/>
+                <w:color w:val="1F2937"/>
+                <w:sz w:val="19"/>
+              </w:rPr>
+              <w:t>timetable_slots</w:t>
+            </w:r>
+          </w:p>
+        </w:tc>
+        <w:tc>
+          <w:tcPr>
+            <w:tcW w:type="dxa" w:w="2880"/>
+            <w:shd w:fill="FAFAFA"/>
+            <w:tcMar>
+              <w:top w:w="90" w:type="dxa"/>
+              <w:bottom w:w="90" w:type="dxa"/>
+              <w:left w:w="120" w:type="dxa"/>
+              <w:right w:w="120" w:type="dxa"/>
+            </w:tcMar>
+          </w:tcPr>
+          <w:p>
+            <w:r>
+              <w:rPr>
+                <w:rFonts w:ascii="Calibri" w:hAnsi="Calibri"/>
+                <w:color w:val="1F2937"/>
+                <w:sz w:val="19"/>
+              </w:rPr>
+              <w:t>id, user_id, day, start_time (TIME), end_time (TIME), subject, building, room</w:t>
+            </w:r>
+          </w:p>
+        </w:tc>
+        <w:tc>
+          <w:tcPr>
+            <w:tcW w:type="dxa" w:w="2160"/>
+            <w:shd w:fill="FAFAFA"/>
+            <w:tcMar>
+              <w:top w:w="90" w:type="dxa"/>
+              <w:bottom w:w="90" w:type="dxa"/>
+              <w:left w:w="120" w:type="dxa"/>
+              <w:right w:w="120" w:type="dxa"/>
+            </w:tcMar>
+          </w:tcPr>
+          <w:p>
+            <w:r>
+              <w:rPr>
+                <w:rFonts w:ascii="Calibri" w:hAnsi="Calibri"/>
+                <w:color w:val="1F2937"/>
+                <w:sz w:val="19"/>
+              </w:rPr>
+              <w:t>FK: user_id -&gt; users; Composite index</w:t>
+            </w:r>
+          </w:p>
+        </w:tc>
+        <w:tc>
+          <w:tcPr>
+            <w:tcW w:type="dxa" w:w="2448"/>
+            <w:shd w:fill="FAFAFA"/>
+            <w:tcMar>
+              <w:top w:w="90" w:type="dxa"/>
+              <w:bottom w:w="90" w:type="dxa"/>
+              <w:left w:w="120" w:type="dxa"/>
+              <w:right w:w="120" w:type="dxa"/>
+            </w:tcMar>
+          </w:tcPr>
+          <w:p>
+            <w:r>
+              <w:rPr>
+                <w:rFonts w:ascii="Calibri" w:hAnsi="Calibri"/>
+                <w:color w:val="1F2937"/>
+                <w:sz w:val="19"/>
+              </w:rPr>
+              <w:t>Own read; Faculty/Admin full.</w:t>
+            </w:r>
+          </w:p>
+        </w:tc>
+      </w:tr>
+      <w:tr>
+        <w:tc>
+          <w:tcPr>
+            <w:tcW w:type="dxa" w:w="1872"/>
+            <w:shd w:fill="FFFFFF"/>
+            <w:tcMar>
+              <w:top w:w="90" w:type="dxa"/>
+              <w:bottom w:w="90" w:type="dxa"/>
+              <w:left w:w="120" w:type="dxa"/>
+              <w:right w:w="120" w:type="dxa"/>
+            </w:tcMar>
+          </w:tcPr>
+          <w:p>
+            <w:r>
+              <w:rPr>
+                <w:rFonts w:ascii="Calibri" w:hAnsi="Calibri"/>
+                <w:color w:val="1F2937"/>
+                <w:sz w:val="19"/>
+              </w:rPr>
+              <w:t>tips</w:t>
+            </w:r>
+          </w:p>
+        </w:tc>
+        <w:tc>
+          <w:tcPr>
+            <w:tcW w:type="dxa" w:w="2880"/>
+            <w:shd w:fill="FFFFFF"/>
+            <w:tcMar>
+              <w:top w:w="90" w:type="dxa"/>
+              <w:bottom w:w="90" w:type="dxa"/>
+              <w:left w:w="120" w:type="dxa"/>
+              <w:right w:w="120" w:type="dxa"/>
+            </w:tcMar>
+          </w:tcPr>
+          <w:p>
+            <w:r>
+              <w:rPr>
+                <w:rFonts w:ascii="Calibri" w:hAnsi="Calibri"/>
+                <w:color w:val="1F2937"/>
+                <w:sz w:val="19"/>
+              </w:rPr>
+              <w:t>id, reported_by (NULLABLE), anonymous, text, ai_category, ai_severity, status</w:t>
+            </w:r>
+          </w:p>
+        </w:tc>
+        <w:tc>
+          <w:tcPr>
+            <w:tcW w:type="dxa" w:w="2160"/>
+            <w:shd w:fill="FFFFFF"/>
+            <w:tcMar>
+              <w:top w:w="90" w:type="dxa"/>
+              <w:bottom w:w="90" w:type="dxa"/>
+              <w:left w:w="120" w:type="dxa"/>
+              <w:right w:w="120" w:type="dxa"/>
+            </w:tcMar>
+          </w:tcPr>
+          <w:p>
+            <w:r>
+              <w:rPr>
+                <w:rFonts w:ascii="Calibri" w:hAnsi="Calibri"/>
+                <w:color w:val="1F2937"/>
+                <w:sz w:val="19"/>
+              </w:rPr>
+              <w:t>FK: reported_by, reviewed_by -&gt; users</w:t>
+            </w:r>
+          </w:p>
+        </w:tc>
+        <w:tc>
+          <w:tcPr>
+            <w:tcW w:type="dxa" w:w="2448"/>
+            <w:shd w:fill="FFFFFF"/>
+            <w:tcMar>
+              <w:top w:w="90" w:type="dxa"/>
+              <w:bottom w:w="90" w:type="dxa"/>
+              <w:left w:w="120" w:type="dxa"/>
+              <w:right w:w="120" w:type="dxa"/>
+            </w:tcMar>
+          </w:tcPr>
+          <w:p>
+            <w:r>
+              <w:rPr>
+                <w:rFonts w:ascii="Calibri" w:hAnsi="Calibri"/>
+                <w:color w:val="1F2937"/>
+                <w:sz w:val="19"/>
+              </w:rPr>
+              <w:t>Universal insert; Admin read.</w:t>
+            </w:r>
+          </w:p>
+        </w:tc>
+      </w:tr>
+      <w:tr>
+        <w:tc>
+          <w:tcPr>
+            <w:tcW w:type="dxa" w:w="1872"/>
+            <w:shd w:fill="FAFAFA"/>
+            <w:tcMar>
+              <w:top w:w="90" w:type="dxa"/>
+              <w:bottom w:w="90" w:type="dxa"/>
+              <w:left w:w="120" w:type="dxa"/>
+              <w:right w:w="120" w:type="dxa"/>
+            </w:tcMar>
+          </w:tcPr>
+          <w:p>
+            <w:r>
+              <w:rPr>
+                <w:rFonts w:ascii="Calibri" w:hAnsi="Calibri"/>
+                <w:color w:val="1F2937"/>
+                <w:sz w:val="19"/>
+              </w:rPr>
+              <w:t>therapy_sessions</w:t>
+            </w:r>
+          </w:p>
+        </w:tc>
+        <w:tc>
+          <w:tcPr>
+            <w:tcW w:type="dxa" w:w="2880"/>
+            <w:shd w:fill="FAFAFA"/>
+            <w:tcMar>
+              <w:top w:w="90" w:type="dxa"/>
+              <w:bottom w:w="90" w:type="dxa"/>
+              <w:left w:w="120" w:type="dxa"/>
+              <w:right w:w="120" w:type="dxa"/>
+            </w:tcMar>
+          </w:tcPr>
+          <w:p>
+            <w:r>
+              <w:rPr>
+                <w:rFonts w:ascii="Calibri" w:hAnsi="Calibri"/>
+                <w:color w:val="1F2937"/>
+                <w:sz w:val="19"/>
+              </w:rPr>
+              <w:t>id, student_id, therapist_id, urgency, ai_warm_handoff (JSONB), status</w:t>
+            </w:r>
+          </w:p>
+        </w:tc>
+        <w:tc>
+          <w:tcPr>
+            <w:tcW w:type="dxa" w:w="2160"/>
+            <w:shd w:fill="FAFAFA"/>
+            <w:tcMar>
+              <w:top w:w="90" w:type="dxa"/>
+              <w:bottom w:w="90" w:type="dxa"/>
+              <w:left w:w="120" w:type="dxa"/>
+              <w:right w:w="120" w:type="dxa"/>
+            </w:tcMar>
+          </w:tcPr>
+          <w:p>
+            <w:r>
+              <w:rPr>
+                <w:rFonts w:ascii="Calibri" w:hAnsi="Calibri"/>
+                <w:color w:val="1F2937"/>
+                <w:sz w:val="19"/>
+              </w:rPr>
+              <w:t>FK: student_id, therapist_id -&gt; users</w:t>
+            </w:r>
+          </w:p>
+        </w:tc>
+        <w:tc>
+          <w:tcPr>
+            <w:tcW w:type="dxa" w:w="2448"/>
+            <w:shd w:fill="FAFAFA"/>
+            <w:tcMar>
+              <w:top w:w="90" w:type="dxa"/>
+              <w:bottom w:w="90" w:type="dxa"/>
+              <w:left w:w="120" w:type="dxa"/>
+              <w:right w:w="120" w:type="dxa"/>
+            </w:tcMar>
+          </w:tcPr>
+          <w:p>
+            <w:r>
+              <w:rPr>
+                <w:rFonts w:ascii="Calibri" w:hAnsi="Calibri"/>
+                <w:color w:val="1F2937"/>
+                <w:sz w:val="19"/>
+              </w:rPr>
+              <w:t>Student-therapist dual; Admin audit.</w:t>
+            </w:r>
+          </w:p>
+        </w:tc>
+      </w:tr>
+      <w:tr>
+        <w:tc>
+          <w:tcPr>
+            <w:tcW w:type="dxa" w:w="1872"/>
+            <w:shd w:fill="FFFFFF"/>
+            <w:tcMar>
+              <w:top w:w="90" w:type="dxa"/>
+              <w:bottom w:w="90" w:type="dxa"/>
+              <w:left w:w="120" w:type="dxa"/>
+              <w:right w:w="120" w:type="dxa"/>
+            </w:tcMar>
+          </w:tcPr>
+          <w:p>
+            <w:r>
+              <w:rPr>
+                <w:rFonts w:ascii="Calibri" w:hAnsi="Calibri"/>
+                <w:color w:val="1F2937"/>
+                <w:sz w:val="19"/>
+              </w:rPr>
+              <w:t>therapist_profiles</w:t>
+            </w:r>
+          </w:p>
+        </w:tc>
+        <w:tc>
+          <w:tcPr>
+            <w:tcW w:type="dxa" w:w="2880"/>
+            <w:shd w:fill="FFFFFF"/>
+            <w:tcMar>
+              <w:top w:w="90" w:type="dxa"/>
+              <w:bottom w:w="90" w:type="dxa"/>
+              <w:left w:w="120" w:type="dxa"/>
+              <w:right w:w="120" w:type="dxa"/>
+            </w:tcMar>
+          </w:tcPr>
+          <w:p>
+            <w:r>
+              <w:rPr>
+                <w:rFonts w:ascii="Calibri" w:hAnsi="Calibri"/>
+                <w:color w:val="1F2937"/>
+                <w:sz w:val="19"/>
+              </w:rPr>
+              <w:t>user_id (PK), specialization, currently_busy, active_session_with, sessions_today</w:t>
+            </w:r>
+          </w:p>
+        </w:tc>
+        <w:tc>
+          <w:tcPr>
+            <w:tcW w:type="dxa" w:w="2160"/>
+            <w:shd w:fill="FFFFFF"/>
+            <w:tcMar>
+              <w:top w:w="90" w:type="dxa"/>
+              <w:bottom w:w="90" w:type="dxa"/>
+              <w:left w:w="120" w:type="dxa"/>
+              <w:right w:w="120" w:type="dxa"/>
+            </w:tcMar>
+          </w:tcPr>
+          <w:p>
+            <w:r>
+              <w:rPr>
+                <w:rFonts w:ascii="Calibri" w:hAnsi="Calibri"/>
+                <w:color w:val="1F2937"/>
+                <w:sz w:val="19"/>
+              </w:rPr>
+              <w:t>FK: user_id -&gt; users; load counter</w:t>
+            </w:r>
+          </w:p>
+        </w:tc>
+        <w:tc>
+          <w:tcPr>
+            <w:tcW w:type="dxa" w:w="2448"/>
+            <w:shd w:fill="FFFFFF"/>
+            <w:tcMar>
+              <w:top w:w="90" w:type="dxa"/>
+              <w:bottom w:w="90" w:type="dxa"/>
+              <w:left w:w="120" w:type="dxa"/>
+              <w:right w:w="120" w:type="dxa"/>
+            </w:tcMar>
+          </w:tcPr>
+          <w:p>
+            <w:r>
+              <w:rPr>
+                <w:rFonts w:ascii="Calibri" w:hAnsi="Calibri"/>
+                <w:color w:val="1F2937"/>
+                <w:sz w:val="19"/>
+              </w:rPr>
+              <w:t>Therapist manage; Student read.</w:t>
+            </w:r>
+          </w:p>
+        </w:tc>
+      </w:tr>
+      <w:tr>
+        <w:tc>
+          <w:tcPr>
+            <w:tcW w:type="dxa" w:w="1872"/>
+            <w:shd w:fill="FAFAFA"/>
+            <w:tcMar>
+              <w:top w:w="90" w:type="dxa"/>
+              <w:bottom w:w="90" w:type="dxa"/>
+              <w:left w:w="120" w:type="dxa"/>
+              <w:right w:w="120" w:type="dxa"/>
+            </w:tcMar>
+          </w:tcPr>
+          <w:p>
+            <w:r>
+              <w:rPr>
+                <w:rFonts w:ascii="Calibri" w:hAnsi="Calibri"/>
+                <w:color w:val="1F2937"/>
+                <w:sz w:val="19"/>
+              </w:rPr>
+              <w:t>attendance</w:t>
+            </w:r>
+          </w:p>
+        </w:tc>
+        <w:tc>
+          <w:tcPr>
+            <w:tcW w:type="dxa" w:w="2880"/>
+            <w:shd w:fill="FAFAFA"/>
+            <w:tcMar>
+              <w:top w:w="90" w:type="dxa"/>
+              <w:bottom w:w="90" w:type="dxa"/>
+              <w:left w:w="120" w:type="dxa"/>
+              <w:right w:w="120" w:type="dxa"/>
+            </w:tcMar>
+          </w:tcPr>
+          <w:p>
+            <w:r>
+              <w:rPr>
+                <w:rFonts w:ascii="Calibri" w:hAnsi="Calibri"/>
+                <w:color w:val="1F2937"/>
+                <w:sz w:val="19"/>
+              </w:rPr>
+              <w:t>id, user_id, date, status, method, building, timetable_slot_id</w:t>
+            </w:r>
+          </w:p>
+        </w:tc>
+        <w:tc>
+          <w:tcPr>
+            <w:tcW w:type="dxa" w:w="2160"/>
+            <w:shd w:fill="FAFAFA"/>
+            <w:tcMar>
+              <w:top w:w="90" w:type="dxa"/>
+              <w:bottom w:w="90" w:type="dxa"/>
+              <w:left w:w="120" w:type="dxa"/>
+              <w:right w:w="120" w:type="dxa"/>
+            </w:tcMar>
+          </w:tcPr>
+          <w:p>
+            <w:r>
+              <w:rPr>
+                <w:rFonts w:ascii="Calibri" w:hAnsi="Calibri"/>
+                <w:color w:val="1F2937"/>
+                <w:sz w:val="19"/>
+              </w:rPr>
+              <w:t>FK: user_id -&gt; users; UNIQUE constraint</w:t>
+            </w:r>
+          </w:p>
+        </w:tc>
+        <w:tc>
+          <w:tcPr>
+            <w:tcW w:type="dxa" w:w="2448"/>
+            <w:shd w:fill="FAFAFA"/>
+            <w:tcMar>
+              <w:top w:w="90" w:type="dxa"/>
+              <w:bottom w:w="90" w:type="dxa"/>
+              <w:left w:w="120" w:type="dxa"/>
+              <w:right w:w="120" w:type="dxa"/>
+            </w:tcMar>
+          </w:tcPr>
+          <w:p>
+            <w:r>
+              <w:rPr>
+                <w:rFonts w:ascii="Calibri" w:hAnsi="Calibri"/>
+                <w:color w:val="1F2937"/>
+                <w:sz w:val="19"/>
+              </w:rPr>
+              <w:t>Own read; Faculty verify; Admin.</w:t>
+            </w:r>
+          </w:p>
+        </w:tc>
+      </w:tr>
+      <w:tr>
+        <w:tc>
+          <w:tcPr>
+            <w:tcW w:type="dxa" w:w="1872"/>
+            <w:shd w:fill="FFFFFF"/>
+            <w:tcMar>
+              <w:top w:w="90" w:type="dxa"/>
+              <w:bottom w:w="90" w:type="dxa"/>
+              <w:left w:w="120" w:type="dxa"/>
+              <w:right w:w="120" w:type="dxa"/>
+            </w:tcMar>
+          </w:tcPr>
+          <w:p>
+            <w:r>
+              <w:rPr>
+                <w:rFonts w:ascii="Calibri" w:hAnsi="Calibri"/>
+                <w:color w:val="1F2937"/>
+                <w:sz w:val="19"/>
+              </w:rPr>
+              <w:t>outing_requests</w:t>
+            </w:r>
+          </w:p>
+        </w:tc>
+        <w:tc>
+          <w:tcPr>
+            <w:tcW w:type="dxa" w:w="2880"/>
+            <w:shd w:fill="FFFFFF"/>
+            <w:tcMar>
+              <w:top w:w="90" w:type="dxa"/>
+              <w:bottom w:w="90" w:type="dxa"/>
+              <w:left w:w="120" w:type="dxa"/>
+              <w:right w:w="120" w:type="dxa"/>
+            </w:tcMar>
+          </w:tcPr>
+          <w:p>
+            <w:r>
+              <w:rPr>
+                <w:rFonts w:ascii="Calibri" w:hAnsi="Calibri"/>
+                <w:color w:val="1F2937"/>
+                <w:sz w:val="19"/>
+              </w:rPr>
+              <w:t>id, student_id, destination_name, destination_location (POINT, 4326), purpose, status, approved_by</w:t>
+            </w:r>
+          </w:p>
+        </w:tc>
+        <w:tc>
+          <w:tcPr>
+            <w:tcW w:type="dxa" w:w="2160"/>
+            <w:shd w:fill="FFFFFF"/>
+            <w:tcMar>
+              <w:top w:w="90" w:type="dxa"/>
+              <w:bottom w:w="90" w:type="dxa"/>
+              <w:left w:w="120" w:type="dxa"/>
+              <w:right w:w="120" w:type="dxa"/>
+            </w:tcMar>
+          </w:tcPr>
+          <w:p>
+            <w:r>
+              <w:rPr>
+                <w:rFonts w:ascii="Calibri" w:hAnsi="Calibri"/>
+                <w:color w:val="1F2937"/>
+                <w:sz w:val="19"/>
+              </w:rPr>
+              <w:t>FK: student_id, approved_by -&gt; users; outing_status enum</w:t>
+            </w:r>
+          </w:p>
+        </w:tc>
+        <w:tc>
+          <w:tcPr>
+            <w:tcW w:type="dxa" w:w="2448"/>
+            <w:shd w:fill="FFFFFF"/>
+            <w:tcMar>
+              <w:top w:w="90" w:type="dxa"/>
+              <w:bottom w:w="90" w:type="dxa"/>
+              <w:left w:w="120" w:type="dxa"/>
+              <w:right w:w="120" w:type="dxa"/>
+            </w:tcMar>
+          </w:tcPr>
+          <w:p>
+            <w:r>
+              <w:rPr>
+                <w:rFonts w:ascii="Calibri" w:hAnsi="Calibri"/>
+                <w:color w:val="1F2937"/>
+                <w:sz w:val="19"/>
+              </w:rPr>
+              <w:t>Student files; Warden approves.</w:t>
+            </w:r>
+          </w:p>
+        </w:tc>
+      </w:tr>
+      <w:tr>
+        <w:tc>
+          <w:tcPr>
+            <w:tcW w:type="dxa" w:w="1872"/>
+            <w:shd w:fill="FAFAFA"/>
+            <w:tcMar>
+              <w:top w:w="90" w:type="dxa"/>
+              <w:bottom w:w="90" w:type="dxa"/>
+              <w:left w:w="120" w:type="dxa"/>
+              <w:right w:w="120" w:type="dxa"/>
+            </w:tcMar>
+          </w:tcPr>
+          <w:p>
+            <w:r>
+              <w:rPr>
+                <w:rFonts w:ascii="Calibri" w:hAnsi="Calibri"/>
+                <w:color w:val="1F2937"/>
+                <w:sz w:val="19"/>
+              </w:rPr>
+              <w:t>trusted_circle</w:t>
+            </w:r>
+          </w:p>
+        </w:tc>
+        <w:tc>
+          <w:tcPr>
+            <w:tcW w:type="dxa" w:w="2880"/>
+            <w:shd w:fill="FAFAFA"/>
+            <w:tcMar>
+              <w:top w:w="90" w:type="dxa"/>
+              <w:bottom w:w="90" w:type="dxa"/>
+              <w:left w:w="120" w:type="dxa"/>
+              <w:right w:w="120" w:type="dxa"/>
+            </w:tcMar>
+          </w:tcPr>
+          <w:p>
+            <w:r>
+              <w:rPr>
+                <w:rFonts w:ascii="Calibri" w:hAnsi="Calibri"/>
+                <w:color w:val="1F2937"/>
+                <w:sz w:val="19"/>
+              </w:rPr>
+              <w:t>id, user_id, trusted_user_id, created_at</w:t>
+            </w:r>
+          </w:p>
+        </w:tc>
+        <w:tc>
+          <w:tcPr>
+            <w:tcW w:type="dxa" w:w="2160"/>
+            <w:shd w:fill="FAFAFA"/>
+            <w:tcMar>
+              <w:top w:w="90" w:type="dxa"/>
+              <w:bottom w:w="90" w:type="dxa"/>
+              <w:left w:w="120" w:type="dxa"/>
+              <w:right w:w="120" w:type="dxa"/>
+            </w:tcMar>
+          </w:tcPr>
+          <w:p>
+            <w:r>
+              <w:rPr>
+                <w:rFonts w:ascii="Calibri" w:hAnsi="Calibri"/>
+                <w:color w:val="1F2937"/>
+                <w:sz w:val="19"/>
+              </w:rPr>
+              <w:t>FK both -&gt; users; CHECK(id1!=id2)</w:t>
+            </w:r>
+          </w:p>
+        </w:tc>
+        <w:tc>
+          <w:tcPr>
+            <w:tcW w:type="dxa" w:w="2448"/>
+            <w:shd w:fill="FAFAFA"/>
+            <w:tcMar>
+              <w:top w:w="90" w:type="dxa"/>
+              <w:bottom w:w="90" w:type="dxa"/>
+              <w:left w:w="120" w:type="dxa"/>
+              <w:right w:w="120" w:type="dxa"/>
+            </w:tcMar>
+          </w:tcPr>
+          <w:p>
+            <w:r>
+              <w:rPr>
+                <w:rFonts w:ascii="Calibri" w:hAnsi="Calibri"/>
+                <w:color w:val="1F2937"/>
+                <w:sz w:val="19"/>
+              </w:rPr>
+              <w:t>User manages own circle.</w:t>
+            </w:r>
+          </w:p>
+        </w:tc>
+      </w:tr>
+      <w:tr>
+        <w:tc>
+          <w:tcPr>
+            <w:tcW w:type="dxa" w:w="1872"/>
+            <w:shd w:fill="FFFFFF"/>
+            <w:tcMar>
+              <w:top w:w="90" w:type="dxa"/>
+              <w:bottom w:w="90" w:type="dxa"/>
+              <w:left w:w="120" w:type="dxa"/>
+              <w:right w:w="120" w:type="dxa"/>
+            </w:tcMar>
+          </w:tcPr>
+          <w:p>
+            <w:r>
+              <w:rPr>
+                <w:rFonts w:ascii="Calibri" w:hAnsi="Calibri"/>
+                <w:color w:val="1F2937"/>
+                <w:sz w:val="19"/>
+              </w:rPr>
+              <w:t>night_walk_sessions</w:t>
+            </w:r>
+          </w:p>
+        </w:tc>
+        <w:tc>
+          <w:tcPr>
+            <w:tcW w:type="dxa" w:w="2880"/>
+            <w:shd w:fill="FFFFFF"/>
+            <w:tcMar>
+              <w:top w:w="90" w:type="dxa"/>
+              <w:bottom w:w="90" w:type="dxa"/>
+              <w:left w:w="120" w:type="dxa"/>
+              <w:right w:w="120" w:type="dxa"/>
+            </w:tcMar>
+          </w:tcPr>
+          <w:p>
+            <w:r>
+              <w:rPr>
+                <w:rFonts w:ascii="Calibri" w:hAnsi="Calibri"/>
+                <w:color w:val="1F2937"/>
+                <w:sz w:val="19"/>
+              </w:rPr>
+              <w:t>id, user_id, is_active, started_at, last_heartbeat, ended_at</w:t>
+            </w:r>
+          </w:p>
+        </w:tc>
+        <w:tc>
+          <w:tcPr>
+            <w:tcW w:type="dxa" w:w="2160"/>
+            <w:shd w:fill="FFFFFF"/>
+            <w:tcMar>
+              <w:top w:w="90" w:type="dxa"/>
+              <w:bottom w:w="90" w:type="dxa"/>
+              <w:left w:w="120" w:type="dxa"/>
+              <w:right w:w="120" w:type="dxa"/>
+            </w:tcMar>
+          </w:tcPr>
+          <w:p>
+            <w:r>
+              <w:rPr>
+                <w:rFonts w:ascii="Calibri" w:hAnsi="Calibri"/>
+                <w:color w:val="1F2937"/>
+                <w:sz w:val="19"/>
+              </w:rPr>
+              <w:t>FK: user_id -&gt; users; partial index</w:t>
+            </w:r>
+          </w:p>
+        </w:tc>
+        <w:tc>
+          <w:tcPr>
+            <w:tcW w:type="dxa" w:w="2448"/>
+            <w:shd w:fill="FFFFFF"/>
+            <w:tcMar>
+              <w:top w:w="90" w:type="dxa"/>
+              <w:bottom w:w="90" w:type="dxa"/>
+              <w:left w:w="120" w:type="dxa"/>
+              <w:right w:w="120" w:type="dxa"/>
+            </w:tcMar>
+          </w:tcPr>
+          <w:p>
+            <w:r>
+              <w:rPr>
+                <w:rFonts w:ascii="Calibri" w:hAnsi="Calibri"/>
+                <w:color w:val="1F2937"/>
+                <w:sz w:val="19"/>
+              </w:rPr>
+              <w:t>User + security responders.</w:t>
+            </w:r>
+          </w:p>
+        </w:tc>
+      </w:tr>
+      <w:tr>
+        <w:tc>
+          <w:tcPr>
+            <w:tcW w:type="dxa" w:w="1872"/>
+            <w:shd w:fill="FAFAFA"/>
+            <w:tcMar>
+              <w:top w:w="90" w:type="dxa"/>
+              <w:bottom w:w="90" w:type="dxa"/>
+              <w:left w:w="120" w:type="dxa"/>
+              <w:right w:w="120" w:type="dxa"/>
+            </w:tcMar>
+          </w:tcPr>
+          <w:p>
+            <w:r>
+              <w:rPr>
+                <w:rFonts w:ascii="Calibri" w:hAnsi="Calibri"/>
+                <w:color w:val="1F2937"/>
+                <w:sz w:val="19"/>
+              </w:rPr>
+              <w:t>broadcasts</w:t>
+            </w:r>
+          </w:p>
+        </w:tc>
+        <w:tc>
+          <w:tcPr>
+            <w:tcW w:type="dxa" w:w="2880"/>
+            <w:shd w:fill="FAFAFA"/>
+            <w:tcMar>
+              <w:top w:w="90" w:type="dxa"/>
+              <w:bottom w:w="90" w:type="dxa"/>
+              <w:left w:w="120" w:type="dxa"/>
+              <w:right w:w="120" w:type="dxa"/>
+            </w:tcMar>
+          </w:tcPr>
+          <w:p>
+            <w:r>
+              <w:rPr>
+                <w:rFonts w:ascii="Calibri" w:hAnsi="Calibri"/>
+                <w:color w:val="1F2937"/>
+                <w:sz w:val="19"/>
+              </w:rPr>
+              <w:t>id, title, message, type, target_location (POINT), target_radius_meters</w:t>
+            </w:r>
+          </w:p>
+        </w:tc>
+        <w:tc>
+          <w:tcPr>
+            <w:tcW w:type="dxa" w:w="2160"/>
+            <w:shd w:fill="FAFAFA"/>
+            <w:tcMar>
+              <w:top w:w="90" w:type="dxa"/>
+              <w:bottom w:w="90" w:type="dxa"/>
+              <w:left w:w="120" w:type="dxa"/>
+              <w:right w:w="120" w:type="dxa"/>
+            </w:tcMar>
+          </w:tcPr>
+          <w:p>
+            <w:r>
+              <w:rPr>
+                <w:rFonts w:ascii="Calibri" w:hAnsi="Calibri"/>
+                <w:color w:val="1F2937"/>
+                <w:sz w:val="19"/>
+              </w:rPr>
+              <w:t>FK: created_by -&gt; users; type enum</w:t>
+            </w:r>
+          </w:p>
+        </w:tc>
+        <w:tc>
+          <w:tcPr>
+            <w:tcW w:type="dxa" w:w="2448"/>
+            <w:shd w:fill="FAFAFA"/>
+            <w:tcMar>
+              <w:top w:w="90" w:type="dxa"/>
+              <w:bottom w:w="90" w:type="dxa"/>
+              <w:left w:w="120" w:type="dxa"/>
+              <w:right w:w="120" w:type="dxa"/>
+            </w:tcMar>
+          </w:tcPr>
+          <w:p>
+            <w:r>
+              <w:rPr>
+                <w:rFonts w:ascii="Calibri" w:hAnsi="Calibri"/>
+                <w:color w:val="1F2937"/>
+                <w:sz w:val="19"/>
+              </w:rPr>
+              <w:t>Public read; Admin/Security write.</w:t>
+            </w:r>
+          </w:p>
+        </w:tc>
+      </w:tr>
+      <w:tr>
+        <w:tc>
+          <w:tcPr>
+            <w:tcW w:type="dxa" w:w="1872"/>
+            <w:shd w:fill="FFFFFF"/>
+            <w:tcMar>
+              <w:top w:w="90" w:type="dxa"/>
+              <w:bottom w:w="90" w:type="dxa"/>
+              <w:left w:w="120" w:type="dxa"/>
+              <w:right w:w="120" w:type="dxa"/>
+            </w:tcMar>
+          </w:tcPr>
+          <w:p>
+            <w:r>
+              <w:rPr>
+                <w:rFonts w:ascii="Calibri" w:hAnsi="Calibri"/>
+                <w:color w:val="1F2937"/>
+                <w:sz w:val="19"/>
+              </w:rPr>
+              <w:t>emergency_contacts</w:t>
+            </w:r>
+          </w:p>
+        </w:tc>
+        <w:tc>
+          <w:tcPr>
+            <w:tcW w:type="dxa" w:w="2880"/>
+            <w:shd w:fill="FFFFFF"/>
+            <w:tcMar>
+              <w:top w:w="90" w:type="dxa"/>
+              <w:bottom w:w="90" w:type="dxa"/>
+              <w:left w:w="120" w:type="dxa"/>
+              <w:right w:w="120" w:type="dxa"/>
+            </w:tcMar>
+          </w:tcPr>
+          <w:p>
+            <w:r>
+              <w:rPr>
+                <w:rFonts w:ascii="Calibri" w:hAnsi="Calibri"/>
+                <w:color w:val="1F2937"/>
+                <w:sz w:val="19"/>
+              </w:rPr>
+              <w:t>id, user_id, name, phone, relation, is_primary</w:t>
+            </w:r>
+          </w:p>
+        </w:tc>
+        <w:tc>
+          <w:tcPr>
+            <w:tcW w:type="dxa" w:w="2160"/>
+            <w:shd w:fill="FFFFFF"/>
+            <w:tcMar>
+              <w:top w:w="90" w:type="dxa"/>
+              <w:bottom w:w="90" w:type="dxa"/>
+              <w:left w:w="120" w:type="dxa"/>
+              <w:right w:w="120" w:type="dxa"/>
+            </w:tcMar>
+          </w:tcPr>
+          <w:p>
+            <w:r>
+              <w:rPr>
+                <w:rFonts w:ascii="Calibri" w:hAnsi="Calibri"/>
+                <w:color w:val="1F2937"/>
+                <w:sz w:val="19"/>
+              </w:rPr>
+              <w:t>FK: user_id -&gt; users</w:t>
+            </w:r>
+          </w:p>
+        </w:tc>
+        <w:tc>
+          <w:tcPr>
+            <w:tcW w:type="dxa" w:w="2448"/>
+            <w:shd w:fill="FFFFFF"/>
+            <w:tcMar>
+              <w:top w:w="90" w:type="dxa"/>
+              <w:bottom w:w="90" w:type="dxa"/>
+              <w:left w:w="120" w:type="dxa"/>
+              <w:right w:w="120" w:type="dxa"/>
+            </w:tcMar>
+          </w:tcPr>
+          <w:p>
+            <w:r>
+              <w:rPr>
+                <w:rFonts w:ascii="Calibri" w:hAnsi="Calibri"/>
+                <w:color w:val="1F2937"/>
+                <w:sz w:val="19"/>
+              </w:rPr>
+              <w:t>User + responder read/write.</w:t>
+            </w:r>
+          </w:p>
+        </w:tc>
+      </w:tr>
+      <w:tr>
+        <w:tc>
+          <w:tcPr>
+            <w:tcW w:type="dxa" w:w="1872"/>
+            <w:shd w:fill="FAFAFA"/>
+            <w:tcMar>
+              <w:top w:w="90" w:type="dxa"/>
+              <w:bottom w:w="90" w:type="dxa"/>
+              <w:left w:w="120" w:type="dxa"/>
+              <w:right w:w="120" w:type="dxa"/>
+            </w:tcMar>
+          </w:tcPr>
+          <w:p>
+            <w:r>
+              <w:rPr>
+                <w:rFonts w:ascii="Calibri" w:hAnsi="Calibri"/>
+                <w:color w:val="1F2937"/>
+                <w:sz w:val="19"/>
+              </w:rPr>
+              <w:t>therapist_slots</w:t>
+            </w:r>
+          </w:p>
+        </w:tc>
+        <w:tc>
+          <w:tcPr>
+            <w:tcW w:type="dxa" w:w="2880"/>
+            <w:shd w:fill="FAFAFA"/>
+            <w:tcMar>
+              <w:top w:w="90" w:type="dxa"/>
+              <w:bottom w:w="90" w:type="dxa"/>
+              <w:left w:w="120" w:type="dxa"/>
+              <w:right w:w="120" w:type="dxa"/>
+            </w:tcMar>
+          </w:tcPr>
+          <w:p>
+            <w:r>
+              <w:rPr>
+                <w:rFonts w:ascii="Calibri" w:hAnsi="Calibri"/>
+                <w:color w:val="1F2937"/>
+                <w:sz w:val="19"/>
+              </w:rPr>
+              <w:t>id, therapist_id, day, start_time, end_time, is_booked</w:t>
+            </w:r>
+          </w:p>
+        </w:tc>
+        <w:tc>
+          <w:tcPr>
+            <w:tcW w:type="dxa" w:w="2160"/>
+            <w:shd w:fill="FAFAFA"/>
+            <w:tcMar>
+              <w:top w:w="90" w:type="dxa"/>
+              <w:bottom w:w="90" w:type="dxa"/>
+              <w:left w:w="120" w:type="dxa"/>
+              <w:right w:w="120" w:type="dxa"/>
+            </w:tcMar>
+          </w:tcPr>
+          <w:p>
+            <w:r>
+              <w:rPr>
+                <w:rFonts w:ascii="Calibri" w:hAnsi="Calibri"/>
+                <w:color w:val="1F2937"/>
+                <w:sz w:val="19"/>
+              </w:rPr>
+              <w:t>FK: therapist_id -&gt; users</w:t>
+            </w:r>
+          </w:p>
+        </w:tc>
+        <w:tc>
+          <w:tcPr>
+            <w:tcW w:type="dxa" w:w="2448"/>
+            <w:shd w:fill="FAFAFA"/>
+            <w:tcMar>
+              <w:top w:w="90" w:type="dxa"/>
+              <w:bottom w:w="90" w:type="dxa"/>
+              <w:left w:w="120" w:type="dxa"/>
+              <w:right w:w="120" w:type="dxa"/>
+            </w:tcMar>
+          </w:tcPr>
+          <w:p>
+            <w:r>
+              <w:rPr>
+                <w:rFonts w:ascii="Calibri" w:hAnsi="Calibri"/>
+                <w:color w:val="1F2937"/>
+                <w:sz w:val="19"/>
+              </w:rPr>
+              <w:t>Public read; Therapist write.</w:t>
+            </w:r>
+          </w:p>
+        </w:tc>
+      </w:tr>
+    </w:tbl>
+    <w:p/>
+    <w:p>
+      <w:pPr>
+        <w:pStyle w:val="Heading2"/>
+      </w:pPr>
+      <w:r>
+        <w:t>5.1 Custom SQL RPC Spatial Functions</w:t>
+      </w:r>
+    </w:p>
+    <w:tbl>
+      <w:tblPr>
+        <w:tblW w:type="auto" w:w="0"/>
+        <w:jc w:val="center"/>
+        <w:tblLayout w:type="fixed"/>
+        <w:tblLook w:firstColumn="1" w:firstRow="1" w:lastColumn="0" w:lastRow="0" w:noHBand="0" w:noVBand="1" w:val="04A0"/>
+      </w:tblPr>
+      <w:tblGrid>
+        <w:gridCol w:w="3120"/>
+        <w:gridCol w:w="3120"/>
+        <w:gridCol w:w="3120"/>
+      </w:tblGrid>
+      <w:tr>
+        <w:tc>
+          <w:tcPr>
+            <w:tcW w:type="dxa" w:w="2880"/>
+            <w:shd w:fill="F3F4F6"/>
+            <w:tcMar>
+              <w:top w:w="120" w:type="dxa"/>
+              <w:bottom w:w="120" w:type="dxa"/>
+              <w:left w:w="120" w:type="dxa"/>
+              <w:right w:w="120" w:type="dxa"/>
+            </w:tcMar>
+          </w:tcPr>
+          <w:p>
+            <w:r>
+              <w:rPr>
+                <w:rFonts w:ascii="Calibri" w:hAnsi="Calibri"/>
                 <w:b/>
+                <w:color w:val="000000"/>
+                <w:sz w:val="20"/>
               </w:rPr>
-              <w:t>Purpose</w:t>
+              <w:t>Function Name</w:t>
+            </w:r>
+          </w:p>
+        </w:tc>
+        <w:tc>
+          <w:tcPr>
+            <w:tcW w:type="dxa" w:w="2880"/>
+            <w:shd w:fill="F3F4F6"/>
+            <w:tcMar>
+              <w:top w:w="120" w:type="dxa"/>
+              <w:bottom w:w="120" w:type="dxa"/>
+              <w:left w:w="120" w:type="dxa"/>
+              <w:right w:w="120" w:type="dxa"/>
+            </w:tcMar>
+          </w:tcPr>
+          <w:p>
+            <w:r>
+              <w:rPr>
+                <w:rFonts w:ascii="Calibri" w:hAnsi="Calibri"/>
+                <w:b/>
+                <w:color w:val="000000"/>
+                <w:sz w:val="20"/>
+              </w:rPr>
+              <w:t>Spatial Operation</w:t>
+            </w:r>
+          </w:p>
+        </w:tc>
+        <w:tc>
+          <w:tcPr>
+            <w:tcW w:type="dxa" w:w="3600"/>
+            <w:shd w:fill="F3F4F6"/>
+            <w:tcMar>
+              <w:top w:w="120" w:type="dxa"/>
+              <w:bottom w:w="120" w:type="dxa"/>
+              <w:left w:w="120" w:type="dxa"/>
+              <w:right w:w="120" w:type="dxa"/>
+            </w:tcMar>
+          </w:tcPr>
+          <w:p>
+            <w:r>
+              <w:rPr>
+                <w:rFonts w:ascii="Calibri" w:hAnsi="Calibri"/>
+                <w:b/>
+                <w:color w:val="000000"/>
+                <w:sz w:val="20"/>
+              </w:rPr>
+              <w:t>Use Case</w:t>
             </w:r>
           </w:p>
         </w:tc>
@@ -123,30 +3331,66 @@
         <w:tc>
           <w:tcPr>
             <w:tcW w:type="dxa" w:w="2880"/>
+            <w:shd w:fill="FFFFFF"/>
+            <w:tcMar>
+              <w:top w:w="90" w:type="dxa"/>
+              <w:bottom w:w="90" w:type="dxa"/>
+              <w:left w:w="120" w:type="dxa"/>
+              <w:right w:w="120" w:type="dxa"/>
+            </w:tcMar>
           </w:tcPr>
           <w:p>
             <w:r>
-              <w:t>Frontend</w:t>
+              <w:rPr>
+                <w:rFonts w:ascii="Calibri" w:hAnsi="Calibri"/>
+                <w:color w:val="1F2937"/>
+                <w:sz w:val="19"/>
+              </w:rPr>
+              <w:t>find_nearest_responder()</w:t>
             </w:r>
           </w:p>
         </w:tc>
         <w:tc>
           <w:tcPr>
             <w:tcW w:type="dxa" w:w="2880"/>
+            <w:shd w:fill="FFFFFF"/>
+            <w:tcMar>
+              <w:top w:w="90" w:type="dxa"/>
+              <w:bottom w:w="90" w:type="dxa"/>
+              <w:left w:w="120" w:type="dxa"/>
+              <w:right w:w="120" w:type="dxa"/>
+            </w:tcMar>
           </w:tcPr>
           <w:p>
             <w:r>
-              <w:t>React + Vite (PWA)</w:t>
+              <w:rPr>
+                <w:rFonts w:ascii="Calibri" w:hAnsi="Calibri"/>
+                <w:color w:val="1F2937"/>
+                <w:sz w:val="19"/>
+              </w:rPr>
+              <w:t>ST_Distance geodesic KNN ordering</w:t>
             </w:r>
           </w:p>
         </w:tc>
         <w:tc>
           <w:tcPr>
-            <w:tcW w:type="dxa" w:w="2880"/>
+            <w:tcW w:type="dxa" w:w="3600"/>
+            <w:shd w:fill="FFFFFF"/>
+            <w:tcMar>
+              <w:top w:w="90" w:type="dxa"/>
+              <w:bottom w:w="90" w:type="dxa"/>
+              <w:left w:w="120" w:type="dxa"/>
+              <w:right w:w="120" w:type="dxa"/>
+            </w:tcMar>
           </w:tcPr>
           <w:p>
             <w:r>
-              <w:t>Mobile-friendly, installable, offline-capable</w:t>
+              <w:rPr>
+                <w:rFonts w:ascii="Calibri" w:hAnsi="Calibri"/>
+                <w:color w:val="1F2937"/>
+                <w:sz w:val="19"/>
+              </w:rPr>
+              <w:t>Dispatches nearest available guard/volunteer to SOS location.</w:t>
             </w:r>
           </w:p>
         </w:tc>
@@ -155,30 +3399,66 @@
         <w:tc>
           <w:tcPr>
             <w:tcW w:type="dxa" w:w="2880"/>
+            <w:shd w:fill="FAFAFA"/>
+            <w:tcMar>
+              <w:top w:w="90" w:type="dxa"/>
+              <w:bottom w:w="90" w:type="dxa"/>
+              <w:left w:w="120" w:type="dxa"/>
+              <w:right w:w="120" w:type="dxa"/>
+            </w:tcMar>
           </w:tcPr>
           <w:p>
             <w:r>
-              <w:t>UI</w:t>
+              <w:rPr>
+                <w:rFonts w:ascii="Calibri" w:hAnsi="Calibri"/>
+                <w:color w:val="1F2937"/>
+                <w:sz w:val="19"/>
+              </w:rPr>
+              <w:t>check_location_within_radius()</w:t>
             </w:r>
           </w:p>
         </w:tc>
         <w:tc>
           <w:tcPr>
             <w:tcW w:type="dxa" w:w="2880"/>
+            <w:shd w:fill="FAFAFA"/>
+            <w:tcMar>
+              <w:top w:w="90" w:type="dxa"/>
+              <w:bottom w:w="90" w:type="dxa"/>
+              <w:left w:w="120" w:type="dxa"/>
+              <w:right w:w="120" w:type="dxa"/>
+            </w:tcMar>
           </w:tcPr>
           <w:p>
             <w:r>
-              <w:t>Tailwind CSS + shadcn/ui</w:t>
+              <w:rPr>
+                <w:rFonts w:ascii="Calibri" w:hAnsi="Calibri"/>
+                <w:color w:val="1F2937"/>
+                <w:sz w:val="19"/>
+              </w:rPr>
+              <w:t>ST_DWithin radius containment</w:t>
             </w:r>
           </w:p>
         </w:tc>
         <w:tc>
           <w:tcPr>
-            <w:tcW w:type="dxa" w:w="2880"/>
+            <w:tcW w:type="dxa" w:w="3600"/>
+            <w:shd w:fill="FAFAFA"/>
+            <w:tcMar>
+              <w:top w:w="90" w:type="dxa"/>
+              <w:bottom w:w="90" w:type="dxa"/>
+              <w:left w:w="120" w:type="dxa"/>
+              <w:right w:w="120" w:type="dxa"/>
+            </w:tcMar>
           </w:tcPr>
           <w:p>
             <w:r>
-              <w:t>Rapid, polished, accessible components</w:t>
+              <w:rPr>
+                <w:rFonts w:ascii="Calibri" w:hAnsi="Calibri"/>
+                <w:color w:val="1F2937"/>
+                <w:sz w:val="19"/>
+              </w:rPr>
+              <w:t>Validates building centroid within degraded GPS radius.</w:t>
             </w:r>
           </w:p>
         </w:tc>
@@ -187,30 +3467,66 @@
         <w:tc>
           <w:tcPr>
             <w:tcW w:type="dxa" w:w="2880"/>
+            <w:shd w:fill="FFFFFF"/>
+            <w:tcMar>
+              <w:top w:w="90" w:type="dxa"/>
+              <w:bottom w:w="90" w:type="dxa"/>
+              <w:left w:w="120" w:type="dxa"/>
+              <w:right w:w="120" w:type="dxa"/>
+            </w:tcMar>
           </w:tcPr>
           <w:p>
             <w:r>
-              <w:t>Backend / DB</w:t>
+              <w:rPr>
+                <w:rFonts w:ascii="Calibri" w:hAnsi="Calibri"/>
+                <w:color w:val="1F2937"/>
+                <w:sz w:val="19"/>
+              </w:rPr>
+              <w:t>check_point_in_buildings()</w:t>
             </w:r>
           </w:p>
         </w:tc>
         <w:tc>
           <w:tcPr>
             <w:tcW w:type="dxa" w:w="2880"/>
+            <w:shd w:fill="FFFFFF"/>
+            <w:tcMar>
+              <w:top w:w="90" w:type="dxa"/>
+              <w:bottom w:w="90" w:type="dxa"/>
+              <w:left w:w="120" w:type="dxa"/>
+              <w:right w:w="120" w:type="dxa"/>
+            </w:tcMar>
           </w:tcPr>
           <w:p>
             <w:r>
-              <w:t>Supabase (PostgreSQL)</w:t>
+              <w:rPr>
+                <w:rFonts w:ascii="Calibri" w:hAnsi="Calibri"/>
+                <w:color w:val="1F2937"/>
+                <w:sz w:val="19"/>
+              </w:rPr>
+              <w:t>ST_Within polygon containment</w:t>
             </w:r>
           </w:p>
         </w:tc>
         <w:tc>
           <w:tcPr>
-            <w:tcW w:type="dxa" w:w="2880"/>
+            <w:tcW w:type="dxa" w:w="3600"/>
+            <w:shd w:fill="FFFFFF"/>
+            <w:tcMar>
+              <w:top w:w="90" w:type="dxa"/>
+              <w:bottom w:w="90" w:type="dxa"/>
+              <w:left w:w="120" w:type="dxa"/>
+              <w:right w:w="120" w:type="dxa"/>
+            </w:tcMar>
           </w:tcPr>
           <w:p>
             <w:r>
-              <w:t>Relational ERP + safety data, real-time sync</w:t>
+              <w:rPr>
+                <w:rFonts w:ascii="Calibri" w:hAnsi="Calibri"/>
+                <w:color w:val="1F2937"/>
+                <w:sz w:val="19"/>
+              </w:rPr>
+              <w:t>Determines if student is inside campus building boundary.</w:t>
             </w:r>
           </w:p>
         </w:tc>
@@ -219,30 +3535,66 @@
         <w:tc>
           <w:tcPr>
             <w:tcW w:type="dxa" w:w="2880"/>
+            <w:shd w:fill="FAFAFA"/>
+            <w:tcMar>
+              <w:top w:w="90" w:type="dxa"/>
+              <w:bottom w:w="90" w:type="dxa"/>
+              <w:left w:w="120" w:type="dxa"/>
+              <w:right w:w="120" w:type="dxa"/>
+            </w:tcMar>
           </w:tcPr>
           <w:p>
             <w:r>
-              <w:t>Geospatial</w:t>
+              <w:rPr>
+                <w:rFonts w:ascii="Calibri" w:hAnsi="Calibri"/>
+                <w:color w:val="1F2937"/>
+                <w:sz w:val="19"/>
+              </w:rPr>
+              <w:t>find_nearby_buildings()</w:t>
             </w:r>
           </w:p>
         </w:tc>
         <w:tc>
           <w:tcPr>
             <w:tcW w:type="dxa" w:w="2880"/>
+            <w:shd w:fill="FAFAFA"/>
+            <w:tcMar>
+              <w:top w:w="90" w:type="dxa"/>
+              <w:bottom w:w="90" w:type="dxa"/>
+              <w:left w:w="120" w:type="dxa"/>
+              <w:right w:w="120" w:type="dxa"/>
+            </w:tcMar>
           </w:tcPr>
           <w:p>
             <w:r>
-              <w:t>PostGIS Extension</w:t>
+              <w:rPr>
+                <w:rFonts w:ascii="Calibri" w:hAnsi="Calibri"/>
+                <w:color w:val="1F2937"/>
+                <w:sz w:val="19"/>
+              </w:rPr>
+              <w:t>ST_DWithin spatial range</w:t>
             </w:r>
           </w:p>
         </w:tc>
         <w:tc>
           <w:tcPr>
-            <w:tcW w:type="dxa" w:w="2880"/>
+            <w:tcW w:type="dxa" w:w="3600"/>
+            <w:shd w:fill="FAFAFA"/>
+            <w:tcMar>
+              <w:top w:w="90" w:type="dxa"/>
+              <w:bottom w:w="90" w:type="dxa"/>
+              <w:left w:w="120" w:type="dxa"/>
+              <w:right w:w="120" w:type="dxa"/>
+            </w:tcMar>
           </w:tcPr>
           <w:p>
             <w:r>
-              <w:t>Nearest guard dispatch, geofence attendance, location cross-validation</w:t>
+              <w:rPr>
+                <w:rFonts w:ascii="Calibri" w:hAnsi="Calibri"/>
+                <w:color w:val="1F2937"/>
+                <w:sz w:val="19"/>
+              </w:rPr>
+              <w:t>Lists all buildings within radius for proximity alerts.</w:t>
             </w:r>
           </w:p>
         </w:tc>
@@ -251,222 +3603,66 @@
         <w:tc>
           <w:tcPr>
             <w:tcW w:type="dxa" w:w="2880"/>
+            <w:shd w:fill="FFFFFF"/>
+            <w:tcMar>
+              <w:top w:w="90" w:type="dxa"/>
+              <w:bottom w:w="90" w:type="dxa"/>
+              <w:left w:w="120" w:type="dxa"/>
+              <w:right w:w="120" w:type="dxa"/>
+            </w:tcMar>
           </w:tcPr>
           <w:p>
             <w:r>
-              <w:t>Auth</w:t>
+              <w:rPr>
+                <w:rFonts w:ascii="Calibri" w:hAnsi="Calibri"/>
+                <w:color w:val="1F2937"/>
+                <w:sz w:val="19"/>
+              </w:rPr>
+              <w:t>find_active_outing()</w:t>
             </w:r>
           </w:p>
         </w:tc>
         <w:tc>
           <w:tcPr>
             <w:tcW w:type="dxa" w:w="2880"/>
+            <w:shd w:fill="FFFFFF"/>
+            <w:tcMar>
+              <w:top w:w="90" w:type="dxa"/>
+              <w:bottom w:w="90" w:type="dxa"/>
+              <w:left w:w="120" w:type="dxa"/>
+              <w:right w:w="120" w:type="dxa"/>
+            </w:tcMar>
           </w:tcPr>
           <w:p>
             <w:r>
-              <w:t>Supabase Auth</w:t>
+              <w:rPr>
+                <w:rFonts w:ascii="Calibri" w:hAnsi="Calibri"/>
+                <w:color w:val="1F2937"/>
+                <w:sz w:val="19"/>
+              </w:rPr>
+              <w:t>ST_DWithin cross-validation</w:t>
             </w:r>
           </w:p>
         </w:tc>
         <w:tc>
           <w:tcPr>
-            <w:tcW w:type="dxa" w:w="2880"/>
+            <w:tcW w:type="dxa" w:w="3600"/>
+            <w:shd w:fill="FFFFFF"/>
+            <w:tcMar>
+              <w:top w:w="90" w:type="dxa"/>
+              <w:bottom w:w="90" w:type="dxa"/>
+              <w:left w:w="120" w:type="dxa"/>
+              <w:right w:w="120" w:type="dxa"/>
+            </w:tcMar>
           </w:tcPr>
           <w:p>
             <w:r>
-              <w:t>Email/password + Google OAuth, role-based</w:t>
-            </w:r>
-          </w:p>
-        </w:tc>
-      </w:tr>
-      <w:tr>
-        <w:tc>
-          <w:tcPr>
-            <w:tcW w:type="dxa" w:w="2880"/>
-          </w:tcPr>
-          <w:p>
-            <w:r>
-              <w:t>Security</w:t>
-            </w:r>
-          </w:p>
-        </w:tc>
-        <w:tc>
-          <w:tcPr>
-            <w:tcW w:type="dxa" w:w="2880"/>
-          </w:tcPr>
-          <w:p>
-            <w:r>
-              <w:t>PostgreSQL RLS</w:t>
-            </w:r>
-          </w:p>
-        </w:tc>
-        <w:tc>
-          <w:tcPr>
-            <w:tcW w:type="dxa" w:w="2880"/>
-          </w:tcPr>
-          <w:p>
-            <w:r>
-              <w:t>~50 row-level policies across 14 tables</w:t>
-            </w:r>
-          </w:p>
-        </w:tc>
-      </w:tr>
-      <w:tr>
-        <w:tc>
-          <w:tcPr>
-            <w:tcW w:type="dxa" w:w="2880"/>
-          </w:tcPr>
-          <w:p>
-            <w:r>
-              <w:t>AI</w:t>
-            </w:r>
-          </w:p>
-        </w:tc>
-        <w:tc>
-          <w:tcPr>
-            <w:tcW w:type="dxa" w:w="2880"/>
-          </w:tcPr>
-          <w:p>
-            <w:r>
-              <w:t>Google Gemini 2.0 Flash</w:t>
-            </w:r>
-          </w:p>
-        </w:tc>
-        <w:tc>
-          <w:tcPr>
-            <w:tcW w:type="dxa" w:w="2880"/>
-          </w:tcPr>
-          <w:p>
-            <w:r>
-              <w:t>Incident classification, wellbeing triage, therapist warm handoff</w:t>
-            </w:r>
-          </w:p>
-        </w:tc>
-      </w:tr>
-      <w:tr>
-        <w:tc>
-          <w:tcPr>
-            <w:tcW w:type="dxa" w:w="2880"/>
-          </w:tcPr>
-          <w:p>
-            <w:r>
-              <w:t>Real-time</w:t>
-            </w:r>
-          </w:p>
-        </w:tc>
-        <w:tc>
-          <w:tcPr>
-            <w:tcW w:type="dxa" w:w="2880"/>
-          </w:tcPr>
-          <w:p>
-            <w:r>
-              <w:t>Supabase Realtime</w:t>
-            </w:r>
-          </w:p>
-        </w:tc>
-        <w:tc>
-          <w:tcPr>
-            <w:tcW w:type="dxa" w:w="2880"/>
-          </w:tcPr>
-          <w:p>
-            <w:r>
-              <w:t>Live SOS alerts, guard tracking, incident feeds</w:t>
-            </w:r>
-          </w:p>
-        </w:tc>
-      </w:tr>
-      <w:tr>
-        <w:tc>
-          <w:tcPr>
-            <w:tcW w:type="dxa" w:w="2880"/>
-          </w:tcPr>
-          <w:p>
-            <w:r>
-              <w:t>Serverless</w:t>
-            </w:r>
-          </w:p>
-        </w:tc>
-        <w:tc>
-          <w:tcPr>
-            <w:tcW w:type="dxa" w:w="2880"/>
-          </w:tcPr>
-          <w:p>
-            <w:r>
-              <w:t>Supabase Edge Functions (Deno)</w:t>
-            </w:r>
-          </w:p>
-        </w:tc>
-        <w:tc>
-          <w:tcPr>
-            <w:tcW w:type="dxa" w:w="2880"/>
-          </w:tcPr>
-          <w:p>
-            <w:r>
-              <w:t>8 business logic endpoints</w:t>
-            </w:r>
-          </w:p>
-        </w:tc>
-      </w:tr>
-      <w:tr>
-        <w:tc>
-          <w:tcPr>
-            <w:tcW w:type="dxa" w:w="2880"/>
-          </w:tcPr>
-          <w:p>
-            <w:r>
-              <w:t>Maps</w:t>
-            </w:r>
-          </w:p>
-        </w:tc>
-        <w:tc>
-          <w:tcPr>
-            <w:tcW w:type="dxa" w:w="2880"/>
-          </w:tcPr>
-          <w:p>
-            <w:r>
-              <w:t>Leaflet.js + OpenStreetMap</w:t>
-            </w:r>
-          </w:p>
-        </w:tc>
-        <w:tc>
-          <w:tcPr>
-            <w:tcW w:type="dxa" w:w="2880"/>
-          </w:tcPr>
-          <w:p>
-            <w:r>
-              <w:t>Free campus map with guard tracking</w:t>
-            </w:r>
-          </w:p>
-        </w:tc>
-      </w:tr>
-      <w:tr>
-        <w:tc>
-          <w:tcPr>
-            <w:tcW w:type="dxa" w:w="2880"/>
-          </w:tcPr>
-          <w:p>
-            <w:r>
-              <w:t>Offline</w:t>
-            </w:r>
-          </w:p>
-        </w:tc>
-        <w:tc>
-          <w:tcPr>
-            <w:tcW w:type="dxa" w:w="2880"/>
-          </w:tcPr>
-          <w:p>
-            <w:r>
-              <w:t>Service Worker + IndexedDB</w:t>
-            </w:r>
-          </w:p>
-        </w:tc>
-        <w:tc>
-          <w:tcPr>
-            <w:tcW w:type="dxa" w:w="2880"/>
-          </w:tcPr>
-          <w:p>
-            <w:r>
-              <w:t>SMS fallback, cached emergency data</w:t>
+              <w:rPr>
+                <w:rFonts w:ascii="Calibri" w:hAnsi="Calibri"/>
+                <w:color w:val="1F2937"/>
+                <w:sz w:val="19"/>
+              </w:rPr>
+              <w:t>Cross-validates SOS GPS against approved leave destinations.</w:t>
             </w:r>
           </w:p>
         </w:tc>
@@ -478,80 +3674,117 @@
         <w:pStyle w:val="Heading1"/>
       </w:pPr>
       <w:r>
-        <w:t>3. Core Innovation: Tiered SOS with Cross-Validated Location</w:t>
+        <w:t>6. Microservices &amp; Edge Functions Specification</w:t>
       </w:r>
     </w:p>
     <w:p>
-      <w:pPr>
-        <w:pStyle w:val="Heading2"/>
-      </w:pPr>
       <w:r>
-        <w:t>3a. Two-Level Escalation</w:t>
+        <w:t>Eight serverless microservices execute on the Supabase Deno Edge runtime with dual client architecture: an authenticated user-context client for RLS-respecting queries and a service-role admin client for privileged mutations.</w:t>
       </w:r>
     </w:p>
     <w:tbl>
       <w:tblPr>
-        <w:tblStyle w:val="LightGrid-Accent1"/>
         <w:tblW w:type="auto" w:w="0"/>
         <w:jc w:val="center"/>
+        <w:tblLayout w:type="fixed"/>
         <w:tblLook w:firstColumn="1" w:firstRow="1" w:lastColumn="0" w:lastRow="0" w:noHBand="0" w:noVBand="1" w:val="04A0"/>
       </w:tblPr>
       <w:tblGrid>
-        <w:gridCol w:w="2160"/>
-        <w:gridCol w:w="2160"/>
-        <w:gridCol w:w="2160"/>
-        <w:gridCol w:w="2160"/>
+        <w:gridCol w:w="2340"/>
+        <w:gridCol w:w="2340"/>
+        <w:gridCol w:w="2340"/>
+        <w:gridCol w:w="2340"/>
       </w:tblGrid>
       <w:tr>
         <w:tc>
           <w:tcPr>
-            <w:tcW w:type="dxa" w:w="2160"/>
+            <w:tcW w:type="dxa" w:w="1728"/>
+            <w:shd w:fill="F3F4F6"/>
+            <w:tcMar>
+              <w:top w:w="120" w:type="dxa"/>
+              <w:bottom w:w="120" w:type="dxa"/>
+              <w:left w:w="120" w:type="dxa"/>
+              <w:right w:w="120" w:type="dxa"/>
+            </w:tcMar>
           </w:tcPr>
           <w:p>
             <w:r>
               <w:rPr>
+                <w:rFonts w:ascii="Calibri" w:hAnsi="Calibri"/>
                 <w:b/>
+                <w:color w:val="000000"/>
+                <w:sz w:val="20"/>
               </w:rPr>
-              <w:t>Level</w:t>
+              <w:t>Endpoint</w:t>
+            </w:r>
+          </w:p>
+        </w:tc>
+        <w:tc>
+          <w:tcPr>
+            <w:tcW w:type="dxa" w:w="864"/>
+            <w:shd w:fill="F3F4F6"/>
+            <w:tcMar>
+              <w:top w:w="120" w:type="dxa"/>
+              <w:bottom w:w="120" w:type="dxa"/>
+              <w:left w:w="120" w:type="dxa"/>
+              <w:right w:w="120" w:type="dxa"/>
+            </w:tcMar>
+          </w:tcPr>
+          <w:p>
+            <w:r>
+              <w:rPr>
+                <w:rFonts w:ascii="Calibri" w:hAnsi="Calibri"/>
+                <w:b/>
+                <w:color w:val="000000"/>
+                <w:sz w:val="20"/>
+              </w:rPr>
+              <w:t>Protocol</w:t>
+            </w:r>
+          </w:p>
+        </w:tc>
+        <w:tc>
+          <w:tcPr>
+            <w:tcW w:type="dxa" w:w="4608"/>
+            <w:shd w:fill="F3F4F6"/>
+            <w:tcMar>
+              <w:top w:w="120" w:type="dxa"/>
+              <w:bottom w:w="120" w:type="dxa"/>
+              <w:left w:w="120" w:type="dxa"/>
+              <w:right w:w="120" w:type="dxa"/>
+            </w:tcMar>
+          </w:tcPr>
+          <w:p>
+            <w:r>
+              <w:rPr>
+                <w:rFonts w:ascii="Calibri" w:hAnsi="Calibri"/>
+                <w:b/>
+                <w:color w:val="000000"/>
+                <w:sz w:val="20"/>
+              </w:rPr>
+              <w:t>Execution Pipeline</w:t>
             </w:r>
           </w:p>
         </w:tc>
         <w:tc>
           <w:tcPr>
             <w:tcW w:type="dxa" w:w="2160"/>
+            <w:shd w:fill="F3F4F6"/>
+            <w:tcMar>
+              <w:top w:w="120" w:type="dxa"/>
+              <w:bottom w:w="120" w:type="dxa"/>
+              <w:left w:w="120" w:type="dxa"/>
+              <w:right w:w="120" w:type="dxa"/>
+            </w:tcMar>
           </w:tcPr>
           <w:p>
             <w:r>
               <w:rPr>
+                <w:rFonts w:ascii="Calibri" w:hAnsi="Calibri"/>
                 <w:b/>
+                <w:color w:val="000000"/>
+                <w:sz w:val="20"/>
               </w:rPr>
-              <w:t>Trigger</w:t>
-            </w:r>
-          </w:p>
-        </w:tc>
-        <w:tc>
-          <w:tcPr>
-            <w:tcW w:type="dxa" w:w="2160"/>
-          </w:tcPr>
-          <w:p>
-            <w:r>
-              <w:rPr>
-                <w:b/>
-              </w:rPr>
-              <w:t>Who Gets Alerted</w:t>
-            </w:r>
-          </w:p>
-        </w:tc>
-        <w:tc>
-          <w:tcPr>
-            <w:tcW w:type="dxa" w:w="2160"/>
-          </w:tcPr>
-          <w:p>
-            <w:r>
-              <w:rPr>
-                <w:b/>
-              </w:rPr>
-              <w:t>Actions</w:t>
+              <w:t>Response Signature</w:t>
             </w:r>
           </w:p>
         </w:tc>
@@ -559,41 +3792,89 @@
       <w:tr>
         <w:tc>
           <w:tcPr>
-            <w:tcW w:type="dxa" w:w="2160"/>
+            <w:tcW w:type="dxa" w:w="1728"/>
+            <w:shd w:fill="FFFFFF"/>
+            <w:tcMar>
+              <w:top w:w="90" w:type="dxa"/>
+              <w:bottom w:w="90" w:type="dxa"/>
+              <w:left w:w="120" w:type="dxa"/>
+              <w:right w:w="120" w:type="dxa"/>
+            </w:tcMar>
           </w:tcPr>
           <w:p>
             <w:r>
-              <w:t>Level 1 — Campus</w:t>
+              <w:rPr>
+                <w:rFonts w:ascii="Calibri" w:hAnsi="Calibri"/>
+                <w:color w:val="1F2937"/>
+                <w:sz w:val="19"/>
+              </w:rPr>
+              <w:t>/trigger-sos</w:t>
+            </w:r>
+          </w:p>
+        </w:tc>
+        <w:tc>
+          <w:tcPr>
+            <w:tcW w:type="dxa" w:w="864"/>
+            <w:shd w:fill="FFFFFF"/>
+            <w:tcMar>
+              <w:top w:w="90" w:type="dxa"/>
+              <w:bottom w:w="90" w:type="dxa"/>
+              <w:left w:w="120" w:type="dxa"/>
+              <w:right w:w="120" w:type="dxa"/>
+            </w:tcMar>
+          </w:tcPr>
+          <w:p>
+            <w:r>
+              <w:rPr>
+                <w:rFonts w:ascii="Calibri" w:hAnsi="Calibri"/>
+                <w:color w:val="1F2937"/>
+                <w:sz w:val="19"/>
+              </w:rPr>
+              <w:t>POST</w:t>
+            </w:r>
+          </w:p>
+        </w:tc>
+        <w:tc>
+          <w:tcPr>
+            <w:tcW w:type="dxa" w:w="4608"/>
+            <w:shd w:fill="FFFFFF"/>
+            <w:tcMar>
+              <w:top w:w="90" w:type="dxa"/>
+              <w:bottom w:w="90" w:type="dxa"/>
+              <w:left w:w="120" w:type="dxa"/>
+              <w:right w:w="120" w:type="dxa"/>
+            </w:tcMar>
+          </w:tcPr>
+          <w:p>
+            <w:r>
+              <w:rPr>
+                <w:rFonts w:ascii="Calibri" w:hAnsi="Calibri"/>
+                <w:color w:val="1F2937"/>
+                <w:sz w:val="19"/>
+              </w:rPr>
+              <w:t>Evaluates location accuracy; falls back to timetable if &gt;50m; cross-validates against active outing passes; dispatches nearest guards via ST_Distance KNN.</w:t>
             </w:r>
           </w:p>
         </w:tc>
         <w:tc>
           <w:tcPr>
             <w:tcW w:type="dxa" w:w="2160"/>
+            <w:shd w:fill="FFFFFF"/>
+            <w:tcMar>
+              <w:top w:w="90" w:type="dxa"/>
+              <w:bottom w:w="90" w:type="dxa"/>
+              <w:left w:w="120" w:type="dxa"/>
+              <w:right w:w="120" w:type="dxa"/>
+            </w:tcMar>
           </w:tcPr>
           <w:p>
             <w:r>
-              <w:t>3 presses on SOS button</w:t>
-            </w:r>
-          </w:p>
-        </w:tc>
-        <w:tc>
-          <w:tcPr>
-            <w:tcW w:type="dxa" w:w="2160"/>
-          </w:tcPr>
-          <w:p>
-            <w:r>
-              <w:t>Nearest free guard + volunteer + admin + parents</w:t>
-            </w:r>
-          </w:p>
-        </w:tc>
-        <w:tc>
-          <w:tcPr>
-            <w:tcW w:type="dxa" w:w="2160"/>
-          </w:tcPr>
-          <w:p>
-            <w:r>
-              <w:t>Smart dispatch via PostGIS, location shared</w:t>
+              <w:rPr>
+                <w:rFonts w:ascii="Calibri" w:hAnsi="Calibri"/>
+                <w:color w:val="1F2937"/>
+                <w:sz w:val="19"/>
+              </w:rPr>
+              <w:t>{ incidentId, locationSource, assignedGuard, fallback }</w:t>
             </w:r>
           </w:p>
         </w:tc>
@@ -601,415 +3882,89 @@
       <w:tr>
         <w:tc>
           <w:tcPr>
-            <w:tcW w:type="dxa" w:w="2160"/>
+            <w:tcW w:type="dxa" w:w="1728"/>
+            <w:shd w:fill="FAFAFA"/>
+            <w:tcMar>
+              <w:top w:w="90" w:type="dxa"/>
+              <w:bottom w:w="90" w:type="dxa"/>
+              <w:left w:w="120" w:type="dxa"/>
+              <w:right w:w="120" w:type="dxa"/>
+            </w:tcMar>
           </w:tcPr>
           <w:p>
             <w:r>
-              <w:t>Level 2 — Police</w:t>
+              <w:rPr>
+                <w:rFonts w:ascii="Calibri" w:hAnsi="Calibri"/>
+                <w:color w:val="1F2937"/>
+                <w:sz w:val="19"/>
+              </w:rPr>
+              <w:t>/resolve-location</w:t>
+            </w:r>
+          </w:p>
+        </w:tc>
+        <w:tc>
+          <w:tcPr>
+            <w:tcW w:type="dxa" w:w="864"/>
+            <w:shd w:fill="FAFAFA"/>
+            <w:tcMar>
+              <w:top w:w="90" w:type="dxa"/>
+              <w:bottom w:w="90" w:type="dxa"/>
+              <w:left w:w="120" w:type="dxa"/>
+              <w:right w:w="120" w:type="dxa"/>
+            </w:tcMar>
+          </w:tcPr>
+          <w:p>
+            <w:r>
+              <w:rPr>
+                <w:rFonts w:ascii="Calibri" w:hAnsi="Calibri"/>
+                <w:color w:val="1F2937"/>
+                <w:sz w:val="19"/>
+              </w:rPr>
+              <w:t>POST</w:t>
+            </w:r>
+          </w:p>
+        </w:tc>
+        <w:tc>
+          <w:tcPr>
+            <w:tcW w:type="dxa" w:w="4608"/>
+            <w:shd w:fill="FAFAFA"/>
+            <w:tcMar>
+              <w:top w:w="90" w:type="dxa"/>
+              <w:bottom w:w="90" w:type="dxa"/>
+              <w:left w:w="120" w:type="dxa"/>
+              <w:right w:w="120" w:type="dxa"/>
+            </w:tcMar>
+          </w:tcPr>
+          <w:p>
+            <w:r>
+              <w:rPr>
+                <w:rFonts w:ascii="Calibri" w:hAnsi="Calibri"/>
+                <w:color w:val="1F2937"/>
+                <w:sz w:val="19"/>
+              </w:rPr>
+              <w:t>Inspects GPS accuracy; matches timetable_slots; cross-validates outing destinations; extracts building boundary.</w:t>
             </w:r>
           </w:p>
         </w:tc>
         <w:tc>
           <w:tcPr>
             <w:tcW w:type="dxa" w:w="2160"/>
-          </w:tcPr>
-          <w:p>
-            <w:r>
-              <w:t>5 presses on SOS button</w:t>
-            </w:r>
-          </w:p>
-        </w:tc>
-        <w:tc>
-          <w:tcPr>
-            <w:tcW w:type="dxa" w:w="2160"/>
-          </w:tcPr>
-          <w:p>
-            <w:r>
-              <w:t>ALL guards + volunteers + admin + parents + police (112)</w:t>
-            </w:r>
-          </w:p>
-        </w:tc>
-        <w:tc>
-          <w:tcPr>
-            <w:tcW w:type="dxa" w:w="2160"/>
-          </w:tcPr>
-          <w:p>
-            <w:r>
-              <w:t>Auto-dials 112, SMS with GPS, full alert</w:t>
-            </w:r>
-          </w:p>
-        </w:tc>
-      </w:tr>
-    </w:tbl>
-    <w:p/>
-    <w:p>
-      <w:r>
-        <w:t>Auto-escalation: If Level 1 receives no guard response within 120 seconds, it automatically promotes to Level 2.</w:t>
-      </w:r>
-    </w:p>
-    <w:p>
-      <w:pPr>
-        <w:pStyle w:val="Heading2"/>
-      </w:pPr>
-      <w:r>
-        <w:t>3b. Cross-Validated Indoor Location</w:t>
-      </w:r>
-    </w:p>
-    <w:p>
-      <w:r>
-        <w:t>GPS always provides the primary location — even indoors (typical accuracy: 50–150m). The timetable and outing request data act as secondary hints, validated against the GPS radius:</w:t>
-      </w:r>
-    </w:p>
-    <w:p>
-      <w:pPr>
-        <w:pStyle w:val="ListBullet"/>
-      </w:pPr>
-      <w:r>
-        <w:rPr>
-          <w:b/>
-        </w:rPr>
-        <w:t xml:space="preserve">Scenario 1: </w:t>
-      </w:r>
-      <w:r>
-        <w:t>GPS accuracy &lt; 50m → High confidence. Use GPS directly.</w:t>
-      </w:r>
-    </w:p>
-    <w:p>
-      <w:pPr>
-        <w:pStyle w:val="ListBullet"/>
-      </w:pPr>
-      <w:r>
-        <w:rPr>
-          <w:b/>
-        </w:rPr>
-        <w:t xml:space="preserve">Scenario 2: </w:t>
-      </w:r>
-      <w:r>
-        <w:t>GPS broad + timetable building IS within GPS radius → "Confirmed: Chemistry Lab 3"</w:t>
-      </w:r>
-    </w:p>
-    <w:p>
-      <w:pPr>
-        <w:pStyle w:val="ListBullet"/>
-      </w:pPr>
-      <w:r>
-        <w:rPr>
-          <w:b/>
-        </w:rPr>
-        <w:t xml:space="preserve">Scenario 3: </w:t>
-      </w:r>
-      <w:r>
-        <w:t>GPS broad + timetable building is OUTSIDE GPS radius → "Student not where expected — possible safety concern"</w:t>
-      </w:r>
-    </w:p>
-    <w:p>
-      <w:pPr>
-        <w:pStyle w:val="ListBullet"/>
-      </w:pPr>
-      <w:r>
-        <w:rPr>
-          <w:b/>
-        </w:rPr>
-        <w:t xml:space="preserve">Scenario 4: </w:t>
-      </w:r>
-      <w:r>
-        <w:t>GPS broad + active outing destination within radius → "Confirmed near Lalbagh Garden (approved outing)"</w:t>
-      </w:r>
-    </w:p>
-    <w:p>
-      <w:pPr>
-        <w:pStyle w:val="ListBullet"/>
-      </w:pPr>
-      <w:r>
-        <w:rPr>
-          <w:b/>
-        </w:rPr>
-        <w:t xml:space="preserve">Scenario 5: </w:t>
-      </w:r>
-      <w:r>
-        <w:t>No timetable, no outing → GPS area is all we have.</w:t>
-      </w:r>
-    </w:p>
-    <w:p>
-      <w:r>
-        <w:t>The guard receives both the GPS area AND the contextual hint — they make the judgment call, not the system. This proves why ERP + Safety must be one unified platform: the timetable becomes a location sensor.</w:t>
-      </w:r>
-    </w:p>
-    <w:p>
-      <w:pPr>
-        <w:pStyle w:val="Heading2"/>
-      </w:pPr>
-      <w:r>
-        <w:t>3c. Smart Dispatch via PostGIS</w:t>
-      </w:r>
-    </w:p>
-    <w:p>
-      <w:r>
-        <w:t>A single SQL query finds the nearest available guard by combining real-time GPS positions with timetable availability checks. Guards currently in a scheduled class/duty are excluded. The query uses ST_Distance for geospatial proximity ranking — no client-side math needed.</w:t>
-      </w:r>
-    </w:p>
-    <w:p>
-      <w:pPr>
-        <w:pStyle w:val="Heading1"/>
-      </w:pPr>
-      <w:r>
-        <w:t>4. Offline / No-Network Failsafe</w:t>
-      </w:r>
-    </w:p>
-    <w:p>
-      <w:r>
-        <w:t>Most campus safety apps are useless without internet. Luminous works even in airplane mode.</w:t>
-      </w:r>
-    </w:p>
-    <w:p>
-      <w:pPr>
-        <w:pStyle w:val="ListBullet"/>
-      </w:pPr>
-      <w:r>
-        <w:rPr>
-          <w:b/>
-        </w:rPr>
-        <w:t xml:space="preserve">Local Cache: </w:t>
-      </w:r>
-      <w:r>
-        <w:t>On login, the app caches guard phone numbers, emergency contacts, student medical info, timetable, and campus map tiles locally.</w:t>
-      </w:r>
-    </w:p>
-    <w:p>
-      <w:pPr>
-        <w:pStyle w:val="ListBullet"/>
-      </w:pPr>
-      <w:r>
-        <w:rPr>
-          <w:b/>
-        </w:rPr>
-        <w:t xml:space="preserve">SMS Fallback: </w:t>
-      </w:r>
-      <w:r>
-        <w:t>If offline, the app opens the native SMS app with a pre-filled message containing GPS coordinates, Google Maps link, blood group, and medical conditions.</w:t>
-      </w:r>
-    </w:p>
-    <w:p>
-      <w:pPr>
-        <w:pStyle w:val="ListBullet"/>
-      </w:pPr>
-      <w:r>
-        <w:rPr>
-          <w:b/>
-        </w:rPr>
-        <w:t xml:space="preserve">One-Tap Send: </w:t>
-      </w:r>
-      <w:r>
-        <w:t>The student taps "Send" — one tap, message is ready. No internet required.</w:t>
-      </w:r>
-    </w:p>
-    <w:p>
-      <w:pPr>
-        <w:pStyle w:val="ListBullet"/>
-      </w:pPr>
-      <w:r>
-        <w:rPr>
-          <w:b/>
-        </w:rPr>
-        <w:t xml:space="preserve">Auto-Retry: </w:t>
-      </w:r>
-      <w:r>
-        <w:t>The SOS is also queued in IndexedDB and automatically synced to Supabase when connectivity returns via the Background Sync API.</w:t>
-      </w:r>
-    </w:p>
-    <w:p>
-      <w:pPr>
-        <w:pStyle w:val="Heading1"/>
-      </w:pPr>
-      <w:r>
-        <w:t>5. AI Features</w:t>
-      </w:r>
-    </w:p>
-    <w:p>
-      <w:pPr>
-        <w:pStyle w:val="Heading2"/>
-      </w:pPr>
-      <w:r>
-        <w:t>5a. Anonymous Tip Classification</w:t>
-      </w:r>
-    </w:p>
-    <w:p>
-      <w:r>
-        <w:t>Students submit anonymous free-text tips. Gemini classifies each into a category (harassment, ragging, infrastructure, medical, academic) and severity (low, medium, high). The admin dashboard shows tips sorted by AI-assessed severity for prioritized review.</w:t>
-      </w:r>
-    </w:p>
-    <w:p>
-      <w:pPr>
-        <w:pStyle w:val="Heading2"/>
-      </w:pPr>
-      <w:r>
-        <w:t>5b. Wellbeing Chatbot → AI Triage → Therapist Pipeline</w:t>
-      </w:r>
-    </w:p>
-    <w:p>
-      <w:r>
-        <w:t>This is a three-stage pipeline, not just a chatbot:</w:t>
-      </w:r>
-    </w:p>
-    <w:p>
-      <w:pPr>
-        <w:pStyle w:val="ListBullet"/>
-      </w:pPr>
-      <w:r>
-        <w:rPr>
-          <w:b/>
-        </w:rPr>
-        <w:t xml:space="preserve">Stage 1: </w:t>
-      </w:r>
-      <w:r>
-        <w:t>Student opens an anonymous wellbeing chat.</w:t>
-      </w:r>
-    </w:p>
-    <w:p>
-      <w:pPr>
-        <w:pStyle w:val="ListBullet"/>
-      </w:pPr>
-      <w:r>
-        <w:rPr>
-          <w:b/>
-        </w:rPr>
-        <w:t xml:space="preserve">Stage 2: </w:t>
-      </w:r>
-      <w:r>
-        <w:t>Gemini assesses urgency — LOW (deflect + resources), MEDIUM (offer appointment), HIGH (connect to therapist now), CRITICAL (emergency escalation).</w:t>
-      </w:r>
-    </w:p>
-    <w:p>
-      <w:pPr>
-        <w:pStyle w:val="ListBullet"/>
-      </w:pPr>
-      <w:r>
-        <w:rPr>
-          <w:b/>
-        </w:rPr>
-        <w:t xml:space="preserve">Stage 3 — Warm Handoff: </w:t>
-      </w:r>
-      <w:r>
-        <w:t>Before the therapist joins, AI generates a 3-bullet summary of the conversation so the student does not have to re-explain their situation.</w:t>
-      </w:r>
-    </w:p>
-    <w:p>
-      <w:r>
-        <w:t>Anti-spam: The AI detects joke/testing messages and deflects politely, protecting therapists' time. Per-user abuse patterns are tracked.</w:t>
-      </w:r>
-    </w:p>
-    <w:p>
-      <w:pPr>
-        <w:pStyle w:val="Heading2"/>
-      </w:pPr>
-      <w:r>
-        <w:t>5c. Critical AI Safety Principle</w:t>
-      </w:r>
-    </w:p>
-    <w:p>
-      <w:r>
-        <w:t>AI assists; AI never acts directly. Gemini does not receive database credentials and does not modify the database. Its output passes through backend validation and authorization before any database mutation. Human operators (guards, therapists, admin) remain in control of all consequential decisions.</w:t>
-      </w:r>
-    </w:p>
-    <w:p>
-      <w:pPr>
-        <w:pStyle w:val="Heading1"/>
-      </w:pPr>
-      <w:r>
-        <w:t>6. Privacy Architecture: Ghost Mode</w:t>
-      </w:r>
-    </w:p>
-    <w:p>
-      <w:r>
-        <w:t>GPS runs locally on the device. Coordinates are stored only in device RAM/IndexedDB. Location is pushed to the server only when:</w:t>
-      </w:r>
-    </w:p>
-    <w:p>
-      <w:pPr>
-        <w:pStyle w:val="ListBullet"/>
-      </w:pPr>
-      <w:r>
-        <w:t>The student triggers SOS (Level 1 or Level 2)</w:t>
-      </w:r>
-    </w:p>
-    <w:p>
-      <w:pPr>
-        <w:pStyle w:val="ListBullet"/>
-      </w:pPr>
-      <w:r>
-        <w:t>The student enters a geofenced building during class time (attendance)</w:t>
-      </w:r>
-    </w:p>
-    <w:p>
-      <w:pPr>
-        <w:pStyle w:val="ListBullet"/>
-      </w:pPr>
-      <w:r>
-        <w:t>The student opts into Night Walk Mode or Trusted Circle sharing</w:t>
-      </w:r>
-    </w:p>
-    <w:p>
-      <w:r>
-        <w:t>At all other times: zero location data on the server. The admin dashboard shows guard locations (guards consent as part of their job) but never student locations unless an active SOS exists.</w:t>
-      </w:r>
-    </w:p>
-    <w:p>
-      <w:pPr>
-        <w:pStyle w:val="Heading1"/>
-      </w:pPr>
-      <w:r>
-        <w:t>7. Lite ERP Modules</w:t>
-      </w:r>
-    </w:p>
-    <w:tbl>
-      <w:tblPr>
-        <w:tblStyle w:val="LightGrid-Accent1"/>
-        <w:tblW w:type="auto" w:w="0"/>
-        <w:jc w:val="center"/>
-        <w:tblLook w:firstColumn="1" w:firstRow="1" w:lastColumn="0" w:lastRow="0" w:noHBand="0" w:noVBand="1" w:val="04A0"/>
-      </w:tblPr>
-      <w:tblGrid>
-        <w:gridCol w:w="2880"/>
-        <w:gridCol w:w="2880"/>
-        <w:gridCol w:w="2880"/>
-      </w:tblGrid>
-      <w:tr>
-        <w:tc>
-          <w:tcPr>
-            <w:tcW w:type="dxa" w:w="2880"/>
+            <w:shd w:fill="FAFAFA"/>
+            <w:tcMar>
+              <w:top w:w="90" w:type="dxa"/>
+              <w:bottom w:w="90" w:type="dxa"/>
+              <w:left w:w="120" w:type="dxa"/>
+              <w:right w:w="120" w:type="dxa"/>
+            </w:tcMar>
           </w:tcPr>
           <w:p>
             <w:r>
               <w:rPr>
-                <w:b/>
+                <w:rFonts w:ascii="Calibri" w:hAnsi="Calibri"/>
+                <w:color w:val="1F2937"/>
+                <w:sz w:val="19"/>
               </w:rPr>
-              <w:t>Module</w:t>
-            </w:r>
-          </w:p>
-        </w:tc>
-        <w:tc>
-          <w:tcPr>
-            <w:tcW w:type="dxa" w:w="2880"/>
-          </w:tcPr>
-          <w:p>
-            <w:r>
-              <w:rPr>
-                <w:b/>
-              </w:rPr>
-              <w:t>What It Does</w:t>
-            </w:r>
-          </w:p>
-        </w:tc>
-        <w:tc>
-          <w:tcPr>
-            <w:tcW w:type="dxa" w:w="2880"/>
-          </w:tcPr>
-          <w:p>
-            <w:r>
-              <w:rPr>
-                <w:b/>
-              </w:rPr>
-              <w:t>How It Feeds Into Safety</w:t>
+              <w:t>{ source, lat, lng, building, room, subject }</w:t>
             </w:r>
           </w:p>
         </w:tc>
@@ -1017,31 +3972,89 @@
       <w:tr>
         <w:tc>
           <w:tcPr>
-            <w:tcW w:type="dxa" w:w="2880"/>
+            <w:tcW w:type="dxa" w:w="1728"/>
+            <w:shd w:fill="FFFFFF"/>
+            <w:tcMar>
+              <w:top w:w="90" w:type="dxa"/>
+              <w:bottom w:w="90" w:type="dxa"/>
+              <w:left w:w="120" w:type="dxa"/>
+              <w:right w:w="120" w:type="dxa"/>
+            </w:tcMar>
           </w:tcPr>
           <w:p>
             <w:r>
-              <w:t>Smart Attendance</w:t>
+              <w:rPr>
+                <w:rFonts w:ascii="Calibri" w:hAnsi="Calibri"/>
+                <w:color w:val="1F2937"/>
+                <w:sz w:val="19"/>
+              </w:rPr>
+              <w:t>/escalate-sos</w:t>
             </w:r>
           </w:p>
         </w:tc>
         <w:tc>
           <w:tcPr>
-            <w:tcW w:type="dxa" w:w="2880"/>
+            <w:tcW w:type="dxa" w:w="864"/>
+            <w:shd w:fill="FFFFFF"/>
+            <w:tcMar>
+              <w:top w:w="90" w:type="dxa"/>
+              <w:bottom w:w="90" w:type="dxa"/>
+              <w:left w:w="120" w:type="dxa"/>
+              <w:right w:w="120" w:type="dxa"/>
+            </w:tcMar>
           </w:tcPr>
           <w:p>
             <w:r>
-              <w:t>Geofence-based auto-attendance when student enters building during class</w:t>
+              <w:rPr>
+                <w:rFonts w:ascii="Calibri" w:hAnsi="Calibri"/>
+                <w:color w:val="1F2937"/>
+                <w:sz w:val="19"/>
+              </w:rPr>
+              <w:t>POST</w:t>
             </w:r>
           </w:p>
         </w:tc>
         <w:tc>
           <w:tcPr>
-            <w:tcW w:type="dxa" w:w="2880"/>
+            <w:tcW w:type="dxa" w:w="4608"/>
+            <w:shd w:fill="FFFFFF"/>
+            <w:tcMar>
+              <w:top w:w="90" w:type="dxa"/>
+              <w:bottom w:w="90" w:type="dxa"/>
+              <w:left w:w="120" w:type="dxa"/>
+              <w:right w:w="120" w:type="dxa"/>
+            </w:tcMar>
           </w:tcPr>
           <w:p>
             <w:r>
-              <w:t>Tells the system where students ARE right now</w:t>
+              <w:rPr>
+                <w:rFonts w:ascii="Calibri" w:hAnsi="Calibri"/>
+                <w:color w:val="1F2937"/>
+                <w:sz w:val="19"/>
+              </w:rPr>
+              <w:t>Escalates Level 1 to Level 2 (Police); broadcasts across all guard terminals; sets auto_escalated flag.</w:t>
+            </w:r>
+          </w:p>
+        </w:tc>
+        <w:tc>
+          <w:tcPr>
+            <w:tcW w:type="dxa" w:w="2160"/>
+            <w:shd w:fill="FFFFFF"/>
+            <w:tcMar>
+              <w:top w:w="90" w:type="dxa"/>
+              <w:bottom w:w="90" w:type="dxa"/>
+              <w:left w:w="120" w:type="dxa"/>
+              <w:right w:w="120" w:type="dxa"/>
+            </w:tcMar>
+          </w:tcPr>
+          <w:p>
+            <w:r>
+              <w:rPr>
+                <w:rFonts w:ascii="Calibri" w:hAnsi="Calibri"/>
+                <w:color w:val="1F2937"/>
+                <w:sz w:val="19"/>
+              </w:rPr>
+              <w:t>{ escalated: true, allGuardsNotified }</w:t>
             </w:r>
           </w:p>
         </w:tc>
@@ -1049,31 +4062,89 @@
       <w:tr>
         <w:tc>
           <w:tcPr>
-            <w:tcW w:type="dxa" w:w="2880"/>
+            <w:tcW w:type="dxa" w:w="1728"/>
+            <w:shd w:fill="FAFAFA"/>
+            <w:tcMar>
+              <w:top w:w="90" w:type="dxa"/>
+              <w:bottom w:w="90" w:type="dxa"/>
+              <w:left w:w="120" w:type="dxa"/>
+              <w:right w:w="120" w:type="dxa"/>
+            </w:tcMar>
           </w:tcPr>
           <w:p>
             <w:r>
-              <w:t>Timetable</w:t>
+              <w:rPr>
+                <w:rFonts w:ascii="Calibri" w:hAnsi="Calibri"/>
+                <w:color w:val="1F2937"/>
+                <w:sz w:val="19"/>
+              </w:rPr>
+              <w:t>/classify-tip</w:t>
             </w:r>
           </w:p>
         </w:tc>
         <w:tc>
           <w:tcPr>
-            <w:tcW w:type="dxa" w:w="2880"/>
+            <w:tcW w:type="dxa" w:w="864"/>
+            <w:shd w:fill="FAFAFA"/>
+            <w:tcMar>
+              <w:top w:w="90" w:type="dxa"/>
+              <w:bottom w:w="90" w:type="dxa"/>
+              <w:left w:w="120" w:type="dxa"/>
+              <w:right w:w="120" w:type="dxa"/>
+            </w:tcMar>
           </w:tcPr>
           <w:p>
             <w:r>
-              <w:t>Read-only class schedule per student</w:t>
+              <w:rPr>
+                <w:rFonts w:ascii="Calibri" w:hAnsi="Calibri"/>
+                <w:color w:val="1F2937"/>
+                <w:sz w:val="19"/>
+              </w:rPr>
+              <w:t>POST</w:t>
             </w:r>
           </w:p>
         </w:tc>
         <w:tc>
           <w:tcPr>
-            <w:tcW w:type="dxa" w:w="2880"/>
+            <w:tcW w:type="dxa" w:w="4608"/>
+            <w:shd w:fill="FAFAFA"/>
+            <w:tcMar>
+              <w:top w:w="90" w:type="dxa"/>
+              <w:bottom w:w="90" w:type="dxa"/>
+              <w:left w:w="120" w:type="dxa"/>
+              <w:right w:w="120" w:type="dxa"/>
+            </w:tcMar>
           </w:tcPr>
           <w:p>
             <w:r>
-              <w:t>Powers indoor location fallback + guard availability for dispatch</w:t>
+              <w:rPr>
+                <w:rFonts w:ascii="Calibri" w:hAnsi="Calibri"/>
+                <w:color w:val="1F2937"/>
+                <w:sz w:val="19"/>
+              </w:rPr>
+              <w:t>Gemini 2.0 Flash content analysis; assigns category + severity; stores anonymized whistleblower record.</w:t>
+            </w:r>
+          </w:p>
+        </w:tc>
+        <w:tc>
+          <w:tcPr>
+            <w:tcW w:type="dxa" w:w="2160"/>
+            <w:shd w:fill="FAFAFA"/>
+            <w:tcMar>
+              <w:top w:w="90" w:type="dxa"/>
+              <w:bottom w:w="90" w:type="dxa"/>
+              <w:left w:w="120" w:type="dxa"/>
+              <w:right w:w="120" w:type="dxa"/>
+            </w:tcMar>
+          </w:tcPr>
+          <w:p>
+            <w:r>
+              <w:rPr>
+                <w:rFonts w:ascii="Calibri" w:hAnsi="Calibri"/>
+                <w:color w:val="1F2937"/>
+                <w:sz w:val="19"/>
+              </w:rPr>
+              <w:t>{ tipId, aiCategory, aiSeverity }</w:t>
             </w:r>
           </w:p>
         </w:tc>
@@ -1081,31 +4152,89 @@
       <w:tr>
         <w:tc>
           <w:tcPr>
-            <w:tcW w:type="dxa" w:w="2880"/>
+            <w:tcW w:type="dxa" w:w="1728"/>
+            <w:shd w:fill="FFFFFF"/>
+            <w:tcMar>
+              <w:top w:w="90" w:type="dxa"/>
+              <w:bottom w:w="90" w:type="dxa"/>
+              <w:left w:w="120" w:type="dxa"/>
+              <w:right w:w="120" w:type="dxa"/>
+            </w:tcMar>
           </w:tcPr>
           <w:p>
             <w:r>
-              <w:t>Student Profiles</w:t>
+              <w:rPr>
+                <w:rFonts w:ascii="Calibri" w:hAnsi="Calibri"/>
+                <w:color w:val="1F2937"/>
+                <w:sz w:val="19"/>
+              </w:rPr>
+              <w:t>/triage-chat</w:t>
             </w:r>
           </w:p>
         </w:tc>
         <w:tc>
           <w:tcPr>
-            <w:tcW w:type="dxa" w:w="2880"/>
+            <w:tcW w:type="dxa" w:w="864"/>
+            <w:shd w:fill="FFFFFF"/>
+            <w:tcMar>
+              <w:top w:w="90" w:type="dxa"/>
+              <w:bottom w:w="90" w:type="dxa"/>
+              <w:left w:w="120" w:type="dxa"/>
+              <w:right w:w="120" w:type="dxa"/>
+            </w:tcMar>
           </w:tcPr>
           <w:p>
             <w:r>
-              <w:t>Name, department, blood group, medical conditions, emergency contacts</w:t>
+              <w:rPr>
+                <w:rFonts w:ascii="Calibri" w:hAnsi="Calibri"/>
+                <w:color w:val="1F2937"/>
+                <w:sz w:val="19"/>
+              </w:rPr>
+              <w:t>POST</w:t>
             </w:r>
           </w:p>
         </w:tc>
         <w:tc>
           <w:tcPr>
-            <w:tcW w:type="dxa" w:w="2880"/>
+            <w:tcW w:type="dxa" w:w="4608"/>
+            <w:shd w:fill="FFFFFF"/>
+            <w:tcMar>
+              <w:top w:w="90" w:type="dxa"/>
+              <w:bottom w:w="90" w:type="dxa"/>
+              <w:left w:w="120" w:type="dxa"/>
+              <w:right w:w="120" w:type="dxa"/>
+            </w:tcMar>
           </w:tcPr>
           <w:p>
             <w:r>
-              <w:t>Medical info shown to responding guard during SOS</w:t>
+              <w:rPr>
+                <w:rFonts w:ascii="Calibri" w:hAnsi="Calibri"/>
+                <w:color w:val="1F2937"/>
+                <w:sz w:val="19"/>
+              </w:rPr>
+              <w:t>Analyzes mental health dialog; detects self-harm/assault; classifies urgency; deflects spam.</w:t>
+            </w:r>
+          </w:p>
+        </w:tc>
+        <w:tc>
+          <w:tcPr>
+            <w:tcW w:type="dxa" w:w="2160"/>
+            <w:shd w:fill="FFFFFF"/>
+            <w:tcMar>
+              <w:top w:w="90" w:type="dxa"/>
+              <w:bottom w:w="90" w:type="dxa"/>
+              <w:left w:w="120" w:type="dxa"/>
+              <w:right w:w="120" w:type="dxa"/>
+            </w:tcMar>
+          </w:tcPr>
+          <w:p>
+            <w:r>
+              <w:rPr>
+                <w:rFonts w:ascii="Calibri" w:hAnsi="Calibri"/>
+                <w:color w:val="1F2937"/>
+                <w:sz w:val="19"/>
+              </w:rPr>
+              <w:t>{ urgency, isSpam, suggestedAction }</w:t>
             </w:r>
           </w:p>
         </w:tc>
@@ -1113,31 +4242,89 @@
       <w:tr>
         <w:tc>
           <w:tcPr>
-            <w:tcW w:type="dxa" w:w="2880"/>
+            <w:tcW w:type="dxa" w:w="1728"/>
+            <w:shd w:fill="FAFAFA"/>
+            <w:tcMar>
+              <w:top w:w="90" w:type="dxa"/>
+              <w:bottom w:w="90" w:type="dxa"/>
+              <w:left w:w="120" w:type="dxa"/>
+              <w:right w:w="120" w:type="dxa"/>
+            </w:tcMar>
           </w:tcPr>
           <w:p>
             <w:r>
-              <w:t>Anonymous Tip Line</w:t>
+              <w:rPr>
+                <w:rFonts w:ascii="Calibri" w:hAnsi="Calibri"/>
+                <w:color w:val="1F2937"/>
+                <w:sz w:val="19"/>
+              </w:rPr>
+              <w:t>/warm-handoff</w:t>
             </w:r>
           </w:p>
         </w:tc>
         <w:tc>
           <w:tcPr>
-            <w:tcW w:type="dxa" w:w="2880"/>
+            <w:tcW w:type="dxa" w:w="864"/>
+            <w:shd w:fill="FAFAFA"/>
+            <w:tcMar>
+              <w:top w:w="90" w:type="dxa"/>
+              <w:bottom w:w="90" w:type="dxa"/>
+              <w:left w:w="120" w:type="dxa"/>
+              <w:right w:w="120" w:type="dxa"/>
+            </w:tcMar>
           </w:tcPr>
           <w:p>
             <w:r>
-              <w:t>Submit anonymous text → AI classifies</w:t>
+              <w:rPr>
+                <w:rFonts w:ascii="Calibri" w:hAnsi="Calibri"/>
+                <w:color w:val="1F2937"/>
+                <w:sz w:val="19"/>
+              </w:rPr>
+              <w:t>POST</w:t>
             </w:r>
           </w:p>
         </w:tc>
         <w:tc>
           <w:tcPr>
-            <w:tcW w:type="dxa" w:w="2880"/>
+            <w:tcW w:type="dxa" w:w="4608"/>
+            <w:shd w:fill="FAFAFA"/>
+            <w:tcMar>
+              <w:top w:w="90" w:type="dxa"/>
+              <w:bottom w:w="90" w:type="dxa"/>
+              <w:left w:w="120" w:type="dxa"/>
+              <w:right w:w="120" w:type="dxa"/>
+            </w:tcMar>
           </w:tcPr>
           <w:p>
             <w:r>
-              <w:t>Routes reports to correct authority by category</w:t>
+              <w:rPr>
+                <w:rFonts w:ascii="Calibri" w:hAnsi="Calibri"/>
+                <w:color w:val="1F2937"/>
+                <w:sz w:val="19"/>
+              </w:rPr>
+              <w:t>Synthesizes chat history into 3-bullet clinical brief + suggested approach strategy.</w:t>
+            </w:r>
+          </w:p>
+        </w:tc>
+        <w:tc>
+          <w:tcPr>
+            <w:tcW w:type="dxa" w:w="2160"/>
+            <w:shd w:fill="FAFAFA"/>
+            <w:tcMar>
+              <w:top w:w="90" w:type="dxa"/>
+              <w:bottom w:w="90" w:type="dxa"/>
+              <w:left w:w="120" w:type="dxa"/>
+              <w:right w:w="120" w:type="dxa"/>
+            </w:tcMar>
+          </w:tcPr>
+          <w:p>
+            <w:r>
+              <w:rPr>
+                <w:rFonts w:ascii="Calibri" w:hAnsi="Calibri"/>
+                <w:color w:val="1F2937"/>
+                <w:sz w:val="19"/>
+              </w:rPr>
+              <w:t>{ bullets[], suggestedApproach }</w:t>
             </w:r>
           </w:p>
         </w:tc>
@@ -1145,31 +4332,89 @@
       <w:tr>
         <w:tc>
           <w:tcPr>
-            <w:tcW w:type="dxa" w:w="2880"/>
+            <w:tcW w:type="dxa" w:w="1728"/>
+            <w:shd w:fill="FFFFFF"/>
+            <w:tcMar>
+              <w:top w:w="90" w:type="dxa"/>
+              <w:bottom w:w="90" w:type="dxa"/>
+              <w:left w:w="120" w:type="dxa"/>
+              <w:right w:w="120" w:type="dxa"/>
+            </w:tcMar>
           </w:tcPr>
           <w:p>
             <w:r>
-              <w:t>Parent Communication</w:t>
+              <w:rPr>
+                <w:rFonts w:ascii="Calibri" w:hAnsi="Calibri"/>
+                <w:color w:val="1F2937"/>
+                <w:sz w:val="19"/>
+              </w:rPr>
+              <w:t>/match-therapist</w:t>
             </w:r>
           </w:p>
         </w:tc>
         <w:tc>
           <w:tcPr>
-            <w:tcW w:type="dxa" w:w="2880"/>
+            <w:tcW w:type="dxa" w:w="864"/>
+            <w:shd w:fill="FFFFFF"/>
+            <w:tcMar>
+              <w:top w:w="90" w:type="dxa"/>
+              <w:bottom w:w="90" w:type="dxa"/>
+              <w:left w:w="120" w:type="dxa"/>
+              <w:right w:w="120" w:type="dxa"/>
+            </w:tcMar>
           </w:tcPr>
           <w:p>
             <w:r>
-              <w:t>Parents linked to student profiles</w:t>
+              <w:rPr>
+                <w:rFonts w:ascii="Calibri" w:hAnsi="Calibri"/>
+                <w:color w:val="1F2937"/>
+                <w:sz w:val="19"/>
+              </w:rPr>
+              <w:t>POST</w:t>
             </w:r>
           </w:p>
         </w:tc>
         <w:tc>
           <w:tcPr>
-            <w:tcW w:type="dxa" w:w="2880"/>
+            <w:tcW w:type="dxa" w:w="4608"/>
+            <w:shd w:fill="FFFFFF"/>
+            <w:tcMar>
+              <w:top w:w="90" w:type="dxa"/>
+              <w:bottom w:w="90" w:type="dxa"/>
+              <w:left w:w="120" w:type="dxa"/>
+              <w:right w:w="120" w:type="dxa"/>
+            </w:tcMar>
           </w:tcPr>
           <w:p>
             <w:r>
-              <w:t>Auto-notified on SOS with live location + responding guard info</w:t>
+              <w:rPr>
+                <w:rFonts w:ascii="Calibri" w:hAnsi="Calibri"/>
+                <w:color w:val="1F2937"/>
+                <w:sz w:val="19"/>
+              </w:rPr>
+              <w:t>Queries available therapists; filters by schedule slot; assigns lowest session count; queues if full.</w:t>
+            </w:r>
+          </w:p>
+        </w:tc>
+        <w:tc>
+          <w:tcPr>
+            <w:tcW w:type="dxa" w:w="2160"/>
+            <w:shd w:fill="FFFFFF"/>
+            <w:tcMar>
+              <w:top w:w="90" w:type="dxa"/>
+              <w:bottom w:w="90" w:type="dxa"/>
+              <w:left w:w="120" w:type="dxa"/>
+              <w:right w:w="120" w:type="dxa"/>
+            </w:tcMar>
+          </w:tcPr>
+          <w:p>
+            <w:r>
+              <w:rPr>
+                <w:rFonts w:ascii="Calibri" w:hAnsi="Calibri"/>
+                <w:color w:val="1F2937"/>
+                <w:sz w:val="19"/>
+              </w:rPr>
+              <w:t>{ sessionId, therapist }</w:t>
             </w:r>
           </w:p>
         </w:tc>
@@ -1177,31 +4422,89 @@
       <w:tr>
         <w:tc>
           <w:tcPr>
-            <w:tcW w:type="dxa" w:w="2880"/>
+            <w:tcW w:type="dxa" w:w="1728"/>
+            <w:shd w:fill="FAFAFA"/>
+            <w:tcMar>
+              <w:top w:w="90" w:type="dxa"/>
+              <w:bottom w:w="90" w:type="dxa"/>
+              <w:left w:w="120" w:type="dxa"/>
+              <w:right w:w="120" w:type="dxa"/>
+            </w:tcMar>
           </w:tcPr>
           <w:p>
             <w:r>
-              <w:t>Outing Requests</w:t>
+              <w:rPr>
+                <w:rFonts w:ascii="Calibri" w:hAnsi="Calibri"/>
+                <w:color w:val="1F2937"/>
+                <w:sz w:val="19"/>
+              </w:rPr>
+              <w:t>/check-geofence</w:t>
             </w:r>
           </w:p>
         </w:tc>
         <w:tc>
           <w:tcPr>
-            <w:tcW w:type="dxa" w:w="2880"/>
+            <w:tcW w:type="dxa" w:w="864"/>
+            <w:shd w:fill="FAFAFA"/>
+            <w:tcMar>
+              <w:top w:w="90" w:type="dxa"/>
+              <w:bottom w:w="90" w:type="dxa"/>
+              <w:left w:w="120" w:type="dxa"/>
+              <w:right w:w="120" w:type="dxa"/>
+            </w:tcMar>
           </w:tcPr>
           <w:p>
             <w:r>
-              <w:t>Leave filing with destination location for off-campus visits</w:t>
+              <w:rPr>
+                <w:rFonts w:ascii="Calibri" w:hAnsi="Calibri"/>
+                <w:color w:val="1F2937"/>
+                <w:sz w:val="19"/>
+              </w:rPr>
+              <w:t>POST</w:t>
             </w:r>
           </w:p>
         </w:tc>
         <w:tc>
           <w:tcPr>
-            <w:tcW w:type="dxa" w:w="2880"/>
+            <w:tcW w:type="dxa" w:w="4608"/>
+            <w:shd w:fill="FAFAFA"/>
+            <w:tcMar>
+              <w:top w:w="90" w:type="dxa"/>
+              <w:bottom w:w="90" w:type="dxa"/>
+              <w:left w:w="120" w:type="dxa"/>
+              <w:right w:w="120" w:type="dxa"/>
+            </w:tcMar>
           </w:tcPr>
           <w:p>
             <w:r>
-              <w:t>Off-campus location fallback when GPS is inaccurate and no timetable match</w:t>
+              <w:rPr>
+                <w:rFonts w:ascii="Calibri" w:hAnsi="Calibri"/>
+                <w:color w:val="1F2937"/>
+                <w:sz w:val="19"/>
+              </w:rPr>
+              <w:t>ST_Within(POINT, boundary); matches timetable; marks geofenced lecture attendance.</w:t>
+            </w:r>
+          </w:p>
+        </w:tc>
+        <w:tc>
+          <w:tcPr>
+            <w:tcW w:type="dxa" w:w="2160"/>
+            <w:shd w:fill="FAFAFA"/>
+            <w:tcMar>
+              <w:top w:w="90" w:type="dxa"/>
+              <w:bottom w:w="90" w:type="dxa"/>
+              <w:left w:w="120" w:type="dxa"/>
+              <w:right w:w="120" w:type="dxa"/>
+            </w:tcMar>
+          </w:tcPr>
+          <w:p>
+            <w:r>
+              <w:rPr>
+                <w:rFonts w:ascii="Calibri" w:hAnsi="Calibri"/>
+                <w:color w:val="1F2937"/>
+                <w:sz w:val="19"/>
+              </w:rPr>
+              <w:t>{ insideBuilding, attendanceMarked }</w:t>
             </w:r>
           </w:p>
         </w:tc>
@@ -1213,191 +4516,117 @@
         <w:pStyle w:val="Heading1"/>
       </w:pPr>
       <w:r>
-        <w:t>8. Women's Safety Features</w:t>
-      </w:r>
-    </w:p>
-    <w:p>
-      <w:pPr>
-        <w:pStyle w:val="ListBullet"/>
-      </w:pPr>
-      <w:r>
-        <w:rPr>
-          <w:b/>
-        </w:rPr>
-        <w:t xml:space="preserve">Trusted Circle: </w:t>
-      </w:r>
-      <w:r>
-        <w:t>Up to 5 trusted contacts who can see live location on demand.</w:t>
-      </w:r>
-    </w:p>
-    <w:p>
-      <w:pPr>
-        <w:pStyle w:val="ListBullet"/>
-      </w:pPr>
-      <w:r>
-        <w:rPr>
-          <w:b/>
-        </w:rPr>
-        <w:t xml:space="preserve">Fake Call: </w:t>
-      </w:r>
-      <w:r>
-        <w:t>Generates a fake incoming call UI to help escape uncomfortable situations.</w:t>
-      </w:r>
-    </w:p>
-    <w:p>
-      <w:pPr>
-        <w:pStyle w:val="ListBullet"/>
-      </w:pPr>
-      <w:r>
-        <w:rPr>
-          <w:b/>
-        </w:rPr>
-        <w:t xml:space="preserve">Night Walk Mode: </w:t>
-      </w:r>
-      <w:r>
-        <w:t>Opt-in feature that auto-shares location with trusted circle when walking alone after 9 PM.</w:t>
-      </w:r>
-    </w:p>
-    <w:p>
-      <w:pPr>
-        <w:pStyle w:val="ListBullet"/>
-      </w:pPr>
-      <w:r>
-        <w:rPr>
-          <w:b/>
-        </w:rPr>
-        <w:t xml:space="preserve">Anonymous Harassment Reports: </w:t>
-      </w:r>
-      <w:r>
-        <w:t>Reports routed through the AI-classified tip line with full anonymity.</w:t>
-      </w:r>
-    </w:p>
-    <w:p>
-      <w:pPr>
-        <w:pStyle w:val="Heading1"/>
-      </w:pPr>
-      <w:r>
-        <w:t>9. Security Architecture</w:t>
-      </w:r>
-    </w:p>
-    <w:p>
-      <w:pPr>
-        <w:pStyle w:val="ListBullet"/>
-      </w:pPr>
-      <w:r>
-        <w:rPr>
-          <w:b/>
-        </w:rPr>
-        <w:t xml:space="preserve">Authentication: </w:t>
-      </w:r>
-      <w:r>
-        <w:t>Supabase Auth with email/password + Google OAuth.</w:t>
-      </w:r>
-    </w:p>
-    <w:p>
-      <w:pPr>
-        <w:pStyle w:val="ListBullet"/>
-      </w:pPr>
-      <w:r>
-        <w:rPr>
-          <w:b/>
-        </w:rPr>
-        <w:t xml:space="preserve">RBAC: </w:t>
-      </w:r>
-      <w:r>
-        <w:t>7 roles (student, faculty, guard, volunteer, admin, parent, therapist) determine which routes and actions a user can access.</w:t>
-      </w:r>
-    </w:p>
-    <w:p>
-      <w:pPr>
-        <w:pStyle w:val="ListBullet"/>
-      </w:pPr>
-      <w:r>
-        <w:rPr>
-          <w:b/>
-        </w:rPr>
-        <w:t xml:space="preserve">Row Level Security: </w:t>
-      </w:r>
-      <w:r>
-        <w:t>~50 granular policies across 14 tables. Each role can only read/write data they are authorized for.</w:t>
-      </w:r>
-    </w:p>
-    <w:p>
-      <w:pPr>
-        <w:pStyle w:val="ListBullet"/>
-      </w:pPr>
-      <w:r>
-        <w:rPr>
-          <w:b/>
-        </w:rPr>
-        <w:t xml:space="preserve">API Authorization: </w:t>
-      </w:r>
-      <w:r>
-        <w:t>Edge Functions validate, authorize, and sanitize all inputs before database mutations.</w:t>
-      </w:r>
-    </w:p>
-    <w:p>
-      <w:pPr>
-        <w:pStyle w:val="ListBullet"/>
-      </w:pPr>
-      <w:r>
-        <w:rPr>
-          <w:b/>
-        </w:rPr>
-        <w:t xml:space="preserve">Secrets: </w:t>
-      </w:r>
-      <w:r>
-        <w:t>Service-role credentials remain server-side in Edge Functions and are never exposed to the browser.</w:t>
-      </w:r>
-    </w:p>
-    <w:p>
-      <w:pPr>
-        <w:pStyle w:val="Heading1"/>
-      </w:pPr>
-      <w:r>
-        <w:t>10. Database Design</w:t>
+        <w:t>7. Enterprise Security &amp; RBAC Framework</w:t>
       </w:r>
     </w:p>
     <w:p>
       <w:r>
-        <w:t>PostgreSQL with PostGIS extension. 14 tables, 10 enums, 20+ indexes, 3 database views.</w:t>
+        <w:t>Luminous implements strict RBAC across 8 institutional personas. Every API route, database query, and Copilot tool is verified against cryptographic session claims. The middleware injects security headers (X-Content-Type-Options, X-Frame-Options, Referrer-Policy, X-XSS-Protection, Permissions-Policy) on every response.</w:t>
       </w:r>
     </w:p>
     <w:tbl>
       <w:tblPr>
-        <w:tblStyle w:val="LightGrid-Accent1"/>
         <w:tblW w:type="auto" w:w="0"/>
         <w:jc w:val="center"/>
+        <w:tblLayout w:type="fixed"/>
         <w:tblLook w:firstColumn="1" w:firstRow="1" w:lastColumn="0" w:lastRow="0" w:noHBand="0" w:noVBand="1" w:val="04A0"/>
       </w:tblPr>
       <w:tblGrid>
-        <w:gridCol w:w="4320"/>
-        <w:gridCol w:w="4320"/>
+        <w:gridCol w:w="2340"/>
+        <w:gridCol w:w="2340"/>
+        <w:gridCol w:w="2340"/>
+        <w:gridCol w:w="2340"/>
       </w:tblGrid>
       <w:tr>
         <w:tc>
           <w:tcPr>
-            <w:tcW w:type="dxa" w:w="4320"/>
+            <w:tcW w:type="dxa" w:w="1584"/>
+            <w:shd w:fill="F3F4F6"/>
+            <w:tcMar>
+              <w:top w:w="120" w:type="dxa"/>
+              <w:bottom w:w="120" w:type="dxa"/>
+              <w:left w:w="120" w:type="dxa"/>
+              <w:right w:w="120" w:type="dxa"/>
+            </w:tcMar>
           </w:tcPr>
           <w:p>
             <w:r>
               <w:rPr>
+                <w:rFonts w:ascii="Calibri" w:hAnsi="Calibri"/>
                 <w:b/>
+                <w:color w:val="000000"/>
+                <w:sz w:val="20"/>
               </w:rPr>
-              <w:t>Table</w:t>
+              <w:t>Role</w:t>
             </w:r>
           </w:p>
         </w:tc>
         <w:tc>
           <w:tcPr>
-            <w:tcW w:type="dxa" w:w="4320"/>
+            <w:tcW w:type="dxa" w:w="1728"/>
+            <w:shd w:fill="F3F4F6"/>
+            <w:tcMar>
+              <w:top w:w="120" w:type="dxa"/>
+              <w:bottom w:w="120" w:type="dxa"/>
+              <w:left w:w="120" w:type="dxa"/>
+              <w:right w:w="120" w:type="dxa"/>
+            </w:tcMar>
           </w:tcPr>
           <w:p>
             <w:r>
               <w:rPr>
+                <w:rFonts w:ascii="Calibri" w:hAnsi="Calibri"/>
                 <w:b/>
+                <w:color w:val="000000"/>
+                <w:sz w:val="20"/>
               </w:rPr>
-              <w:t>Purpose</w:t>
+              <w:t>Persona</w:t>
+            </w:r>
+          </w:p>
+        </w:tc>
+        <w:tc>
+          <w:tcPr>
+            <w:tcW w:type="dxa" w:w="3600"/>
+            <w:shd w:fill="F3F4F6"/>
+            <w:tcMar>
+              <w:top w:w="120" w:type="dxa"/>
+              <w:bottom w:w="120" w:type="dxa"/>
+              <w:left w:w="120" w:type="dxa"/>
+              <w:right w:w="120" w:type="dxa"/>
+            </w:tcMar>
+          </w:tcPr>
+          <w:p>
+            <w:r>
+              <w:rPr>
+                <w:rFonts w:ascii="Calibri" w:hAnsi="Calibri"/>
+                <w:b/>
+                <w:color w:val="000000"/>
+                <w:sz w:val="20"/>
+              </w:rPr>
+              <w:t>Authorized Capabilities</w:t>
+            </w:r>
+          </w:p>
+        </w:tc>
+        <w:tc>
+          <w:tcPr>
+            <w:tcW w:type="dxa" w:w="2448"/>
+            <w:shd w:fill="F3F4F6"/>
+            <w:tcMar>
+              <w:top w:w="120" w:type="dxa"/>
+              <w:bottom w:w="120" w:type="dxa"/>
+              <w:left w:w="120" w:type="dxa"/>
+              <w:right w:w="120" w:type="dxa"/>
+            </w:tcMar>
+          </w:tcPr>
+          <w:p>
+            <w:r>
+              <w:rPr>
+                <w:rFonts w:ascii="Calibri" w:hAnsi="Calibri"/>
+                <w:b/>
+                <w:color w:val="000000"/>
+                <w:sz w:val="20"/>
+              </w:rPr>
+              <w:t>Restricted Operations</w:t>
             </w:r>
           </w:p>
         </w:tc>
@@ -1405,21 +4634,89 @@
       <w:tr>
         <w:tc>
           <w:tcPr>
-            <w:tcW w:type="dxa" w:w="4320"/>
+            <w:tcW w:type="dxa" w:w="1584"/>
+            <w:shd w:fill="FFFFFF"/>
+            <w:tcMar>
+              <w:top w:w="90" w:type="dxa"/>
+              <w:bottom w:w="90" w:type="dxa"/>
+              <w:left w:w="120" w:type="dxa"/>
+              <w:right w:w="120" w:type="dxa"/>
+            </w:tcMar>
           </w:tcPr>
           <w:p>
             <w:r>
-              <w:t>users</w:t>
+              <w:rPr>
+                <w:rFonts w:ascii="Calibri" w:hAnsi="Calibri"/>
+                <w:color w:val="1F2937"/>
+                <w:sz w:val="19"/>
+              </w:rPr>
+              <w:t>super_admin</w:t>
             </w:r>
           </w:p>
         </w:tc>
         <w:tc>
           <w:tcPr>
-            <w:tcW w:type="dxa" w:w="4320"/>
+            <w:tcW w:type="dxa" w:w="1728"/>
+            <w:shd w:fill="FFFFFF"/>
+            <w:tcMar>
+              <w:top w:w="90" w:type="dxa"/>
+              <w:bottom w:w="90" w:type="dxa"/>
+              <w:left w:w="120" w:type="dxa"/>
+              <w:right w:w="120" w:type="dxa"/>
+            </w:tcMar>
           </w:tcPr>
           <w:p>
             <w:r>
-              <w:t>All roles (students, guards, therapists, admin, parents) with PostGIS location</w:t>
+              <w:rPr>
+                <w:rFonts w:ascii="Calibri" w:hAnsi="Calibri"/>
+                <w:color w:val="1F2937"/>
+                <w:sz w:val="19"/>
+              </w:rPr>
+              <w:t>System Governance</w:t>
+            </w:r>
+          </w:p>
+        </w:tc>
+        <w:tc>
+          <w:tcPr>
+            <w:tcW w:type="dxa" w:w="3600"/>
+            <w:shd w:fill="FFFFFF"/>
+            <w:tcMar>
+              <w:top w:w="90" w:type="dxa"/>
+              <w:bottom w:w="90" w:type="dxa"/>
+              <w:left w:w="120" w:type="dxa"/>
+              <w:right w:w="120" w:type="dxa"/>
+            </w:tcMar>
+          </w:tcPr>
+          <w:p>
+            <w:r>
+              <w:rPr>
+                <w:rFonts w:ascii="Calibri" w:hAnsi="Calibri"/>
+                <w:color w:val="1F2937"/>
+                <w:sz w:val="19"/>
+              </w:rPr>
+              <w:t>Full system config, audit logs, broadcast, user management.</w:t>
+            </w:r>
+          </w:p>
+        </w:tc>
+        <w:tc>
+          <w:tcPr>
+            <w:tcW w:type="dxa" w:w="2448"/>
+            <w:shd w:fill="FFFFFF"/>
+            <w:tcMar>
+              <w:top w:w="90" w:type="dxa"/>
+              <w:bottom w:w="90" w:type="dxa"/>
+              <w:left w:w="120" w:type="dxa"/>
+              <w:right w:w="120" w:type="dxa"/>
+            </w:tcMar>
+          </w:tcPr>
+          <w:p>
+            <w:r>
+              <w:rPr>
+                <w:rFonts w:ascii="Calibri" w:hAnsi="Calibri"/>
+                <w:color w:val="1F2937"/>
+                <w:sz w:val="19"/>
+              </w:rPr>
+              <w:t>None (Root access).</w:t>
             </w:r>
           </w:p>
         </w:tc>
@@ -1427,21 +4724,89 @@
       <w:tr>
         <w:tc>
           <w:tcPr>
-            <w:tcW w:type="dxa" w:w="4320"/>
+            <w:tcW w:type="dxa" w:w="1584"/>
+            <w:shd w:fill="FAFAFA"/>
+            <w:tcMar>
+              <w:top w:w="90" w:type="dxa"/>
+              <w:bottom w:w="90" w:type="dxa"/>
+              <w:left w:w="120" w:type="dxa"/>
+              <w:right w:w="120" w:type="dxa"/>
+            </w:tcMar>
           </w:tcPr>
           <w:p>
             <w:r>
-              <w:t>emergency_contacts</w:t>
+              <w:rPr>
+                <w:rFonts w:ascii="Calibri" w:hAnsi="Calibri"/>
+                <w:color w:val="1F2937"/>
+                <w:sz w:val="19"/>
+              </w:rPr>
+              <w:t>admin</w:t>
             </w:r>
           </w:p>
         </w:tc>
         <w:tc>
           <w:tcPr>
-            <w:tcW w:type="dxa" w:w="4320"/>
+            <w:tcW w:type="dxa" w:w="1728"/>
+            <w:shd w:fill="FAFAFA"/>
+            <w:tcMar>
+              <w:top w:w="90" w:type="dxa"/>
+              <w:bottom w:w="90" w:type="dxa"/>
+              <w:left w:w="120" w:type="dxa"/>
+              <w:right w:w="120" w:type="dxa"/>
+            </w:tcMar>
           </w:tcPr>
           <w:p>
             <w:r>
-              <w:t>Per-student emergency contacts, auto-used by SOS</w:t>
+              <w:rPr>
+                <w:rFonts w:ascii="Calibri" w:hAnsi="Calibri"/>
+                <w:color w:val="1F2937"/>
+                <w:sz w:val="19"/>
+              </w:rPr>
+              <w:t>Campus Admin</w:t>
+            </w:r>
+          </w:p>
+        </w:tc>
+        <w:tc>
+          <w:tcPr>
+            <w:tcW w:type="dxa" w:w="3600"/>
+            <w:shd w:fill="FAFAFA"/>
+            <w:tcMar>
+              <w:top w:w="90" w:type="dxa"/>
+              <w:bottom w:w="90" w:type="dxa"/>
+              <w:left w:w="120" w:type="dxa"/>
+              <w:right w:w="120" w:type="dxa"/>
+            </w:tcMar>
+          </w:tcPr>
+          <w:p>
+            <w:r>
+              <w:rPr>
+                <w:rFonts w:ascii="Calibri" w:hAnsi="Calibri"/>
+                <w:color w:val="1F2937"/>
+                <w:sz w:val="19"/>
+              </w:rPr>
+              <w:t>Security command center, academic oversight, dept metrics, alerts.</w:t>
+            </w:r>
+          </w:p>
+        </w:tc>
+        <w:tc>
+          <w:tcPr>
+            <w:tcW w:type="dxa" w:w="2448"/>
+            <w:shd w:fill="FAFAFA"/>
+            <w:tcMar>
+              <w:top w:w="90" w:type="dxa"/>
+              <w:bottom w:w="90" w:type="dxa"/>
+              <w:left w:w="120" w:type="dxa"/>
+              <w:right w:w="120" w:type="dxa"/>
+            </w:tcMar>
+          </w:tcPr>
+          <w:p>
+            <w:r>
+              <w:rPr>
+                <w:rFonts w:ascii="Calibri" w:hAnsi="Calibri"/>
+                <w:color w:val="1F2937"/>
+                <w:sz w:val="19"/>
+              </w:rPr>
+              <w:t>System DB config overrides.</w:t>
             </w:r>
           </w:p>
         </w:tc>
@@ -1449,21 +4814,89 @@
       <w:tr>
         <w:tc>
           <w:tcPr>
-            <w:tcW w:type="dxa" w:w="4320"/>
+            <w:tcW w:type="dxa" w:w="1584"/>
+            <w:shd w:fill="FFFFFF"/>
+            <w:tcMar>
+              <w:top w:w="90" w:type="dxa"/>
+              <w:bottom w:w="90" w:type="dxa"/>
+              <w:left w:w="120" w:type="dxa"/>
+              <w:right w:w="120" w:type="dxa"/>
+            </w:tcMar>
           </w:tcPr>
           <w:p>
             <w:r>
-              <w:t>timetable_slots</w:t>
+              <w:rPr>
+                <w:rFonts w:ascii="Calibri" w:hAnsi="Calibri"/>
+                <w:color w:val="1F2937"/>
+                <w:sz w:val="19"/>
+              </w:rPr>
+              <w:t>security</w:t>
             </w:r>
           </w:p>
         </w:tc>
         <w:tc>
           <w:tcPr>
-            <w:tcW w:type="dxa" w:w="4320"/>
+            <w:tcW w:type="dxa" w:w="1728"/>
+            <w:shd w:fill="FFFFFF"/>
+            <w:tcMar>
+              <w:top w:w="90" w:type="dxa"/>
+              <w:bottom w:w="90" w:type="dxa"/>
+              <w:left w:w="120" w:type="dxa"/>
+              <w:right w:w="120" w:type="dxa"/>
+            </w:tcMar>
           </w:tcPr>
           <w:p>
             <w:r>
-              <w:t>Class schedule — powers indoor location + dispatch + attendance</w:t>
+              <w:rPr>
+                <w:rFonts w:ascii="Calibri" w:hAnsi="Calibri"/>
+                <w:color w:val="1F2937"/>
+                <w:sz w:val="19"/>
+              </w:rPr>
+              <w:t>Security Officer</w:t>
+            </w:r>
+          </w:p>
+        </w:tc>
+        <w:tc>
+          <w:tcPr>
+            <w:tcW w:type="dxa" w:w="3600"/>
+            <w:shd w:fill="FFFFFF"/>
+            <w:tcMar>
+              <w:top w:w="90" w:type="dxa"/>
+              <w:bottom w:w="90" w:type="dxa"/>
+              <w:left w:w="120" w:type="dxa"/>
+              <w:right w:w="120" w:type="dxa"/>
+            </w:tcMar>
+          </w:tcPr>
+          <w:p>
+            <w:r>
+              <w:rPr>
+                <w:rFonts w:ascii="Calibri" w:hAnsi="Calibri"/>
+                <w:color w:val="1F2937"/>
+                <w:sz w:val="19"/>
+              </w:rPr>
+              <w:t>Incident dispatch, patrol logs, perimeter monitoring, SOS.</w:t>
+            </w:r>
+          </w:p>
+        </w:tc>
+        <w:tc>
+          <w:tcPr>
+            <w:tcW w:type="dxa" w:w="2448"/>
+            <w:shd w:fill="FFFFFF"/>
+            <w:tcMar>
+              <w:top w:w="90" w:type="dxa"/>
+              <w:bottom w:w="90" w:type="dxa"/>
+              <w:left w:w="120" w:type="dxa"/>
+              <w:right w:w="120" w:type="dxa"/>
+            </w:tcMar>
+          </w:tcPr>
+          <w:p>
+            <w:r>
+              <w:rPr>
+                <w:rFonts w:ascii="Calibri" w:hAnsi="Calibri"/>
+                <w:color w:val="1F2937"/>
+                <w:sz w:val="19"/>
+              </w:rPr>
+              <w:t>Gradebooks, audit logs, transcripts.</w:t>
             </w:r>
           </w:p>
         </w:tc>
@@ -1471,21 +4904,89 @@
       <w:tr>
         <w:tc>
           <w:tcPr>
-            <w:tcW w:type="dxa" w:w="4320"/>
+            <w:tcW w:type="dxa" w:w="1584"/>
+            <w:shd w:fill="FAFAFA"/>
+            <w:tcMar>
+              <w:top w:w="90" w:type="dxa"/>
+              <w:bottom w:w="90" w:type="dxa"/>
+              <w:left w:w="120" w:type="dxa"/>
+              <w:right w:w="120" w:type="dxa"/>
+            </w:tcMar>
           </w:tcPr>
           <w:p>
             <w:r>
-              <w:t>campus_buildings</w:t>
+              <w:rPr>
+                <w:rFonts w:ascii="Calibri" w:hAnsi="Calibri"/>
+                <w:color w:val="1F2937"/>
+                <w:sz w:val="19"/>
+              </w:rPr>
+              <w:t>faculty</w:t>
             </w:r>
           </w:p>
         </w:tc>
         <w:tc>
           <w:tcPr>
-            <w:tcW w:type="dxa" w:w="4320"/>
+            <w:tcW w:type="dxa" w:w="1728"/>
+            <w:shd w:fill="FAFAFA"/>
+            <w:tcMar>
+              <w:top w:w="90" w:type="dxa"/>
+              <w:bottom w:w="90" w:type="dxa"/>
+              <w:left w:w="120" w:type="dxa"/>
+              <w:right w:w="120" w:type="dxa"/>
+            </w:tcMar>
           </w:tcPr>
           <w:p>
             <w:r>
-              <w:t>PostGIS polygons for geofencing + building coordinates</w:t>
+              <w:rPr>
+                <w:rFonts w:ascii="Calibri" w:hAnsi="Calibri"/>
+                <w:color w:val="1F2937"/>
+                <w:sz w:val="19"/>
+              </w:rPr>
+              <w:t>Professor / Teacher</w:t>
+            </w:r>
+          </w:p>
+        </w:tc>
+        <w:tc>
+          <w:tcPr>
+            <w:tcW w:type="dxa" w:w="3600"/>
+            <w:shd w:fill="FAFAFA"/>
+            <w:tcMar>
+              <w:top w:w="90" w:type="dxa"/>
+              <w:bottom w:w="90" w:type="dxa"/>
+              <w:left w:w="120" w:type="dxa"/>
+              <w:right w:w="120" w:type="dxa"/>
+            </w:tcMar>
+          </w:tcPr>
+          <w:p>
+            <w:r>
+              <w:rPr>
+                <w:rFonts w:ascii="Calibri" w:hAnsi="Calibri"/>
+                <w:color w:val="1F2937"/>
+                <w:sz w:val="19"/>
+              </w:rPr>
+              <w:t>Attendance verification, gradebook management, classroom SOS.</w:t>
+            </w:r>
+          </w:p>
+        </w:tc>
+        <w:tc>
+          <w:tcPr>
+            <w:tcW w:type="dxa" w:w="2448"/>
+            <w:shd w:fill="FAFAFA"/>
+            <w:tcMar>
+              <w:top w:w="90" w:type="dxa"/>
+              <w:bottom w:w="90" w:type="dxa"/>
+              <w:left w:w="120" w:type="dxa"/>
+              <w:right w:w="120" w:type="dxa"/>
+            </w:tcMar>
+          </w:tcPr>
+          <w:p>
+            <w:r>
+              <w:rPr>
+                <w:rFonts w:ascii="Calibri" w:hAnsi="Calibri"/>
+                <w:color w:val="1F2937"/>
+                <w:sz w:val="19"/>
+              </w:rPr>
+              <w:t>Admin governance, security dispatch.</w:t>
             </w:r>
           </w:p>
         </w:tc>
@@ -1493,21 +4994,89 @@
       <w:tr>
         <w:tc>
           <w:tcPr>
-            <w:tcW w:type="dxa" w:w="4320"/>
+            <w:tcW w:type="dxa" w:w="1584"/>
+            <w:shd w:fill="FFFFFF"/>
+            <w:tcMar>
+              <w:top w:w="90" w:type="dxa"/>
+              <w:bottom w:w="90" w:type="dxa"/>
+              <w:left w:w="120" w:type="dxa"/>
+              <w:right w:w="120" w:type="dxa"/>
+            </w:tcMar>
           </w:tcPr>
           <w:p>
             <w:r>
-              <w:t>incidents</w:t>
+              <w:rPr>
+                <w:rFonts w:ascii="Calibri" w:hAnsi="Calibri"/>
+                <w:color w:val="1F2937"/>
+                <w:sz w:val="19"/>
+              </w:rPr>
+              <w:t>student</w:t>
             </w:r>
           </w:p>
         </w:tc>
         <w:tc>
           <w:tcPr>
-            <w:tcW w:type="dxa" w:w="4320"/>
+            <w:tcW w:type="dxa" w:w="1728"/>
+            <w:shd w:fill="FFFFFF"/>
+            <w:tcMar>
+              <w:top w:w="90" w:type="dxa"/>
+              <w:bottom w:w="90" w:type="dxa"/>
+              <w:left w:w="120" w:type="dxa"/>
+              <w:right w:w="120" w:type="dxa"/>
+            </w:tcMar>
           </w:tcPr>
           <w:p>
             <w:r>
-              <w:t>SOS lifecycle: reported → assigned → responding → resolved</w:t>
+              <w:rPr>
+                <w:rFonts w:ascii="Calibri" w:hAnsi="Calibri"/>
+                <w:color w:val="1F2937"/>
+                <w:sz w:val="19"/>
+              </w:rPr>
+              <w:t>Enrolled Student</w:t>
+            </w:r>
+          </w:p>
+        </w:tc>
+        <w:tc>
+          <w:tcPr>
+            <w:tcW w:type="dxa" w:w="3600"/>
+            <w:shd w:fill="FFFFFF"/>
+            <w:tcMar>
+              <w:top w:w="90" w:type="dxa"/>
+              <w:bottom w:w="90" w:type="dxa"/>
+              <w:left w:w="120" w:type="dxa"/>
+              <w:right w:w="120" w:type="dxa"/>
+            </w:tcMar>
+          </w:tcPr>
+          <w:p>
+            <w:r>
+              <w:rPr>
+                <w:rFonts w:ascii="Calibri" w:hAnsi="Calibri"/>
+                <w:color w:val="1F2937"/>
+                <w:sz w:val="19"/>
+              </w:rPr>
+              <w:t>SOS trigger, timetable, attendance, anonymous tips, mental health.</w:t>
+            </w:r>
+          </w:p>
+        </w:tc>
+        <w:tc>
+          <w:tcPr>
+            <w:tcW w:type="dxa" w:w="2448"/>
+            <w:shd w:fill="FFFFFF"/>
+            <w:tcMar>
+              <w:top w:w="90" w:type="dxa"/>
+              <w:bottom w:w="90" w:type="dxa"/>
+              <w:left w:w="120" w:type="dxa"/>
+              <w:right w:w="120" w:type="dxa"/>
+            </w:tcMar>
+          </w:tcPr>
+          <w:p>
+            <w:r>
+              <w:rPr>
+                <w:rFonts w:ascii="Calibri" w:hAnsi="Calibri"/>
+                <w:color w:val="1F2937"/>
+                <w:sz w:val="19"/>
+              </w:rPr>
+              <w:t>Peer records, admin logs, dispatch.</w:t>
             </w:r>
           </w:p>
         </w:tc>
@@ -1515,21 +5084,89 @@
       <w:tr>
         <w:tc>
           <w:tcPr>
-            <w:tcW w:type="dxa" w:w="4320"/>
+            <w:tcW w:type="dxa" w:w="1584"/>
+            <w:shd w:fill="FAFAFA"/>
+            <w:tcMar>
+              <w:top w:w="90" w:type="dxa"/>
+              <w:bottom w:w="90" w:type="dxa"/>
+              <w:left w:w="120" w:type="dxa"/>
+              <w:right w:w="120" w:type="dxa"/>
+            </w:tcMar>
           </w:tcPr>
           <w:p>
             <w:r>
-              <w:t>therapist_profiles / therapist_slots</w:t>
+              <w:rPr>
+                <w:rFonts w:ascii="Calibri" w:hAnsi="Calibri"/>
+                <w:color w:val="1F2937"/>
+                <w:sz w:val="19"/>
+              </w:rPr>
+              <w:t>parent</w:t>
             </w:r>
           </w:p>
         </w:tc>
         <w:tc>
           <w:tcPr>
-            <w:tcW w:type="dxa" w:w="4320"/>
+            <w:tcW w:type="dxa" w:w="1728"/>
+            <w:shd w:fill="FAFAFA"/>
+            <w:tcMar>
+              <w:top w:w="90" w:type="dxa"/>
+              <w:bottom w:w="90" w:type="dxa"/>
+              <w:left w:w="120" w:type="dxa"/>
+              <w:right w:w="120" w:type="dxa"/>
+            </w:tcMar>
           </w:tcPr>
           <w:p>
             <w:r>
-              <w:t>Therapist availability and specialization</w:t>
+              <w:rPr>
+                <w:rFonts w:ascii="Calibri" w:hAnsi="Calibri"/>
+                <w:color w:val="1F2937"/>
+                <w:sz w:val="19"/>
+              </w:rPr>
+              <w:t>Parent / Guardian</w:t>
+            </w:r>
+          </w:p>
+        </w:tc>
+        <w:tc>
+          <w:tcPr>
+            <w:tcW w:type="dxa" w:w="3600"/>
+            <w:shd w:fill="FAFAFA"/>
+            <w:tcMar>
+              <w:top w:w="90" w:type="dxa"/>
+              <w:bottom w:w="90" w:type="dxa"/>
+              <w:left w:w="120" w:type="dxa"/>
+              <w:right w:w="120" w:type="dxa"/>
+            </w:tcMar>
+          </w:tcPr>
+          <w:p>
+            <w:r>
+              <w:rPr>
+                <w:rFonts w:ascii="Calibri" w:hAnsi="Calibri"/>
+                <w:color w:val="1F2937"/>
+                <w:sz w:val="19"/>
+              </w:rPr>
+              <w:t>Linked dependent attendance, academic progress, emergency alerts.</w:t>
+            </w:r>
+          </w:p>
+        </w:tc>
+        <w:tc>
+          <w:tcPr>
+            <w:tcW w:type="dxa" w:w="2448"/>
+            <w:shd w:fill="FAFAFA"/>
+            <w:tcMar>
+              <w:top w:w="90" w:type="dxa"/>
+              <w:bottom w:w="90" w:type="dxa"/>
+              <w:left w:w="120" w:type="dxa"/>
+              <w:right w:w="120" w:type="dxa"/>
+            </w:tcMar>
+          </w:tcPr>
+          <w:p>
+            <w:r>
+              <w:rPr>
+                <w:rFonts w:ascii="Calibri" w:hAnsi="Calibri"/>
+                <w:color w:val="1F2937"/>
+                <w:sz w:val="19"/>
+              </w:rPr>
+              <w:t>Unlinked students, institutional ops.</w:t>
             </w:r>
           </w:p>
         </w:tc>
@@ -1537,21 +5174,89 @@
       <w:tr>
         <w:tc>
           <w:tcPr>
-            <w:tcW w:type="dxa" w:w="4320"/>
+            <w:tcW w:type="dxa" w:w="1584"/>
+            <w:shd w:fill="FFFFFF"/>
+            <w:tcMar>
+              <w:top w:w="90" w:type="dxa"/>
+              <w:bottom w:w="90" w:type="dxa"/>
+              <w:left w:w="120" w:type="dxa"/>
+              <w:right w:w="120" w:type="dxa"/>
+            </w:tcMar>
           </w:tcPr>
           <w:p>
             <w:r>
-              <w:t>therapy_sessions</w:t>
+              <w:rPr>
+                <w:rFonts w:ascii="Calibri" w:hAnsi="Calibri"/>
+                <w:color w:val="1F2937"/>
+                <w:sz w:val="19"/>
+              </w:rPr>
+              <w:t>warden</w:t>
             </w:r>
           </w:p>
         </w:tc>
         <w:tc>
           <w:tcPr>
-            <w:tcW w:type="dxa" w:w="4320"/>
+            <w:tcW w:type="dxa" w:w="1728"/>
+            <w:shd w:fill="FFFFFF"/>
+            <w:tcMar>
+              <w:top w:w="90" w:type="dxa"/>
+              <w:bottom w:w="90" w:type="dxa"/>
+              <w:left w:w="120" w:type="dxa"/>
+              <w:right w:w="120" w:type="dxa"/>
+            </w:tcMar>
           </w:tcPr>
           <w:p>
             <w:r>
-              <w:t>Triage → session with warm handoff JSONB data</w:t>
+              <w:rPr>
+                <w:rFonts w:ascii="Calibri" w:hAnsi="Calibri"/>
+                <w:color w:val="1F2937"/>
+                <w:sz w:val="19"/>
+              </w:rPr>
+              <w:t>Hostel Warden</w:t>
+            </w:r>
+          </w:p>
+        </w:tc>
+        <w:tc>
+          <w:tcPr>
+            <w:tcW w:type="dxa" w:w="3600"/>
+            <w:shd w:fill="FFFFFF"/>
+            <w:tcMar>
+              <w:top w:w="90" w:type="dxa"/>
+              <w:bottom w:w="90" w:type="dxa"/>
+              <w:left w:w="120" w:type="dxa"/>
+              <w:right w:w="120" w:type="dxa"/>
+            </w:tcMar>
+          </w:tcPr>
+          <w:p>
+            <w:r>
+              <w:rPr>
+                <w:rFonts w:ascii="Calibri" w:hAnsi="Calibri"/>
+                <w:color w:val="1F2937"/>
+                <w:sz w:val="19"/>
+              </w:rPr>
+              <w:t>Hostel management, leave/outing approvals, curfew, SOS.</w:t>
+            </w:r>
+          </w:p>
+        </w:tc>
+        <w:tc>
+          <w:tcPr>
+            <w:tcW w:type="dxa" w:w="2448"/>
+            <w:shd w:fill="FFFFFF"/>
+            <w:tcMar>
+              <w:top w:w="90" w:type="dxa"/>
+              <w:bottom w:w="90" w:type="dxa"/>
+              <w:left w:w="120" w:type="dxa"/>
+              <w:right w:w="120" w:type="dxa"/>
+            </w:tcMar>
+          </w:tcPr>
+          <w:p>
+            <w:r>
+              <w:rPr>
+                <w:rFonts w:ascii="Calibri" w:hAnsi="Calibri"/>
+                <w:color w:val="1F2937"/>
+                <w:sz w:val="19"/>
+              </w:rPr>
+              <w:t>Gradebooks, financial audits.</w:t>
             </w:r>
           </w:p>
         </w:tc>
@@ -1559,131 +5264,89 @@
       <w:tr>
         <w:tc>
           <w:tcPr>
-            <w:tcW w:type="dxa" w:w="4320"/>
+            <w:tcW w:type="dxa" w:w="1584"/>
+            <w:shd w:fill="FAFAFA"/>
+            <w:tcMar>
+              <w:top w:w="90" w:type="dxa"/>
+              <w:bottom w:w="90" w:type="dxa"/>
+              <w:left w:w="120" w:type="dxa"/>
+              <w:right w:w="120" w:type="dxa"/>
+            </w:tcMar>
           </w:tcPr>
           <w:p>
             <w:r>
-              <w:t>tips</w:t>
+              <w:rPr>
+                <w:rFonts w:ascii="Calibri" w:hAnsi="Calibri"/>
+                <w:color w:val="1F2937"/>
+                <w:sz w:val="19"/>
+              </w:rPr>
+              <w:t>placement_officer</w:t>
             </w:r>
           </w:p>
         </w:tc>
         <w:tc>
           <w:tcPr>
-            <w:tcW w:type="dxa" w:w="4320"/>
+            <w:tcW w:type="dxa" w:w="1728"/>
+            <w:shd w:fill="FAFAFA"/>
+            <w:tcMar>
+              <w:top w:w="90" w:type="dxa"/>
+              <w:bottom w:w="90" w:type="dxa"/>
+              <w:left w:w="120" w:type="dxa"/>
+              <w:right w:w="120" w:type="dxa"/>
+            </w:tcMar>
           </w:tcPr>
           <w:p>
             <w:r>
-              <w:t>Anonymous tip line with AI classification</w:t>
-            </w:r>
-          </w:p>
-        </w:tc>
-      </w:tr>
-      <w:tr>
-        <w:tc>
-          <w:tcPr>
-            <w:tcW w:type="dxa" w:w="4320"/>
-          </w:tcPr>
-          <w:p>
-            <w:r>
-              <w:t>outing_requests</w:t>
+              <w:rPr>
+                <w:rFonts w:ascii="Calibri" w:hAnsi="Calibri"/>
+                <w:color w:val="1F2937"/>
+                <w:sz w:val="19"/>
+              </w:rPr>
+              <w:t>Career Services</w:t>
             </w:r>
           </w:p>
         </w:tc>
         <w:tc>
           <w:tcPr>
-            <w:tcW w:type="dxa" w:w="4320"/>
+            <w:tcW w:type="dxa" w:w="3600"/>
+            <w:shd w:fill="FAFAFA"/>
+            <w:tcMar>
+              <w:top w:w="90" w:type="dxa"/>
+              <w:bottom w:w="90" w:type="dxa"/>
+              <w:left w:w="120" w:type="dxa"/>
+              <w:right w:w="120" w:type="dxa"/>
+            </w:tcMar>
           </w:tcPr>
           <w:p>
             <w:r>
-              <w:t>Off-campus leave filing with PostGIS destination</w:t>
-            </w:r>
-          </w:p>
-        </w:tc>
-      </w:tr>
-      <w:tr>
-        <w:tc>
-          <w:tcPr>
-            <w:tcW w:type="dxa" w:w="4320"/>
-          </w:tcPr>
-          <w:p>
-            <w:r>
-              <w:t>attendance</w:t>
+              <w:rPr>
+                <w:rFonts w:ascii="Calibri" w:hAnsi="Calibri"/>
+                <w:color w:val="1F2937"/>
+                <w:sz w:val="19"/>
+              </w:rPr>
+              <w:t>Placement drives, eligibility registries, recruiter portal.</w:t>
             </w:r>
           </w:p>
         </w:tc>
         <w:tc>
           <w:tcPr>
-            <w:tcW w:type="dxa" w:w="4320"/>
+            <w:tcW w:type="dxa" w:w="2448"/>
+            <w:shd w:fill="FAFAFA"/>
+            <w:tcMar>
+              <w:top w:w="90" w:type="dxa"/>
+              <w:bottom w:w="90" w:type="dxa"/>
+              <w:left w:w="120" w:type="dxa"/>
+              <w:right w:w="120" w:type="dxa"/>
+            </w:tcMar>
           </w:tcPr>
           <w:p>
             <w:r>
-              <w:t>Geofence-based auto-attendance records</w:t>
-            </w:r>
-          </w:p>
-        </w:tc>
-      </w:tr>
-      <w:tr>
-        <w:tc>
-          <w:tcPr>
-            <w:tcW w:type="dxa" w:w="4320"/>
-          </w:tcPr>
-          <w:p>
-            <w:r>
-              <w:t>trusted_circle</w:t>
-            </w:r>
-          </w:p>
-        </w:tc>
-        <w:tc>
-          <w:tcPr>
-            <w:tcW w:type="dxa" w:w="4320"/>
-          </w:tcPr>
-          <w:p>
-            <w:r>
-              <w:t>Women's safety — trusted contact relationships</w:t>
-            </w:r>
-          </w:p>
-        </w:tc>
-      </w:tr>
-      <w:tr>
-        <w:tc>
-          <w:tcPr>
-            <w:tcW w:type="dxa" w:w="4320"/>
-          </w:tcPr>
-          <w:p>
-            <w:r>
-              <w:t>night_walk_sessions</w:t>
-            </w:r>
-          </w:p>
-        </w:tc>
-        <w:tc>
-          <w:tcPr>
-            <w:tcW w:type="dxa" w:w="4320"/>
-          </w:tcPr>
-          <w:p>
-            <w:r>
-              <w:t>Active night walk tracking sessions</w:t>
-            </w:r>
-          </w:p>
-        </w:tc>
-      </w:tr>
-      <w:tr>
-        <w:tc>
-          <w:tcPr>
-            <w:tcW w:type="dxa" w:w="4320"/>
-          </w:tcPr>
-          <w:p>
-            <w:r>
-              <w:t>broadcasts</w:t>
-            </w:r>
-          </w:p>
-        </w:tc>
-        <w:tc>
-          <w:tcPr>
-            <w:tcW w:type="dxa" w:w="4320"/>
-          </w:tcPr>
-          <w:p>
-            <w:r>
-              <w:t>Geo-targeted emergency alerts</w:t>
+              <w:rPr>
+                <w:rFonts w:ascii="Calibri" w:hAnsi="Calibri"/>
+                <w:color w:val="1F2937"/>
+                <w:sz w:val="19"/>
+              </w:rPr>
+              <w:t>Security dispatch, medical/therapy.</w:t>
             </w:r>
           </w:p>
         </w:tc>
@@ -1695,58 +5358,117 @@
         <w:pStyle w:val="Heading1"/>
       </w:pPr>
       <w:r>
-        <w:t>11. Backend Edge Functions (API)</w:t>
+        <w:t>8. Verification Matrix &amp; Quality Assurance Results</w:t>
+      </w:r>
+    </w:p>
+    <w:p>
+      <w:r>
+        <w:t>The Luminous platform has undergone comprehensive automated testing across five categorized test suites, covering functional correctness, security boundaries, adversarial inputs, and concurrency stress.</w:t>
       </w:r>
     </w:p>
     <w:tbl>
       <w:tblPr>
-        <w:tblStyle w:val="LightGrid-Accent1"/>
         <w:tblW w:type="auto" w:w="0"/>
         <w:jc w:val="center"/>
+        <w:tblLayout w:type="fixed"/>
         <w:tblLook w:firstColumn="1" w:firstRow="1" w:lastColumn="0" w:lastRow="0" w:noHBand="0" w:noVBand="1" w:val="04A0"/>
       </w:tblPr>
       <w:tblGrid>
-        <w:gridCol w:w="2880"/>
-        <w:gridCol w:w="2880"/>
-        <w:gridCol w:w="2880"/>
+        <w:gridCol w:w="2340"/>
+        <w:gridCol w:w="2340"/>
+        <w:gridCol w:w="2340"/>
+        <w:gridCol w:w="2340"/>
       </w:tblGrid>
       <w:tr>
         <w:tc>
           <w:tcPr>
-            <w:tcW w:type="dxa" w:w="2880"/>
+            <w:tcW w:type="dxa" w:w="2592"/>
+            <w:shd w:fill="F3F4F6"/>
+            <w:tcMar>
+              <w:top w:w="120" w:type="dxa"/>
+              <w:bottom w:w="120" w:type="dxa"/>
+              <w:left w:w="120" w:type="dxa"/>
+              <w:right w:w="120" w:type="dxa"/>
+            </w:tcMar>
           </w:tcPr>
           <w:p>
             <w:r>
               <w:rPr>
+                <w:rFonts w:ascii="Calibri" w:hAnsi="Calibri"/>
                 <w:b/>
+                <w:color w:val="000000"/>
+                <w:sz w:val="20"/>
               </w:rPr>
-              <w:t>Function</w:t>
+              <w:t>Test Suite Name</w:t>
             </w:r>
           </w:p>
         </w:tc>
         <w:tc>
           <w:tcPr>
-            <w:tcW w:type="dxa" w:w="2880"/>
+            <w:tcW w:type="dxa" w:w="864"/>
+            <w:shd w:fill="F3F4F6"/>
+            <w:tcMar>
+              <w:top w:w="120" w:type="dxa"/>
+              <w:bottom w:w="120" w:type="dxa"/>
+              <w:left w:w="120" w:type="dxa"/>
+              <w:right w:w="120" w:type="dxa"/>
+            </w:tcMar>
           </w:tcPr>
           <w:p>
             <w:r>
               <w:rPr>
+                <w:rFonts w:ascii="Calibri" w:hAnsi="Calibri"/>
                 <w:b/>
+                <w:color w:val="000000"/>
+                <w:sz w:val="20"/>
               </w:rPr>
-              <w:t>Purpose</w:t>
+              <w:t>Tests</w:t>
             </w:r>
           </w:p>
         </w:tc>
         <w:tc>
           <w:tcPr>
-            <w:tcW w:type="dxa" w:w="2880"/>
+            <w:tcW w:type="dxa" w:w="1152"/>
+            <w:shd w:fill="F3F4F6"/>
+            <w:tcMar>
+              <w:top w:w="120" w:type="dxa"/>
+              <w:bottom w:w="120" w:type="dxa"/>
+              <w:left w:w="120" w:type="dxa"/>
+              <w:right w:w="120" w:type="dxa"/>
+            </w:tcMar>
           </w:tcPr>
           <w:p>
             <w:r>
               <w:rPr>
+                <w:rFonts w:ascii="Calibri" w:hAnsi="Calibri"/>
                 <w:b/>
+                <w:color w:val="000000"/>
+                <w:sz w:val="20"/>
               </w:rPr>
-              <w:t>Uses AI?</w:t>
+              <w:t>Pass Rate</w:t>
+            </w:r>
+          </w:p>
+        </w:tc>
+        <w:tc>
+          <w:tcPr>
+            <w:tcW w:type="dxa" w:w="4752"/>
+            <w:shd w:fill="F3F4F6"/>
+            <w:tcMar>
+              <w:top w:w="120" w:type="dxa"/>
+              <w:bottom w:w="120" w:type="dxa"/>
+              <w:left w:w="120" w:type="dxa"/>
+              <w:right w:w="120" w:type="dxa"/>
+            </w:tcMar>
+          </w:tcPr>
+          <w:p>
+            <w:r>
+              <w:rPr>
+                <w:rFonts w:ascii="Calibri" w:hAnsi="Calibri"/>
+                <w:b/>
+                <w:color w:val="000000"/>
+                <w:sz w:val="20"/>
+              </w:rPr>
+              <w:t>Key Scenarios Verified</w:t>
             </w:r>
           </w:p>
         </w:tc>
@@ -1754,31 +5476,89 @@
       <w:tr>
         <w:tc>
           <w:tcPr>
-            <w:tcW w:type="dxa" w:w="2880"/>
+            <w:tcW w:type="dxa" w:w="2592"/>
+            <w:shd w:fill="FFFFFF"/>
+            <w:tcMar>
+              <w:top w:w="90" w:type="dxa"/>
+              <w:bottom w:w="90" w:type="dxa"/>
+              <w:left w:w="120" w:type="dxa"/>
+              <w:right w:w="120" w:type="dxa"/>
+            </w:tcMar>
           </w:tcPr>
           <w:p>
             <w:r>
-              <w:t>trigger-sos</w:t>
+              <w:rPr>
+                <w:rFonts w:ascii="Calibri" w:hAnsi="Calibri"/>
+                <w:color w:val="1F2937"/>
+                <w:sz w:val="19"/>
+              </w:rPr>
+              <w:t>Security &amp; Emergency Lifecycle</w:t>
             </w:r>
           </w:p>
         </w:tc>
         <w:tc>
           <w:tcPr>
-            <w:tcW w:type="dxa" w:w="2880"/>
+            <w:tcW w:type="dxa" w:w="864"/>
+            <w:shd w:fill="FFFFFF"/>
+            <w:tcMar>
+              <w:top w:w="90" w:type="dxa"/>
+              <w:bottom w:w="90" w:type="dxa"/>
+              <w:left w:w="120" w:type="dxa"/>
+              <w:right w:w="120" w:type="dxa"/>
+            </w:tcMar>
           </w:tcPr>
           <w:p>
             <w:r>
-              <w:t>Core SOS: resolve location, create incident, dispatch guard</w:t>
+              <w:rPr>
+                <w:rFonts w:ascii="Calibri" w:hAnsi="Calibri"/>
+                <w:color w:val="1F2937"/>
+                <w:sz w:val="19"/>
+              </w:rPr>
+              <w:t>35</w:t>
             </w:r>
           </w:p>
         </w:tc>
         <w:tc>
           <w:tcPr>
-            <w:tcW w:type="dxa" w:w="2880"/>
+            <w:tcW w:type="dxa" w:w="1152"/>
+            <w:shd w:fill="FFFFFF"/>
+            <w:tcMar>
+              <w:top w:w="90" w:type="dxa"/>
+              <w:bottom w:w="90" w:type="dxa"/>
+              <w:left w:w="120" w:type="dxa"/>
+              <w:right w:w="120" w:type="dxa"/>
+            </w:tcMar>
           </w:tcPr>
           <w:p>
             <w:r>
-              <w:t>No</w:t>
+              <w:rPr>
+                <w:rFonts w:ascii="Calibri" w:hAnsi="Calibri"/>
+                <w:color w:val="1F2937"/>
+                <w:sz w:val="19"/>
+              </w:rPr>
+              <w:t>100% (35/35)</w:t>
+            </w:r>
+          </w:p>
+        </w:tc>
+        <w:tc>
+          <w:tcPr>
+            <w:tcW w:type="dxa" w:w="4752"/>
+            <w:shd w:fill="FFFFFF"/>
+            <w:tcMar>
+              <w:top w:w="90" w:type="dxa"/>
+              <w:bottom w:w="90" w:type="dxa"/>
+              <w:left w:w="120" w:type="dxa"/>
+              <w:right w:w="120" w:type="dxa"/>
+            </w:tcMar>
+          </w:tcPr>
+          <w:p>
+            <w:r>
+              <w:rPr>
+                <w:rFonts w:ascii="Calibri" w:hAnsi="Calibri"/>
+                <w:color w:val="1F2937"/>
+                <w:sz w:val="19"/>
+              </w:rPr>
+              <w:t>Full RBAC matrix, 7-stage incident lifecycle, emergency alert routing, visitor gate pass lifecycle.</w:t>
             </w:r>
           </w:p>
         </w:tc>
@@ -1786,31 +5566,89 @@
       <w:tr>
         <w:tc>
           <w:tcPr>
-            <w:tcW w:type="dxa" w:w="2880"/>
+            <w:tcW w:type="dxa" w:w="2592"/>
+            <w:shd w:fill="FAFAFA"/>
+            <w:tcMar>
+              <w:top w:w="90" w:type="dxa"/>
+              <w:bottom w:w="90" w:type="dxa"/>
+              <w:left w:w="120" w:type="dxa"/>
+              <w:right w:w="120" w:type="dxa"/>
+            </w:tcMar>
           </w:tcPr>
           <w:p>
             <w:r>
-              <w:t>resolve-location</w:t>
+              <w:rPr>
+                <w:rFonts w:ascii="Calibri" w:hAnsi="Calibri"/>
+                <w:color w:val="1F2937"/>
+                <w:sz w:val="19"/>
+              </w:rPr>
+              <w:t>AI Copilot Zero-Trust &amp; FERPA</w:t>
             </w:r>
           </w:p>
         </w:tc>
         <w:tc>
           <w:tcPr>
-            <w:tcW w:type="dxa" w:w="2880"/>
+            <w:tcW w:type="dxa" w:w="864"/>
+            <w:shd w:fill="FAFAFA"/>
+            <w:tcMar>
+              <w:top w:w="90" w:type="dxa"/>
+              <w:bottom w:w="90" w:type="dxa"/>
+              <w:left w:w="120" w:type="dxa"/>
+              <w:right w:w="120" w:type="dxa"/>
+            </w:tcMar>
           </w:tcPr>
           <w:p>
             <w:r>
-              <w:t>Cross-validate GPS with timetable/outing hints</w:t>
+              <w:rPr>
+                <w:rFonts w:ascii="Calibri" w:hAnsi="Calibri"/>
+                <w:color w:val="1F2937"/>
+                <w:sz w:val="19"/>
+              </w:rPr>
+              <w:t>10</w:t>
             </w:r>
           </w:p>
         </w:tc>
         <w:tc>
           <w:tcPr>
-            <w:tcW w:type="dxa" w:w="2880"/>
+            <w:tcW w:type="dxa" w:w="1152"/>
+            <w:shd w:fill="FAFAFA"/>
+            <w:tcMar>
+              <w:top w:w="90" w:type="dxa"/>
+              <w:bottom w:w="90" w:type="dxa"/>
+              <w:left w:w="120" w:type="dxa"/>
+              <w:right w:w="120" w:type="dxa"/>
+            </w:tcMar>
           </w:tcPr>
           <w:p>
             <w:r>
-              <w:t>No</w:t>
+              <w:rPr>
+                <w:rFonts w:ascii="Calibri" w:hAnsi="Calibri"/>
+                <w:color w:val="1F2937"/>
+                <w:sz w:val="19"/>
+              </w:rPr>
+              <w:t>100% (10/10)</w:t>
+            </w:r>
+          </w:p>
+        </w:tc>
+        <w:tc>
+          <w:tcPr>
+            <w:tcW w:type="dxa" w:w="4752"/>
+            <w:shd w:fill="FAFAFA"/>
+            <w:tcMar>
+              <w:top w:w="90" w:type="dxa"/>
+              <w:bottom w:w="90" w:type="dxa"/>
+              <w:left w:w="120" w:type="dxa"/>
+              <w:right w:w="120" w:type="dxa"/>
+            </w:tcMar>
+          </w:tcPr>
+          <w:p>
+            <w:r>
+              <w:rPr>
+                <w:rFonts w:ascii="Calibri" w:hAnsi="Calibri"/>
+                <w:color w:val="1F2937"/>
+                <w:sz w:val="19"/>
+              </w:rPr>
+              <w:t>Student cross-data barrier, unlinked parent protection, admin audit refusal, prompt injection deflection.</w:t>
             </w:r>
           </w:p>
         </w:tc>
@@ -1818,31 +5656,89 @@
       <w:tr>
         <w:tc>
           <w:tcPr>
-            <w:tcW w:type="dxa" w:w="2880"/>
+            <w:tcW w:type="dxa" w:w="2592"/>
+            <w:shd w:fill="FFFFFF"/>
+            <w:tcMar>
+              <w:top w:w="90" w:type="dxa"/>
+              <w:bottom w:w="90" w:type="dxa"/>
+              <w:left w:w="120" w:type="dxa"/>
+              <w:right w:w="120" w:type="dxa"/>
+            </w:tcMar>
           </w:tcPr>
           <w:p>
             <w:r>
-              <w:t>escalate-sos</w:t>
+              <w:rPr>
+                <w:rFonts w:ascii="Calibri" w:hAnsi="Calibri"/>
+                <w:color w:val="1F2937"/>
+                <w:sz w:val="19"/>
+              </w:rPr>
+              <w:t>AI Safety Intelligence Engine</w:t>
             </w:r>
           </w:p>
         </w:tc>
         <w:tc>
           <w:tcPr>
-            <w:tcW w:type="dxa" w:w="2880"/>
+            <w:tcW w:type="dxa" w:w="864"/>
+            <w:shd w:fill="FFFFFF"/>
+            <w:tcMar>
+              <w:top w:w="90" w:type="dxa"/>
+              <w:bottom w:w="90" w:type="dxa"/>
+              <w:left w:w="120" w:type="dxa"/>
+              <w:right w:w="120" w:type="dxa"/>
+            </w:tcMar>
           </w:tcPr>
           <w:p>
             <w:r>
-              <w:t>Level 1 → Level 2 auto-escalation</w:t>
+              <w:rPr>
+                <w:rFonts w:ascii="Calibri" w:hAnsi="Calibri"/>
+                <w:color w:val="1F2937"/>
+                <w:sz w:val="19"/>
+              </w:rPr>
+              <w:t>9</w:t>
             </w:r>
           </w:p>
         </w:tc>
         <w:tc>
           <w:tcPr>
-            <w:tcW w:type="dxa" w:w="2880"/>
+            <w:tcW w:type="dxa" w:w="1152"/>
+            <w:shd w:fill="FFFFFF"/>
+            <w:tcMar>
+              <w:top w:w="90" w:type="dxa"/>
+              <w:bottom w:w="90" w:type="dxa"/>
+              <w:left w:w="120" w:type="dxa"/>
+              <w:right w:w="120" w:type="dxa"/>
+            </w:tcMar>
           </w:tcPr>
           <w:p>
             <w:r>
-              <w:t>No</w:t>
+              <w:rPr>
+                <w:rFonts w:ascii="Calibri" w:hAnsi="Calibri"/>
+                <w:color w:val="1F2937"/>
+                <w:sz w:val="19"/>
+              </w:rPr>
+              <w:t>100% (9/9)</w:t>
+            </w:r>
+          </w:p>
+        </w:tc>
+        <w:tc>
+          <w:tcPr>
+            <w:tcW w:type="dxa" w:w="4752"/>
+            <w:shd w:fill="FFFFFF"/>
+            <w:tcMar>
+              <w:top w:w="90" w:type="dxa"/>
+              <w:bottom w:w="90" w:type="dxa"/>
+              <w:left w:w="120" w:type="dxa"/>
+              <w:right w:w="120" w:type="dxa"/>
+            </w:tcMar>
+          </w:tcPr>
+          <w:p>
+            <w:r>
+              <w:rPr>
+                <w:rFonts w:ascii="Calibri" w:hAnsi="Calibri"/>
+                <w:color w:val="1F2937"/>
+                <w:sz w:val="19"/>
+              </w:rPr>
+              <w:t>Campus Risk Score (71/100), Block D cluster detection, SLA trend analysis, 6-category evaluation.</w:t>
             </w:r>
           </w:p>
         </w:tc>
@@ -1850,31 +5746,89 @@
       <w:tr>
         <w:tc>
           <w:tcPr>
-            <w:tcW w:type="dxa" w:w="2880"/>
+            <w:tcW w:type="dxa" w:w="2592"/>
+            <w:shd w:fill="FAFAFA"/>
+            <w:tcMar>
+              <w:top w:w="90" w:type="dxa"/>
+              <w:bottom w:w="90" w:type="dxa"/>
+              <w:left w:w="120" w:type="dxa"/>
+              <w:right w:w="120" w:type="dxa"/>
+            </w:tcMar>
           </w:tcPr>
           <w:p>
             <w:r>
-              <w:t>classify-tip</w:t>
+              <w:rPr>
+                <w:rFonts w:ascii="Calibri" w:hAnsi="Calibri"/>
+                <w:color w:val="1F2937"/>
+                <w:sz w:val="19"/>
+              </w:rPr>
+              <w:t>Full QA Route &amp; API Rendering</w:t>
             </w:r>
           </w:p>
         </w:tc>
         <w:tc>
           <w:tcPr>
-            <w:tcW w:type="dxa" w:w="2880"/>
+            <w:tcW w:type="dxa" w:w="864"/>
+            <w:shd w:fill="FAFAFA"/>
+            <w:tcMar>
+              <w:top w:w="90" w:type="dxa"/>
+              <w:bottom w:w="90" w:type="dxa"/>
+              <w:left w:w="120" w:type="dxa"/>
+              <w:right w:w="120" w:type="dxa"/>
+            </w:tcMar>
           </w:tcPr>
           <w:p>
             <w:r>
-              <w:t>Gemini classifies anonymous tips → category + severity</w:t>
+              <w:rPr>
+                <w:rFonts w:ascii="Calibri" w:hAnsi="Calibri"/>
+                <w:color w:val="1F2937"/>
+                <w:sz w:val="19"/>
+              </w:rPr>
+              <w:t>68</w:t>
             </w:r>
           </w:p>
         </w:tc>
         <w:tc>
           <w:tcPr>
-            <w:tcW w:type="dxa" w:w="2880"/>
+            <w:tcW w:type="dxa" w:w="1152"/>
+            <w:shd w:fill="FAFAFA"/>
+            <w:tcMar>
+              <w:top w:w="90" w:type="dxa"/>
+              <w:bottom w:w="90" w:type="dxa"/>
+              <w:left w:w="120" w:type="dxa"/>
+              <w:right w:w="120" w:type="dxa"/>
+            </w:tcMar>
           </w:tcPr>
           <w:p>
             <w:r>
-              <w:t>Yes</w:t>
+              <w:rPr>
+                <w:rFonts w:ascii="Calibri" w:hAnsi="Calibri"/>
+                <w:color w:val="1F2937"/>
+                <w:sz w:val="19"/>
+              </w:rPr>
+              <w:t>100% (68/68)</w:t>
+            </w:r>
+          </w:p>
+        </w:tc>
+        <w:tc>
+          <w:tcPr>
+            <w:tcW w:type="dxa" w:w="4752"/>
+            <w:shd w:fill="FAFAFA"/>
+            <w:tcMar>
+              <w:top w:w="90" w:type="dxa"/>
+              <w:bottom w:w="90" w:type="dxa"/>
+              <w:left w:w="120" w:type="dxa"/>
+              <w:right w:w="120" w:type="dxa"/>
+            </w:tcMar>
+          </w:tcPr>
+          <w:p>
+            <w:r>
+              <w:rPr>
+                <w:rFonts w:ascii="Calibri" w:hAnsi="Calibri"/>
+                <w:color w:val="1F2937"/>
+                <w:sz w:val="19"/>
+              </w:rPr>
+              <w:t>39 frontend pages (200 OK), 7 API endpoints, 10 security attacks, deterministic fallback, dispatch.</w:t>
             </w:r>
           </w:p>
         </w:tc>
@@ -1882,127 +5836,135 @@
       <w:tr>
         <w:tc>
           <w:tcPr>
-            <w:tcW w:type="dxa" w:w="2880"/>
+            <w:tcW w:type="dxa" w:w="2592"/>
+            <w:shd w:fill="FFFFFF"/>
+            <w:tcMar>
+              <w:top w:w="90" w:type="dxa"/>
+              <w:bottom w:w="90" w:type="dxa"/>
+              <w:left w:w="120" w:type="dxa"/>
+              <w:right w:w="120" w:type="dxa"/>
+            </w:tcMar>
           </w:tcPr>
           <w:p>
             <w:r>
-              <w:t>triage-chat</w:t>
+              <w:rPr>
+                <w:rFonts w:ascii="Calibri" w:hAnsi="Calibri"/>
+                <w:color w:val="1F2937"/>
+                <w:sz w:val="19"/>
+              </w:rPr>
+              <w:t>Exhaustive Adversarial Edge Cases</w:t>
             </w:r>
           </w:p>
         </w:tc>
         <w:tc>
           <w:tcPr>
-            <w:tcW w:type="dxa" w:w="2880"/>
+            <w:tcW w:type="dxa" w:w="864"/>
+            <w:shd w:fill="FFFFFF"/>
+            <w:tcMar>
+              <w:top w:w="90" w:type="dxa"/>
+              <w:bottom w:w="90" w:type="dxa"/>
+              <w:left w:w="120" w:type="dxa"/>
+              <w:right w:w="120" w:type="dxa"/>
+            </w:tcMar>
           </w:tcPr>
           <w:p>
             <w:r>
-              <w:t>Gemini assesses wellbeing urgency + spam detection</w:t>
+              <w:rPr>
+                <w:rFonts w:ascii="Calibri" w:hAnsi="Calibri"/>
+                <w:color w:val="1F2937"/>
+                <w:sz w:val="19"/>
+              </w:rPr>
+              <w:t>18</w:t>
             </w:r>
           </w:p>
         </w:tc>
         <w:tc>
           <w:tcPr>
-            <w:tcW w:type="dxa" w:w="2880"/>
+            <w:tcW w:type="dxa" w:w="1152"/>
+            <w:shd w:fill="FFFFFF"/>
+            <w:tcMar>
+              <w:top w:w="90" w:type="dxa"/>
+              <w:bottom w:w="90" w:type="dxa"/>
+              <w:left w:w="120" w:type="dxa"/>
+              <w:right w:w="120" w:type="dxa"/>
+            </w:tcMar>
           </w:tcPr>
           <w:p>
             <w:r>
-              <w:t>Yes</w:t>
-            </w:r>
-          </w:p>
-        </w:tc>
-      </w:tr>
-      <w:tr>
-        <w:tc>
-          <w:tcPr>
-            <w:tcW w:type="dxa" w:w="2880"/>
-          </w:tcPr>
-          <w:p>
-            <w:r>
-              <w:t>warm-handoff</w:t>
+              <w:rPr>
+                <w:rFonts w:ascii="Calibri" w:hAnsi="Calibri"/>
+                <w:color w:val="1F2937"/>
+                <w:sz w:val="19"/>
+              </w:rPr>
+              <w:t>100% (18/18)</w:t>
             </w:r>
           </w:p>
         </w:tc>
         <w:tc>
           <w:tcPr>
-            <w:tcW w:type="dxa" w:w="2880"/>
+            <w:tcW w:type="dxa" w:w="4752"/>
+            <w:shd w:fill="FFFFFF"/>
+            <w:tcMar>
+              <w:top w:w="90" w:type="dxa"/>
+              <w:bottom w:w="90" w:type="dxa"/>
+              <w:left w:w="120" w:type="dxa"/>
+              <w:right w:w="120" w:type="dxa"/>
+            </w:tcMar>
           </w:tcPr>
           <w:p>
             <w:r>
-              <w:t>Gemini generates 3-bullet therapist summary</w:t>
-            </w:r>
-          </w:p>
-        </w:tc>
-        <w:tc>
-          <w:tcPr>
-            <w:tcW w:type="dxa" w:w="2880"/>
-          </w:tcPr>
-          <w:p>
-            <w:r>
-              <w:t>Yes</w:t>
+              <w:rPr>
+                <w:rFonts w:ascii="Calibri" w:hAnsi="Calibri"/>
+                <w:color w:val="1F2937"/>
+                <w:sz w:val="19"/>
+              </w:rPr>
+              <w:t>Out-of-bounds GPS, XSS script rejection, prompt injections, 5x concurrent SOS, whistleblower masking.</w:t>
             </w:r>
           </w:p>
         </w:tc>
       </w:tr>
+    </w:tbl>
+    <w:p/>
+    <w:tbl>
+      <w:tblPr>
+        <w:tblW w:type="auto" w:w="0"/>
+        <w:jc w:val="center"/>
+        <w:tblLook w:firstColumn="1" w:firstRow="1" w:lastColumn="0" w:lastRow="0" w:noHBand="0" w:noVBand="1" w:val="04A0"/>
+      </w:tblPr>
+      <w:tblGrid>
+        <w:gridCol w:w="9360"/>
+      </w:tblGrid>
       <w:tr>
         <w:tc>
           <w:tcPr>
-            <w:tcW w:type="dxa" w:w="2880"/>
+            <w:tcW w:type="dxa" w:w="9360"/>
+            <w:shd w:fill="F9FAFB"/>
+            <w:tcMar>
+              <w:top w:w="120" w:type="dxa"/>
+              <w:bottom w:w="120" w:type="dxa"/>
+              <w:left w:w="140" w:type="dxa"/>
+              <w:right w:w="140" w:type="dxa"/>
+            </w:tcMar>
           </w:tcPr>
           <w:p>
+            <w:pPr>
+              <w:spacing w:after="40"/>
+            </w:pPr>
             <w:r>
-              <w:t>match-therapist</w:t>
+              <w:rPr>
+                <w:b/>
+                <w:color w:val="000000"/>
+                <w:sz w:val="21"/>
+              </w:rPr>
+              <w:t>Verification Summary: 140 / 140 Automated Tests Passed (100% Success Rate)</w:t>
+              <w:br/>
             </w:r>
-          </w:p>
-        </w:tc>
-        <w:tc>
-          <w:tcPr>
-            <w:tcW w:type="dxa" w:w="2880"/>
-          </w:tcPr>
-          <w:p>
             <w:r>
-              <w:t>Find available therapist, load-balanced matching</w:t>
-            </w:r>
-          </w:p>
-        </w:tc>
-        <w:tc>
-          <w:tcPr>
-            <w:tcW w:type="dxa" w:w="2880"/>
-          </w:tcPr>
-          <w:p>
-            <w:r>
-              <w:t>No</w:t>
-            </w:r>
-          </w:p>
-        </w:tc>
-      </w:tr>
-      <w:tr>
-        <w:tc>
-          <w:tcPr>
-            <w:tcW w:type="dxa" w:w="2880"/>
-          </w:tcPr>
-          <w:p>
-            <w:r>
-              <w:t>check-geofence</w:t>
-            </w:r>
-          </w:p>
-        </w:tc>
-        <w:tc>
-          <w:tcPr>
-            <w:tcW w:type="dxa" w:w="2880"/>
-          </w:tcPr>
-          <w:p>
-            <w:r>
-              <w:t>PostGIS geofence check for auto-attendance</w:t>
-            </w:r>
-          </w:p>
-        </w:tc>
-        <w:tc>
-          <w:tcPr>
-            <w:tcW w:type="dxa" w:w="2880"/>
-          </w:tcPr>
-          <w:p>
-            <w:r>
-              <w:t>No</w:t>
+              <w:rPr>
+                <w:color w:val="1F2937"/>
+                <w:sz w:val="20"/>
+              </w:rPr>
+              <w:t>All critical pathways—including PostgreSQL RLS policies, Next.js production build compilation across 46 routes, Zod v4 schema gateways, deterministic AI fallbacks, and PostGIS spatial function integrity—have been verified with zero failures.</w:t>
             </w:r>
           </w:p>
         </w:tc>
@@ -2014,7 +5976,96 @@
         <w:pStyle w:val="Heading1"/>
       </w:pPr>
       <w:r>
-        <w:t>12. Demo Flow (5 Minutes)</w:t>
+        <w:t>9. UI/UX Design Language</w:t>
+      </w:r>
+    </w:p>
+    <w:p>
+      <w:r>
+        <w:t>The interface follows a premium institutional SaaS direction: frosted silver and white surfaces, charcoal typography, restrained luminous-gold accents, and semantic colors for safety status. The design avoids a conventional dark cyber-security aesthetic in the primary user experience.</w:t>
+      </w:r>
+    </w:p>
+    <w:p>
+      <w:pPr>
+        <w:pStyle w:val="ListBullet"/>
+        <w:spacing w:after="60" w:before="0"/>
+      </w:pPr>
+      <w:r>
+        <w:rPr>
+          <w:b/>
+          <w:color w:val="000000"/>
+        </w:rPr>
+        <w:t xml:space="preserve">Dashboard UX: </w:t>
+      </w:r>
+      <w:r>
+        <w:rPr>
+          <w:sz w:val="21"/>
+        </w:rPr>
+        <w:t>Persistent navigation exposes safety and academic ERP modules simultaneously.</w:t>
+      </w:r>
+    </w:p>
+    <w:p>
+      <w:pPr>
+        <w:pStyle w:val="ListBullet"/>
+        <w:spacing w:after="60" w:before="0"/>
+      </w:pPr>
+      <w:r>
+        <w:rPr>
+          <w:b/>
+          <w:color w:val="000000"/>
+        </w:rPr>
+        <w:t xml:space="preserve">Persona-Driven Views: </w:t>
+      </w:r>
+      <w:r>
+        <w:rPr>
+          <w:sz w:val="21"/>
+        </w:rPr>
+        <w:t>Role-specific content is prioritized instead of showing every module to every user.</w:t>
+      </w:r>
+    </w:p>
+    <w:p>
+      <w:pPr>
+        <w:pStyle w:val="ListBullet"/>
+        <w:spacing w:after="60" w:before="0"/>
+      </w:pPr>
+      <w:r>
+        <w:rPr>
+          <w:b/>
+          <w:color w:val="000000"/>
+        </w:rPr>
+        <w:t xml:space="preserve">Passive Safety Integration: </w:t>
+      </w:r>
+      <w:r>
+        <w:rPr>
+          <w:sz w:val="21"/>
+        </w:rPr>
+        <w:t>Safety information is surfaced alongside normal academic tasks so safety becomes part of the daily workflow.</w:t>
+      </w:r>
+    </w:p>
+    <w:p>
+      <w:pPr>
+        <w:pStyle w:val="ListBullet"/>
+        <w:spacing w:after="60" w:before="0"/>
+      </w:pPr>
+      <w:r>
+        <w:rPr>
+          <w:b/>
+          <w:color w:val="000000"/>
+        </w:rPr>
+        <w:t xml:space="preserve">Campus Map: </w:t>
+      </w:r>
+      <w:r>
+        <w:rPr>
+          <w:sz w:val="21"/>
+        </w:rPr>
+        <w:t>Interactive SVG campus map with zone risk overlays, incident pins, and live security patrol markers.</w:t>
+      </w:r>
+    </w:p>
+    <w:p>
+      <w:pPr>
+        <w:pStyle w:val="Heading1"/>
+      </w:pPr>
+      <w:r>
+        <w:t>10. Project Scope</w:t>
       </w:r>
     </w:p>
     <w:p>
@@ -2022,12 +6073,127 @@
         <w:pStyle w:val="Heading2"/>
       </w:pPr>
       <w:r>
-        <w:t>Opening — The Question (20s)</w:t>
+        <w:t>10.1 MVP / Hackathon Scope (Current Implementation)</w:t>
       </w:r>
     </w:p>
     <w:p>
+      <w:pPr>
+        <w:pStyle w:val="ListBullet"/>
+        <w:spacing w:after="60" w:before="0"/>
+      </w:pPr>
       <w:r>
-        <w:t>"Raise your hand if your college has a dedicated safety app. Now keep it raised if you actually open it regularly. Exactly. Standalone safety apps fail because they are separate from student daily life. We built Luminous to hide an enterprise safety net inside the app students already use every day."</w:t>
+        <w:rPr>
+          <w:sz w:val="21"/>
+        </w:rPr>
+        <w:t>Secure institutional authentication and role-based access across 8 personas.</w:t>
+      </w:r>
+    </w:p>
+    <w:p>
+      <w:pPr>
+        <w:pStyle w:val="ListBullet"/>
+        <w:spacing w:after="60" w:before="0"/>
+      </w:pPr>
+      <w:r>
+        <w:rPr>
+          <w:sz w:val="21"/>
+        </w:rPr>
+        <w:t>Student, faculty, admin, security, parent, warden, and placement-oriented dashboards.</w:t>
+      </w:r>
+    </w:p>
+    <w:p>
+      <w:pPr>
+        <w:pStyle w:val="ListBullet"/>
+        <w:spacing w:after="60" w:before="0"/>
+      </w:pPr>
+      <w:r>
+        <w:rPr>
+          <w:sz w:val="21"/>
+        </w:rPr>
+        <w:t>Incident reporting, AI triage, 7-stage lifecycle management, and command center.</w:t>
+      </w:r>
+    </w:p>
+    <w:p>
+      <w:pPr>
+        <w:pStyle w:val="ListBullet"/>
+        <w:spacing w:after="60" w:before="0"/>
+      </w:pPr>
+      <w:r>
+        <w:rPr>
+          <w:sz w:val="21"/>
+        </w:rPr>
+        <w:t>AI Copilot for authorized natural-language operational queries with FERPA isolation.</w:t>
+      </w:r>
+    </w:p>
+    <w:p>
+      <w:pPr>
+        <w:pStyle w:val="ListBullet"/>
+        <w:spacing w:after="60" w:before="0"/>
+      </w:pPr>
+      <w:r>
+        <w:rPr>
+          <w:sz w:val="21"/>
+        </w:rPr>
+        <w:t>Campus map with severity-coded incident visualization and spatial dispatching.</w:t>
+      </w:r>
+    </w:p>
+    <w:p>
+      <w:pPr>
+        <w:pStyle w:val="ListBullet"/>
+        <w:spacing w:after="60" w:before="0"/>
+      </w:pPr>
+      <w:r>
+        <w:rPr>
+          <w:sz w:val="21"/>
+        </w:rPr>
+        <w:t>Emergency SOS workflows with indoor dead-reckoning and offline SMS failsafe.</w:t>
+      </w:r>
+    </w:p>
+    <w:p>
+      <w:pPr>
+        <w:pStyle w:val="ListBullet"/>
+        <w:spacing w:after="60" w:before="0"/>
+      </w:pPr>
+      <w:r>
+        <w:rPr>
+          <w:sz w:val="21"/>
+        </w:rPr>
+        <w:t>Geofenced attendance, hostel outing passes, night walk escort mode.</w:t>
+      </w:r>
+    </w:p>
+    <w:p>
+      <w:pPr>
+        <w:pStyle w:val="ListBullet"/>
+        <w:spacing w:after="60" w:before="0"/>
+      </w:pPr>
+      <w:r>
+        <w:rPr>
+          <w:sz w:val="21"/>
+        </w:rPr>
+        <w:t>Mental health triage, counselor matching, and clinical warm handoff.</w:t>
+      </w:r>
+    </w:p>
+    <w:p>
+      <w:pPr>
+        <w:pStyle w:val="ListBullet"/>
+        <w:spacing w:after="60" w:before="0"/>
+      </w:pPr>
+      <w:r>
+        <w:rPr>
+          <w:sz w:val="21"/>
+        </w:rPr>
+        <w:t>Predictive risk intelligence with 0–100 campus risk scoring.</w:t>
+      </w:r>
+    </w:p>
+    <w:p>
+      <w:pPr>
+        <w:pStyle w:val="ListBullet"/>
+        <w:spacing w:after="60" w:before="0"/>
+      </w:pPr>
+      <w:r>
+        <w:rPr>
+          <w:sz w:val="21"/>
+        </w:rPr>
+        <w:t>140/140 automated verification tests across 5 categorized suites.</w:t>
       </w:r>
     </w:p>
     <w:p>
@@ -2035,12 +6201,688 @@
         <w:pStyle w:val="Heading2"/>
       </w:pPr>
       <w:r>
-        <w:t>Act 1 — The Platform (40s)</w:t>
+        <w:t>10.2 Future Expansion Scope</w:t>
       </w:r>
     </w:p>
     <w:p>
+      <w:pPr>
+        <w:pStyle w:val="ListBullet"/>
+        <w:spacing w:after="60" w:before="0"/>
+      </w:pPr>
       <w:r>
-        <w:t>Quick tour: admin dashboard, live map with guard dots, student profiles, timetable, attendance stats.</w:t>
+        <w:rPr>
+          <w:sz w:val="21"/>
+        </w:rPr>
+        <w:t>IoT integration for fire, smoke, access-control, and environmental sensors.</w:t>
+      </w:r>
+    </w:p>
+    <w:p>
+      <w:pPr>
+        <w:pStyle w:val="ListBullet"/>
+        <w:spacing w:after="60" w:before="0"/>
+      </w:pPr>
+      <w:r>
+        <w:rPr>
+          <w:sz w:val="21"/>
+        </w:rPr>
+        <w:t>CCTV event integration using privacy-preserving computer vision.</w:t>
+      </w:r>
+    </w:p>
+    <w:p>
+      <w:pPr>
+        <w:pStyle w:val="ListBullet"/>
+        <w:spacing w:after="60" w:before="0"/>
+      </w:pPr>
+      <w:r>
+        <w:rPr>
+          <w:sz w:val="21"/>
+        </w:rPr>
+        <w:t>Biometric/access-control integration with institutional identity systems.</w:t>
+      </w:r>
+    </w:p>
+    <w:p>
+      <w:pPr>
+        <w:pStyle w:val="ListBullet"/>
+        <w:spacing w:after="60" w:before="0"/>
+      </w:pPr>
+      <w:r>
+        <w:rPr>
+          <w:sz w:val="21"/>
+        </w:rPr>
+        <w:t>Transport tracking and emergency routing with real-time fleet GPS.</w:t>
+      </w:r>
+    </w:p>
+    <w:p>
+      <w:pPr>
+        <w:pStyle w:val="ListBullet"/>
+        <w:spacing w:after="60" w:before="0"/>
+      </w:pPr>
+      <w:r>
+        <w:rPr>
+          <w:sz w:val="21"/>
+        </w:rPr>
+        <w:t>Advanced parent communication and wellbeing workflows.</w:t>
+      </w:r>
+    </w:p>
+    <w:p>
+      <w:pPr>
+        <w:pStyle w:val="ListBullet"/>
+        <w:spacing w:after="60" w:before="0"/>
+      </w:pPr>
+      <w:r>
+        <w:rPr>
+          <w:sz w:val="21"/>
+        </w:rPr>
+        <w:t>Placement analytics and career intelligence dashboards.</w:t>
+      </w:r>
+    </w:p>
+    <w:p>
+      <w:pPr>
+        <w:pStyle w:val="ListBullet"/>
+        <w:spacing w:after="60" w:before="0"/>
+      </w:pPr>
+      <w:r>
+        <w:rPr>
+          <w:sz w:val="21"/>
+        </w:rPr>
+        <w:t>Multi-campus and multi-tenant institutional deployment.</w:t>
+      </w:r>
+    </w:p>
+    <w:p>
+      <w:pPr>
+        <w:pStyle w:val="ListBullet"/>
+        <w:spacing w:after="60" w:before="0"/>
+      </w:pPr>
+      <w:r>
+        <w:rPr>
+          <w:sz w:val="21"/>
+        </w:rPr>
+        <w:t>Native mobile applications with push notifications.</w:t>
+      </w:r>
+    </w:p>
+    <w:p>
+      <w:pPr>
+        <w:pStyle w:val="Heading1"/>
+      </w:pPr>
+      <w:r>
+        <w:t>11. Risks, Limitations &amp; Mitigations</w:t>
+      </w:r>
+    </w:p>
+    <w:tbl>
+      <w:tblPr>
+        <w:tblW w:type="auto" w:w="0"/>
+        <w:jc w:val="center"/>
+        <w:tblLayout w:type="fixed"/>
+        <w:tblLook w:firstColumn="1" w:firstRow="1" w:lastColumn="0" w:lastRow="0" w:noHBand="0" w:noVBand="1" w:val="04A0"/>
+      </w:tblPr>
+      <w:tblGrid>
+        <w:gridCol w:w="3120"/>
+        <w:gridCol w:w="3120"/>
+        <w:gridCol w:w="3120"/>
+      </w:tblGrid>
+      <w:tr>
+        <w:tc>
+          <w:tcPr>
+            <w:tcW w:type="dxa" w:w="2880"/>
+            <w:shd w:fill="F3F4F6"/>
+            <w:tcMar>
+              <w:top w:w="120" w:type="dxa"/>
+              <w:bottom w:w="120" w:type="dxa"/>
+              <w:left w:w="120" w:type="dxa"/>
+              <w:right w:w="120" w:type="dxa"/>
+            </w:tcMar>
+          </w:tcPr>
+          <w:p>
+            <w:r>
+              <w:rPr>
+                <w:rFonts w:ascii="Calibri" w:hAnsi="Calibri"/>
+                <w:b/>
+                <w:color w:val="000000"/>
+                <w:sz w:val="20"/>
+              </w:rPr>
+              <w:t>Risk</w:t>
+            </w:r>
+          </w:p>
+        </w:tc>
+        <w:tc>
+          <w:tcPr>
+            <w:tcW w:type="dxa" w:w="2160"/>
+            <w:shd w:fill="F3F4F6"/>
+            <w:tcMar>
+              <w:top w:w="120" w:type="dxa"/>
+              <w:bottom w:w="120" w:type="dxa"/>
+              <w:left w:w="120" w:type="dxa"/>
+              <w:right w:w="120" w:type="dxa"/>
+            </w:tcMar>
+          </w:tcPr>
+          <w:p>
+            <w:r>
+              <w:rPr>
+                <w:rFonts w:ascii="Calibri" w:hAnsi="Calibri"/>
+                <w:b/>
+                <w:color w:val="000000"/>
+                <w:sz w:val="20"/>
+              </w:rPr>
+              <w:t>Impact</w:t>
+            </w:r>
+          </w:p>
+        </w:tc>
+        <w:tc>
+          <w:tcPr>
+            <w:tcW w:type="dxa" w:w="4320"/>
+            <w:shd w:fill="F3F4F6"/>
+            <w:tcMar>
+              <w:top w:w="120" w:type="dxa"/>
+              <w:bottom w:w="120" w:type="dxa"/>
+              <w:left w:w="120" w:type="dxa"/>
+              <w:right w:w="120" w:type="dxa"/>
+            </w:tcMar>
+          </w:tcPr>
+          <w:p>
+            <w:r>
+              <w:rPr>
+                <w:rFonts w:ascii="Calibri" w:hAnsi="Calibri"/>
+                <w:b/>
+                <w:color w:val="000000"/>
+                <w:sz w:val="20"/>
+              </w:rPr>
+              <w:t>Mitigation</w:t>
+            </w:r>
+          </w:p>
+        </w:tc>
+      </w:tr>
+      <w:tr>
+        <w:tc>
+          <w:tcPr>
+            <w:tcW w:type="dxa" w:w="2880"/>
+            <w:shd w:fill="FFFFFF"/>
+            <w:tcMar>
+              <w:top w:w="90" w:type="dxa"/>
+              <w:bottom w:w="90" w:type="dxa"/>
+              <w:left w:w="120" w:type="dxa"/>
+              <w:right w:w="120" w:type="dxa"/>
+            </w:tcMar>
+          </w:tcPr>
+          <w:p>
+            <w:r>
+              <w:rPr>
+                <w:rFonts w:ascii="Calibri" w:hAnsi="Calibri"/>
+                <w:color w:val="1F2937"/>
+                <w:sz w:val="19"/>
+              </w:rPr>
+              <w:t>AI hallucination / incorrect recommendation</w:t>
+            </w:r>
+          </w:p>
+        </w:tc>
+        <w:tc>
+          <w:tcPr>
+            <w:tcW w:type="dxa" w:w="2160"/>
+            <w:shd w:fill="FFFFFF"/>
+            <w:tcMar>
+              <w:top w:w="90" w:type="dxa"/>
+              <w:bottom w:w="90" w:type="dxa"/>
+              <w:left w:w="120" w:type="dxa"/>
+              <w:right w:w="120" w:type="dxa"/>
+            </w:tcMar>
+          </w:tcPr>
+          <w:p>
+            <w:r>
+              <w:rPr>
+                <w:rFonts w:ascii="Calibri" w:hAnsi="Calibri"/>
+                <w:color w:val="1F2937"/>
+                <w:sz w:val="19"/>
+              </w:rPr>
+              <w:t>Potentially unsafe response</w:t>
+            </w:r>
+          </w:p>
+        </w:tc>
+        <w:tc>
+          <w:tcPr>
+            <w:tcW w:type="dxa" w:w="4320"/>
+            <w:shd w:fill="FFFFFF"/>
+            <w:tcMar>
+              <w:top w:w="90" w:type="dxa"/>
+              <w:bottom w:w="90" w:type="dxa"/>
+              <w:left w:w="120" w:type="dxa"/>
+              <w:right w:w="120" w:type="dxa"/>
+            </w:tcMar>
+          </w:tcPr>
+          <w:p>
+            <w:r>
+              <w:rPr>
+                <w:rFonts w:ascii="Calibri" w:hAnsi="Calibri"/>
+                <w:color w:val="1F2937"/>
+                <w:sz w:val="19"/>
+              </w:rPr>
+              <w:t>AI treated as decision support only; validated outputs; human approval for high-impact actions.</w:t>
+            </w:r>
+          </w:p>
+        </w:tc>
+      </w:tr>
+      <w:tr>
+        <w:tc>
+          <w:tcPr>
+            <w:tcW w:type="dxa" w:w="2880"/>
+            <w:shd w:fill="FAFAFA"/>
+            <w:tcMar>
+              <w:top w:w="90" w:type="dxa"/>
+              <w:bottom w:w="90" w:type="dxa"/>
+              <w:left w:w="120" w:type="dxa"/>
+              <w:right w:w="120" w:type="dxa"/>
+            </w:tcMar>
+          </w:tcPr>
+          <w:p>
+            <w:r>
+              <w:rPr>
+                <w:rFonts w:ascii="Calibri" w:hAnsi="Calibri"/>
+                <w:color w:val="1F2937"/>
+                <w:sz w:val="19"/>
+              </w:rPr>
+              <w:t>Broken access control</w:t>
+            </w:r>
+          </w:p>
+        </w:tc>
+        <w:tc>
+          <w:tcPr>
+            <w:tcW w:type="dxa" w:w="2160"/>
+            <w:shd w:fill="FAFAFA"/>
+            <w:tcMar>
+              <w:top w:w="90" w:type="dxa"/>
+              <w:bottom w:w="90" w:type="dxa"/>
+              <w:left w:w="120" w:type="dxa"/>
+              <w:right w:w="120" w:type="dxa"/>
+            </w:tcMar>
+          </w:tcPr>
+          <w:p>
+            <w:r>
+              <w:rPr>
+                <w:rFonts w:ascii="Calibri" w:hAnsi="Calibri"/>
+                <w:color w:val="1F2937"/>
+                <w:sz w:val="19"/>
+              </w:rPr>
+              <w:t>Sensitive institutional data exposure</w:t>
+            </w:r>
+          </w:p>
+        </w:tc>
+        <w:tc>
+          <w:tcPr>
+            <w:tcW w:type="dxa" w:w="4320"/>
+            <w:shd w:fill="FAFAFA"/>
+            <w:tcMar>
+              <w:top w:w="90" w:type="dxa"/>
+              <w:bottom w:w="90" w:type="dxa"/>
+              <w:left w:w="120" w:type="dxa"/>
+              <w:right w:w="120" w:type="dxa"/>
+            </w:tcMar>
+          </w:tcPr>
+          <w:p>
+            <w:r>
+              <w:rPr>
+                <w:rFonts w:ascii="Calibri" w:hAnsi="Calibri"/>
+                <w:color w:val="1F2937"/>
+                <w:sz w:val="19"/>
+              </w:rPr>
+              <w:t>Server-side authorization + RLS + role-specific adversarial tests (10 attack scenarios verified).</w:t>
+            </w:r>
+          </w:p>
+        </w:tc>
+      </w:tr>
+      <w:tr>
+        <w:tc>
+          <w:tcPr>
+            <w:tcW w:type="dxa" w:w="2880"/>
+            <w:shd w:fill="FFFFFF"/>
+            <w:tcMar>
+              <w:top w:w="90" w:type="dxa"/>
+              <w:bottom w:w="90" w:type="dxa"/>
+              <w:left w:w="120" w:type="dxa"/>
+              <w:right w:w="120" w:type="dxa"/>
+            </w:tcMar>
+          </w:tcPr>
+          <w:p>
+            <w:r>
+              <w:rPr>
+                <w:rFonts w:ascii="Calibri" w:hAnsi="Calibri"/>
+                <w:color w:val="1F2937"/>
+                <w:sz w:val="19"/>
+              </w:rPr>
+              <w:t>Gemini / API outage</w:t>
+            </w:r>
+          </w:p>
+        </w:tc>
+        <w:tc>
+          <w:tcPr>
+            <w:tcW w:type="dxa" w:w="2160"/>
+            <w:shd w:fill="FFFFFF"/>
+            <w:tcMar>
+              <w:top w:w="90" w:type="dxa"/>
+              <w:bottom w:w="90" w:type="dxa"/>
+              <w:left w:w="120" w:type="dxa"/>
+              <w:right w:w="120" w:type="dxa"/>
+            </w:tcMar>
+          </w:tcPr>
+          <w:p>
+            <w:r>
+              <w:rPr>
+                <w:rFonts w:ascii="Calibri" w:hAnsi="Calibri"/>
+                <w:color w:val="1F2937"/>
+                <w:sz w:val="19"/>
+              </w:rPr>
+              <w:t>AI features unavailable</w:t>
+            </w:r>
+          </w:p>
+        </w:tc>
+        <w:tc>
+          <w:tcPr>
+            <w:tcW w:type="dxa" w:w="4320"/>
+            <w:shd w:fill="FFFFFF"/>
+            <w:tcMar>
+              <w:top w:w="90" w:type="dxa"/>
+              <w:bottom w:w="90" w:type="dxa"/>
+              <w:left w:w="120" w:type="dxa"/>
+              <w:right w:w="120" w:type="dxa"/>
+            </w:tcMar>
+          </w:tcPr>
+          <w:p>
+            <w:r>
+              <w:rPr>
+                <w:rFonts w:ascii="Calibri" w:hAnsi="Calibri"/>
+                <w:color w:val="1F2937"/>
+                <w:sz w:val="19"/>
+              </w:rPr>
+              <w:t>Deterministic rule fallback engine with graceful degradation and clear error states.</w:t>
+            </w:r>
+          </w:p>
+        </w:tc>
+      </w:tr>
+      <w:tr>
+        <w:tc>
+          <w:tcPr>
+            <w:tcW w:type="dxa" w:w="2880"/>
+            <w:shd w:fill="FAFAFA"/>
+            <w:tcMar>
+              <w:top w:w="90" w:type="dxa"/>
+              <w:bottom w:w="90" w:type="dxa"/>
+              <w:left w:w="120" w:type="dxa"/>
+              <w:right w:w="120" w:type="dxa"/>
+            </w:tcMar>
+          </w:tcPr>
+          <w:p>
+            <w:r>
+              <w:rPr>
+                <w:rFonts w:ascii="Calibri" w:hAnsi="Calibri"/>
+                <w:color w:val="1F2937"/>
+                <w:sz w:val="19"/>
+              </w:rPr>
+              <w:t>Unsupported performance claims</w:t>
+            </w:r>
+          </w:p>
+        </w:tc>
+        <w:tc>
+          <w:tcPr>
+            <w:tcW w:type="dxa" w:w="2160"/>
+            <w:shd w:fill="FAFAFA"/>
+            <w:tcMar>
+              <w:top w:w="90" w:type="dxa"/>
+              <w:bottom w:w="90" w:type="dxa"/>
+              <w:left w:w="120" w:type="dxa"/>
+              <w:right w:w="120" w:type="dxa"/>
+            </w:tcMar>
+          </w:tcPr>
+          <w:p>
+            <w:r>
+              <w:rPr>
+                <w:rFonts w:ascii="Calibri" w:hAnsi="Calibri"/>
+                <w:color w:val="1F2937"/>
+                <w:sz w:val="19"/>
+              </w:rPr>
+              <w:t>Loss of credibility</w:t>
+            </w:r>
+          </w:p>
+        </w:tc>
+        <w:tc>
+          <w:tcPr>
+            <w:tcW w:type="dxa" w:w="4320"/>
+            <w:shd w:fill="FAFAFA"/>
+            <w:tcMar>
+              <w:top w:w="90" w:type="dxa"/>
+              <w:bottom w:w="90" w:type="dxa"/>
+              <w:left w:w="120" w:type="dxa"/>
+              <w:right w:w="120" w:type="dxa"/>
+            </w:tcMar>
+          </w:tcPr>
+          <w:p>
+            <w:r>
+              <w:rPr>
+                <w:rFonts w:ascii="Calibri" w:hAnsi="Calibri"/>
+                <w:color w:val="1F2937"/>
+                <w:sz w:val="19"/>
+              </w:rPr>
+              <w:t>All claims are capability-based and backed by 140 automated verification tests.</w:t>
+            </w:r>
+          </w:p>
+        </w:tc>
+      </w:tr>
+      <w:tr>
+        <w:tc>
+          <w:tcPr>
+            <w:tcW w:type="dxa" w:w="2880"/>
+            <w:shd w:fill="FFFFFF"/>
+            <w:tcMar>
+              <w:top w:w="90" w:type="dxa"/>
+              <w:bottom w:w="90" w:type="dxa"/>
+              <w:left w:w="120" w:type="dxa"/>
+              <w:right w:w="120" w:type="dxa"/>
+            </w:tcMar>
+          </w:tcPr>
+          <w:p>
+            <w:r>
+              <w:rPr>
+                <w:rFonts w:ascii="Calibri" w:hAnsi="Calibri"/>
+                <w:color w:val="1F2937"/>
+                <w:sz w:val="19"/>
+              </w:rPr>
+              <w:t>GPS accuracy indoors</w:t>
+            </w:r>
+          </w:p>
+        </w:tc>
+        <w:tc>
+          <w:tcPr>
+            <w:tcW w:type="dxa" w:w="2160"/>
+            <w:shd w:fill="FFFFFF"/>
+            <w:tcMar>
+              <w:top w:w="90" w:type="dxa"/>
+              <w:bottom w:w="90" w:type="dxa"/>
+              <w:left w:w="120" w:type="dxa"/>
+              <w:right w:w="120" w:type="dxa"/>
+            </w:tcMar>
+          </w:tcPr>
+          <w:p>
+            <w:r>
+              <w:rPr>
+                <w:rFonts w:ascii="Calibri" w:hAnsi="Calibri"/>
+                <w:color w:val="1F2937"/>
+                <w:sz w:val="19"/>
+              </w:rPr>
+              <w:t>Incorrect emergency location</w:t>
+            </w:r>
+          </w:p>
+        </w:tc>
+        <w:tc>
+          <w:tcPr>
+            <w:tcW w:type="dxa" w:w="4320"/>
+            <w:shd w:fill="FFFFFF"/>
+            <w:tcMar>
+              <w:top w:w="90" w:type="dxa"/>
+              <w:bottom w:w="90" w:type="dxa"/>
+              <w:left w:w="120" w:type="dxa"/>
+              <w:right w:w="120" w:type="dxa"/>
+            </w:tcMar>
+          </w:tcPr>
+          <w:p>
+            <w:r>
+              <w:rPr>
+                <w:rFonts w:ascii="Calibri" w:hAnsi="Calibri"/>
+                <w:color w:val="1F2937"/>
+                <w:sz w:val="19"/>
+              </w:rPr>
+              <w:t>Timetable dead-reckoning cross-validation; GPS treated as hint, not blind override.</w:t>
+            </w:r>
+          </w:p>
+        </w:tc>
+      </w:tr>
+      <w:tr>
+        <w:tc>
+          <w:tcPr>
+            <w:tcW w:type="dxa" w:w="2880"/>
+            <w:shd w:fill="FAFAFA"/>
+            <w:tcMar>
+              <w:top w:w="90" w:type="dxa"/>
+              <w:bottom w:w="90" w:type="dxa"/>
+              <w:left w:w="120" w:type="dxa"/>
+              <w:right w:w="120" w:type="dxa"/>
+            </w:tcMar>
+          </w:tcPr>
+          <w:p>
+            <w:r>
+              <w:rPr>
+                <w:rFonts w:ascii="Calibri" w:hAnsi="Calibri"/>
+                <w:color w:val="1F2937"/>
+                <w:sz w:val="19"/>
+              </w:rPr>
+              <w:t>Privacy concerns from location tracking</w:t>
+            </w:r>
+          </w:p>
+        </w:tc>
+        <w:tc>
+          <w:tcPr>
+            <w:tcW w:type="dxa" w:w="2160"/>
+            <w:shd w:fill="FAFAFA"/>
+            <w:tcMar>
+              <w:top w:w="90" w:type="dxa"/>
+              <w:bottom w:w="90" w:type="dxa"/>
+              <w:left w:w="120" w:type="dxa"/>
+              <w:right w:w="120" w:type="dxa"/>
+            </w:tcMar>
+          </w:tcPr>
+          <w:p>
+            <w:r>
+              <w:rPr>
+                <w:rFonts w:ascii="Calibri" w:hAnsi="Calibri"/>
+                <w:color w:val="1F2937"/>
+                <w:sz w:val="19"/>
+              </w:rPr>
+              <w:t>Student pushback / legal risk</w:t>
+            </w:r>
+          </w:p>
+        </w:tc>
+        <w:tc>
+          <w:tcPr>
+            <w:tcW w:type="dxa" w:w="4320"/>
+            <w:shd w:fill="FAFAFA"/>
+            <w:tcMar>
+              <w:top w:w="90" w:type="dxa"/>
+              <w:bottom w:w="90" w:type="dxa"/>
+              <w:left w:w="120" w:type="dxa"/>
+              <w:right w:w="120" w:type="dxa"/>
+            </w:tcMar>
+          </w:tcPr>
+          <w:p>
+            <w:r>
+              <w:rPr>
+                <w:rFonts w:ascii="Calibri" w:hAnsi="Calibri"/>
+                <w:color w:val="1F2937"/>
+                <w:sz w:val="19"/>
+              </w:rPr>
+              <w:t>Ghost Mode: zero passive telemetry; location only on explicit safety events with immutable reason tag.</w:t>
+            </w:r>
+          </w:p>
+        </w:tc>
+      </w:tr>
+    </w:tbl>
+    <w:p/>
+    <w:p>
+      <w:pPr>
+        <w:pStyle w:val="Heading1"/>
+      </w:pPr>
+      <w:r>
+        <w:t>12. Deployment &amp; Operational Scalability</w:t>
+      </w:r>
+    </w:p>
+    <w:p>
+      <w:pPr>
+        <w:pStyle w:val="ListBullet"/>
+        <w:spacing w:after="60" w:before="0"/>
+      </w:pPr>
+      <w:r>
+        <w:rPr>
+          <w:b/>
+          <w:color w:val="000000"/>
+        </w:rPr>
+        <w:t xml:space="preserve">Infrastructure Efficiency: </w:t>
+      </w:r>
+      <w:r>
+        <w:rPr>
+          <w:sz w:val="21"/>
+        </w:rPr>
+        <w:t>Zero dedicated hardware CapEx; replaces physical BLE/Bluetooth beacons with algorithmic timetable dead-reckoning.</w:t>
+      </w:r>
+    </w:p>
+    <w:p>
+      <w:pPr>
+        <w:pStyle w:val="ListBullet"/>
+        <w:spacing w:after="60" w:before="0"/>
+      </w:pPr>
+      <w:r>
+        <w:rPr>
+          <w:b/>
+          <w:color w:val="000000"/>
+        </w:rPr>
+        <w:t xml:space="preserve">Elastic Scaling: </w:t>
+      </w:r>
+      <w:r>
+        <w:rPr>
+          <w:sz w:val="21"/>
+        </w:rPr>
+        <w:t>Serverless Deno Edge Functions scale across global edge nodes. PostgreSQL connection pooling via Supabase PgBouncer handles emergency surges.</w:t>
+      </w:r>
+    </w:p>
+    <w:p>
+      <w:pPr>
+        <w:pStyle w:val="ListBullet"/>
+        <w:spacing w:after="60" w:before="0"/>
+      </w:pPr>
+      <w:r>
+        <w:rPr>
+          <w:b/>
+          <w:color w:val="000000"/>
+        </w:rPr>
+        <w:t xml:space="preserve">Regulatory Compliance: </w:t>
+      </w:r>
+      <w:r>
+        <w:rPr>
+          <w:sz w:val="21"/>
+        </w:rPr>
+        <w:t>Designed for FERPA student privacy compliance with encrypted storage, zero passive telemetry, and anonymized whistleblower identity.</w:t>
+      </w:r>
+    </w:p>
+    <w:p>
+      <w:pPr>
+        <w:pStyle w:val="ListBullet"/>
+        <w:spacing w:after="60" w:before="0"/>
+      </w:pPr>
+      <w:r>
+        <w:rPr>
+          <w:b/>
+          <w:color w:val="000000"/>
+        </w:rPr>
+        <w:t xml:space="preserve">Vendor-Neutral Mapping: </w:t>
+      </w:r>
+      <w:r>
+        <w:rPr>
+          <w:sz w:val="21"/>
+        </w:rPr>
+        <w:t>Leaflet.js with OpenStreetMap eliminates Google Maps API billing risks, quota limits, and vendor lock-in.</w:t>
       </w:r>
     </w:p>
     <w:p>
@@ -2048,51 +6890,55 @@
         <w:pStyle w:val="Heading2"/>
       </w:pPr>
       <w:r>
-        <w:t>Act 2 — Level 1 SOS + Indoor Location (90s)</w:t>
-      </w:r>
-    </w:p>
-    <w:p>
-      <w:r>
-        <w:t>Two devices open (student + admin). Student presses SOS 3 times. Admin sees yellow alert. GPS says ~120m accuracy. System cross-validates with timetable: "Tuesday 2:15 PM = Chem Lab 3, confirmed within GPS radius." Guard dispatched with context.</w:t>
+        <w:t>12.1 Potential Deployment Model</w:t>
       </w:r>
     </w:p>
     <w:p>
       <w:pPr>
-        <w:pStyle w:val="Heading2"/>
+        <w:pStyle w:val="ListBullet"/>
+        <w:spacing w:after="60" w:before="0"/>
       </w:pPr>
       <w:r>
-        <w:t>Act 3 — Airplane Mode Drop (45s)</w:t>
-      </w:r>
-    </w:p>
-    <w:p>
-      <w:r>
-        <w:t>Physically toggle Airplane Mode on the demo device. Trigger SOS. SMS app opens with pre-filled message: guard's number, GPS coordinates, blood group, medical info. "Because in a real emergency, you can't afford to wait for a signal."</w:t>
+        <w:rPr>
+          <w:sz w:val="21"/>
+        </w:rPr>
+        <w:t>Institutional SaaS subscription with per-campus or per-student pricing.</w:t>
       </w:r>
     </w:p>
     <w:p>
       <w:pPr>
-        <w:pStyle w:val="Heading2"/>
+        <w:pStyle w:val="ListBullet"/>
+        <w:spacing w:after="60" w:before="0"/>
       </w:pPr>
       <w:r>
-        <w:t>Act 4 — AI Therapist Pipeline (60s)</w:t>
-      </w:r>
-    </w:p>
-    <w:p>
-      <w:r>
-        <w:t>Spam demo: "My roommate ate my pizza" → AI deflects politely. Real case: "I've been crying every night" → HIGH urgency → therapist connected → warm handoff summary appears. "The student doesn't have to re-explain their pain."</w:t>
+        <w:rPr>
+          <w:sz w:val="21"/>
+        </w:rPr>
+        <w:t>Safety Command Center as a premium operational module.</w:t>
       </w:r>
     </w:p>
     <w:p>
       <w:pPr>
-        <w:pStyle w:val="Heading2"/>
+        <w:pStyle w:val="ListBullet"/>
+        <w:spacing w:after="60" w:before="0"/>
       </w:pPr>
       <w:r>
-        <w:t>Closing (15s)</w:t>
+        <w:rPr>
+          <w:sz w:val="21"/>
+        </w:rPr>
+        <w:t>Enterprise integration and deployment services for multi-campus institutions.</w:t>
       </w:r>
     </w:p>
     <w:p>
+      <w:pPr>
+        <w:pStyle w:val="ListBullet"/>
+        <w:spacing w:after="60" w:before="0"/>
+      </w:pPr>
       <w:r>
-        <w:t>"Attendance knows where they are. Timetables know where they should be. AI knows when they're struggling. And it all works — even without internet."</w:t>
+        <w:rPr>
+          <w:sz w:val="21"/>
+        </w:rPr>
+        <w:t>Optional AI usage tiers for advanced predictive analytics and pattern mining.</w:t>
       </w:r>
     </w:p>
     <w:p>
@@ -2100,200 +6946,845 @@
         <w:pStyle w:val="Heading1"/>
       </w:pPr>
       <w:r>
-        <w:t>13. Anticipated Judge Questions &amp; Answers</w:t>
+        <w:t>13. Complete Technology Stack</w:t>
       </w:r>
     </w:p>
-    <w:p>
-      <w:r>
-        <w:rPr>
-          <w:b/>
-        </w:rPr>
-        <w:t>Q: What is innovative about your project?</w:t>
-      </w:r>
-    </w:p>
-    <w:p>
-      <w:r>
-        <w:t>A: We combine a tiered SOS system with cross-validated indoor location from ERP data. The timetable becomes a location sensor. The AI therapist pipeline includes a warm handoff that prevents re-traumatization. And the entire system works offline via SMS.</w:t>
-      </w:r>
-    </w:p>
+    <w:tbl>
+      <w:tblPr>
+        <w:tblW w:type="auto" w:w="0"/>
+        <w:jc w:val="center"/>
+        <w:tblLayout w:type="fixed"/>
+        <w:tblLook w:firstColumn="1" w:firstRow="1" w:lastColumn="0" w:lastRow="0" w:noHBand="0" w:noVBand="1" w:val="04A0"/>
+      </w:tblPr>
+      <w:tblGrid>
+        <w:gridCol w:w="3120"/>
+        <w:gridCol w:w="3120"/>
+        <w:gridCol w:w="3120"/>
+      </w:tblGrid>
+      <w:tr>
+        <w:tc>
+          <w:tcPr>
+            <w:tcW w:type="dxa" w:w="2304"/>
+            <w:shd w:fill="F3F4F6"/>
+            <w:tcMar>
+              <w:top w:w="120" w:type="dxa"/>
+              <w:bottom w:w="120" w:type="dxa"/>
+              <w:left w:w="120" w:type="dxa"/>
+              <w:right w:w="120" w:type="dxa"/>
+            </w:tcMar>
+          </w:tcPr>
+          <w:p>
+            <w:r>
+              <w:rPr>
+                <w:rFonts w:ascii="Calibri" w:hAnsi="Calibri"/>
+                <w:b/>
+                <w:color w:val="000000"/>
+                <w:sz w:val="20"/>
+              </w:rPr>
+              <w:t>Layer</w:t>
+            </w:r>
+          </w:p>
+        </w:tc>
+        <w:tc>
+          <w:tcPr>
+            <w:tcW w:type="dxa" w:w="3168"/>
+            <w:shd w:fill="F3F4F6"/>
+            <w:tcMar>
+              <w:top w:w="120" w:type="dxa"/>
+              <w:bottom w:w="120" w:type="dxa"/>
+              <w:left w:w="120" w:type="dxa"/>
+              <w:right w:w="120" w:type="dxa"/>
+            </w:tcMar>
+          </w:tcPr>
+          <w:p>
+            <w:r>
+              <w:rPr>
+                <w:rFonts w:ascii="Calibri" w:hAnsi="Calibri"/>
+                <w:b/>
+                <w:color w:val="000000"/>
+                <w:sz w:val="20"/>
+              </w:rPr>
+              <w:t>Technology &amp; Version</w:t>
+            </w:r>
+          </w:p>
+        </w:tc>
+        <w:tc>
+          <w:tcPr>
+            <w:tcW w:type="dxa" w:w="3888"/>
+            <w:shd w:fill="F3F4F6"/>
+            <w:tcMar>
+              <w:top w:w="120" w:type="dxa"/>
+              <w:bottom w:w="120" w:type="dxa"/>
+              <w:left w:w="120" w:type="dxa"/>
+              <w:right w:w="120" w:type="dxa"/>
+            </w:tcMar>
+          </w:tcPr>
+          <w:p>
+            <w:r>
+              <w:rPr>
+                <w:rFonts w:ascii="Calibri" w:hAnsi="Calibri"/>
+                <w:b/>
+                <w:color w:val="000000"/>
+                <w:sz w:val="20"/>
+              </w:rPr>
+              <w:t>Purpose</w:t>
+            </w:r>
+          </w:p>
+        </w:tc>
+      </w:tr>
+      <w:tr>
+        <w:tc>
+          <w:tcPr>
+            <w:tcW w:type="dxa" w:w="2304"/>
+            <w:shd w:fill="FFFFFF"/>
+            <w:tcMar>
+              <w:top w:w="90" w:type="dxa"/>
+              <w:bottom w:w="90" w:type="dxa"/>
+              <w:left w:w="120" w:type="dxa"/>
+              <w:right w:w="120" w:type="dxa"/>
+            </w:tcMar>
+          </w:tcPr>
+          <w:p>
+            <w:r>
+              <w:rPr>
+                <w:rFonts w:ascii="Calibri" w:hAnsi="Calibri"/>
+                <w:color w:val="1F2937"/>
+                <w:sz w:val="19"/>
+              </w:rPr>
+              <w:t>Database</w:t>
+            </w:r>
+          </w:p>
+        </w:tc>
+        <w:tc>
+          <w:tcPr>
+            <w:tcW w:type="dxa" w:w="3168"/>
+            <w:shd w:fill="FFFFFF"/>
+            <w:tcMar>
+              <w:top w:w="90" w:type="dxa"/>
+              <w:bottom w:w="90" w:type="dxa"/>
+              <w:left w:w="120" w:type="dxa"/>
+              <w:right w:w="120" w:type="dxa"/>
+            </w:tcMar>
+          </w:tcPr>
+          <w:p>
+            <w:r>
+              <w:rPr>
+                <w:rFonts w:ascii="Calibri" w:hAnsi="Calibri"/>
+                <w:color w:val="1F2937"/>
+                <w:sz w:val="19"/>
+              </w:rPr>
+              <w:t>PostgreSQL 17 + PostGIS 3.3.7 (Supabase, AWS ap-south-1)</w:t>
+            </w:r>
+          </w:p>
+        </w:tc>
+        <w:tc>
+          <w:tcPr>
+            <w:tcW w:type="dxa" w:w="3888"/>
+            <w:shd w:fill="FFFFFF"/>
+            <w:tcMar>
+              <w:top w:w="90" w:type="dxa"/>
+              <w:bottom w:w="90" w:type="dxa"/>
+              <w:left w:w="120" w:type="dxa"/>
+              <w:right w:w="120" w:type="dxa"/>
+            </w:tcMar>
+          </w:tcPr>
+          <w:p>
+            <w:r>
+              <w:rPr>
+                <w:rFonts w:ascii="Calibri" w:hAnsi="Calibri"/>
+                <w:color w:val="1F2937"/>
+                <w:sz w:val="19"/>
+              </w:rPr>
+              <w:t>Relational ERP schema + spatial calculation engine</w:t>
+            </w:r>
+          </w:p>
+        </w:tc>
+      </w:tr>
+      <w:tr>
+        <w:tc>
+          <w:tcPr>
+            <w:tcW w:type="dxa" w:w="2304"/>
+            <w:shd w:fill="FAFAFA"/>
+            <w:tcMar>
+              <w:top w:w="90" w:type="dxa"/>
+              <w:bottom w:w="90" w:type="dxa"/>
+              <w:left w:w="120" w:type="dxa"/>
+              <w:right w:w="120" w:type="dxa"/>
+            </w:tcMar>
+          </w:tcPr>
+          <w:p>
+            <w:r>
+              <w:rPr>
+                <w:rFonts w:ascii="Calibri" w:hAnsi="Calibri"/>
+                <w:color w:val="1F2937"/>
+                <w:sz w:val="19"/>
+              </w:rPr>
+              <w:t>Backend Microservices</w:t>
+            </w:r>
+          </w:p>
+        </w:tc>
+        <w:tc>
+          <w:tcPr>
+            <w:tcW w:type="dxa" w:w="3168"/>
+            <w:shd w:fill="FAFAFA"/>
+            <w:tcMar>
+              <w:top w:w="90" w:type="dxa"/>
+              <w:bottom w:w="90" w:type="dxa"/>
+              <w:left w:w="120" w:type="dxa"/>
+              <w:right w:w="120" w:type="dxa"/>
+            </w:tcMar>
+          </w:tcPr>
+          <w:p>
+            <w:r>
+              <w:rPr>
+                <w:rFonts w:ascii="Calibri" w:hAnsi="Calibri"/>
+                <w:color w:val="1F2937"/>
+                <w:sz w:val="19"/>
+              </w:rPr>
+              <w:t>Supabase Edge Functions (Deno runtime, TypeScript)</w:t>
+            </w:r>
+          </w:p>
+        </w:tc>
+        <w:tc>
+          <w:tcPr>
+            <w:tcW w:type="dxa" w:w="3888"/>
+            <w:shd w:fill="FAFAFA"/>
+            <w:tcMar>
+              <w:top w:w="90" w:type="dxa"/>
+              <w:bottom w:w="90" w:type="dxa"/>
+              <w:left w:w="120" w:type="dxa"/>
+              <w:right w:w="120" w:type="dxa"/>
+            </w:tcMar>
+          </w:tcPr>
+          <w:p>
+            <w:r>
+              <w:rPr>
+                <w:rFonts w:ascii="Calibri" w:hAnsi="Calibri"/>
+                <w:color w:val="1F2937"/>
+                <w:sz w:val="19"/>
+              </w:rPr>
+              <w:t>8 serverless event-driven API endpoints</w:t>
+            </w:r>
+          </w:p>
+        </w:tc>
+      </w:tr>
+      <w:tr>
+        <w:tc>
+          <w:tcPr>
+            <w:tcW w:type="dxa" w:w="2304"/>
+            <w:shd w:fill="FFFFFF"/>
+            <w:tcMar>
+              <w:top w:w="90" w:type="dxa"/>
+              <w:bottom w:w="90" w:type="dxa"/>
+              <w:left w:w="120" w:type="dxa"/>
+              <w:right w:w="120" w:type="dxa"/>
+            </w:tcMar>
+          </w:tcPr>
+          <w:p>
+            <w:r>
+              <w:rPr>
+                <w:rFonts w:ascii="Calibri" w:hAnsi="Calibri"/>
+                <w:color w:val="1F2937"/>
+                <w:sz w:val="19"/>
+              </w:rPr>
+              <w:t>AI Intelligence</w:t>
+            </w:r>
+          </w:p>
+        </w:tc>
+        <w:tc>
+          <w:tcPr>
+            <w:tcW w:type="dxa" w:w="3168"/>
+            <w:shd w:fill="FFFFFF"/>
+            <w:tcMar>
+              <w:top w:w="90" w:type="dxa"/>
+              <w:bottom w:w="90" w:type="dxa"/>
+              <w:left w:w="120" w:type="dxa"/>
+              <w:right w:w="120" w:type="dxa"/>
+            </w:tcMar>
+          </w:tcPr>
+          <w:p>
+            <w:r>
+              <w:rPr>
+                <w:rFonts w:ascii="Calibri" w:hAnsi="Calibri"/>
+                <w:color w:val="1F2937"/>
+                <w:sz w:val="19"/>
+              </w:rPr>
+              <w:t>Google Gemini 2.0 Flash API</w:t>
+            </w:r>
+          </w:p>
+        </w:tc>
+        <w:tc>
+          <w:tcPr>
+            <w:tcW w:type="dxa" w:w="3888"/>
+            <w:shd w:fill="FFFFFF"/>
+            <w:tcMar>
+              <w:top w:w="90" w:type="dxa"/>
+              <w:bottom w:w="90" w:type="dxa"/>
+              <w:left w:w="120" w:type="dxa"/>
+              <w:right w:w="120" w:type="dxa"/>
+            </w:tcMar>
+          </w:tcPr>
+          <w:p>
+            <w:r>
+              <w:rPr>
+                <w:rFonts w:ascii="Calibri" w:hAnsi="Calibri"/>
+                <w:color w:val="1F2937"/>
+                <w:sz w:val="19"/>
+              </w:rPr>
+              <w:t>NLP tip classification, crisis triage, counselor handoff, risk scoring</w:t>
+            </w:r>
+          </w:p>
+        </w:tc>
+      </w:tr>
+      <w:tr>
+        <w:tc>
+          <w:tcPr>
+            <w:tcW w:type="dxa" w:w="2304"/>
+            <w:shd w:fill="FAFAFA"/>
+            <w:tcMar>
+              <w:top w:w="90" w:type="dxa"/>
+              <w:bottom w:w="90" w:type="dxa"/>
+              <w:left w:w="120" w:type="dxa"/>
+              <w:right w:w="120" w:type="dxa"/>
+            </w:tcMar>
+          </w:tcPr>
+          <w:p>
+            <w:r>
+              <w:rPr>
+                <w:rFonts w:ascii="Calibri" w:hAnsi="Calibri"/>
+                <w:color w:val="1F2937"/>
+                <w:sz w:val="19"/>
+              </w:rPr>
+              <w:t>Authentication</w:t>
+            </w:r>
+          </w:p>
+        </w:tc>
+        <w:tc>
+          <w:tcPr>
+            <w:tcW w:type="dxa" w:w="3168"/>
+            <w:shd w:fill="FAFAFA"/>
+            <w:tcMar>
+              <w:top w:w="90" w:type="dxa"/>
+              <w:bottom w:w="90" w:type="dxa"/>
+              <w:left w:w="120" w:type="dxa"/>
+              <w:right w:w="120" w:type="dxa"/>
+            </w:tcMar>
+          </w:tcPr>
+          <w:p>
+            <w:r>
+              <w:rPr>
+                <w:rFonts w:ascii="Calibri" w:hAnsi="Calibri"/>
+                <w:color w:val="1F2937"/>
+                <w:sz w:val="19"/>
+              </w:rPr>
+              <w:t>Supabase Auth + JWT + Role-based Cookies</w:t>
+            </w:r>
+          </w:p>
+        </w:tc>
+        <w:tc>
+          <w:tcPr>
+            <w:tcW w:type="dxa" w:w="3888"/>
+            <w:shd w:fill="FAFAFA"/>
+            <w:tcMar>
+              <w:top w:w="90" w:type="dxa"/>
+              <w:bottom w:w="90" w:type="dxa"/>
+              <w:left w:w="120" w:type="dxa"/>
+              <w:right w:w="120" w:type="dxa"/>
+            </w:tcMar>
+          </w:tcPr>
+          <w:p>
+            <w:r>
+              <w:rPr>
+                <w:rFonts w:ascii="Calibri" w:hAnsi="Calibri"/>
+                <w:color w:val="1F2937"/>
+                <w:sz w:val="19"/>
+              </w:rPr>
+              <w:t>8-role institutional RBAC with cryptographic session management</w:t>
+            </w:r>
+          </w:p>
+        </w:tc>
+      </w:tr>
+      <w:tr>
+        <w:tc>
+          <w:tcPr>
+            <w:tcW w:type="dxa" w:w="2304"/>
+            <w:shd w:fill="FFFFFF"/>
+            <w:tcMar>
+              <w:top w:w="90" w:type="dxa"/>
+              <w:bottom w:w="90" w:type="dxa"/>
+              <w:left w:w="120" w:type="dxa"/>
+              <w:right w:w="120" w:type="dxa"/>
+            </w:tcMar>
+          </w:tcPr>
+          <w:p>
+            <w:r>
+              <w:rPr>
+                <w:rFonts w:ascii="Calibri" w:hAnsi="Calibri"/>
+                <w:color w:val="1F2937"/>
+                <w:sz w:val="19"/>
+              </w:rPr>
+              <w:t>Frontend Framework</w:t>
+            </w:r>
+          </w:p>
+        </w:tc>
+        <w:tc>
+          <w:tcPr>
+            <w:tcW w:type="dxa" w:w="3168"/>
+            <w:shd w:fill="FFFFFF"/>
+            <w:tcMar>
+              <w:top w:w="90" w:type="dxa"/>
+              <w:bottom w:w="90" w:type="dxa"/>
+              <w:left w:w="120" w:type="dxa"/>
+              <w:right w:w="120" w:type="dxa"/>
+            </w:tcMar>
+          </w:tcPr>
+          <w:p>
+            <w:r>
+              <w:rPr>
+                <w:rFonts w:ascii="Calibri" w:hAnsi="Calibri"/>
+                <w:color w:val="1F2937"/>
+                <w:sz w:val="19"/>
+              </w:rPr>
+              <w:t>Next.js 16.3.1 (App Router) + React 19</w:t>
+            </w:r>
+          </w:p>
+        </w:tc>
+        <w:tc>
+          <w:tcPr>
+            <w:tcW w:type="dxa" w:w="3888"/>
+            <w:shd w:fill="FFFFFF"/>
+            <w:tcMar>
+              <w:top w:w="90" w:type="dxa"/>
+              <w:bottom w:w="90" w:type="dxa"/>
+              <w:left w:w="120" w:type="dxa"/>
+              <w:right w:w="120" w:type="dxa"/>
+            </w:tcMar>
+          </w:tcPr>
+          <w:p>
+            <w:r>
+              <w:rPr>
+                <w:rFonts w:ascii="Calibri" w:hAnsi="Calibri"/>
+                <w:color w:val="1F2937"/>
+                <w:sz w:val="19"/>
+              </w:rPr>
+              <w:t>39 frontend pages, 7 API routes, SSR-safe cookie hydration</w:t>
+            </w:r>
+          </w:p>
+        </w:tc>
+      </w:tr>
+      <w:tr>
+        <w:tc>
+          <w:tcPr>
+            <w:tcW w:type="dxa" w:w="2304"/>
+            <w:shd w:fill="FAFAFA"/>
+            <w:tcMar>
+              <w:top w:w="90" w:type="dxa"/>
+              <w:bottom w:w="90" w:type="dxa"/>
+              <w:left w:w="120" w:type="dxa"/>
+              <w:right w:w="120" w:type="dxa"/>
+            </w:tcMar>
+          </w:tcPr>
+          <w:p>
+            <w:r>
+              <w:rPr>
+                <w:rFonts w:ascii="Calibri" w:hAnsi="Calibri"/>
+                <w:color w:val="1F2937"/>
+                <w:sz w:val="19"/>
+              </w:rPr>
+              <w:t>UI Styling</w:t>
+            </w:r>
+          </w:p>
+        </w:tc>
+        <w:tc>
+          <w:tcPr>
+            <w:tcW w:type="dxa" w:w="3168"/>
+            <w:shd w:fill="FAFAFA"/>
+            <w:tcMar>
+              <w:top w:w="90" w:type="dxa"/>
+              <w:bottom w:w="90" w:type="dxa"/>
+              <w:left w:w="120" w:type="dxa"/>
+              <w:right w:w="120" w:type="dxa"/>
+            </w:tcMar>
+          </w:tcPr>
+          <w:p>
+            <w:r>
+              <w:rPr>
+                <w:rFonts w:ascii="Calibri" w:hAnsi="Calibri"/>
+                <w:color w:val="1F2937"/>
+                <w:sz w:val="19"/>
+              </w:rPr>
+              <w:t>Tailwind CSS v4 + shadcn/ui + Lucide Icons</w:t>
+            </w:r>
+          </w:p>
+        </w:tc>
+        <w:tc>
+          <w:tcPr>
+            <w:tcW w:type="dxa" w:w="3888"/>
+            <w:shd w:fill="FAFAFA"/>
+            <w:tcMar>
+              <w:top w:w="90" w:type="dxa"/>
+              <w:bottom w:w="90" w:type="dxa"/>
+              <w:left w:w="120" w:type="dxa"/>
+              <w:right w:w="120" w:type="dxa"/>
+            </w:tcMar>
+          </w:tcPr>
+          <w:p>
+            <w:r>
+              <w:rPr>
+                <w:rFonts w:ascii="Calibri" w:hAnsi="Calibri"/>
+                <w:color w:val="1F2937"/>
+                <w:sz w:val="19"/>
+              </w:rPr>
+              <w:t>Responsive institutional SaaS design system</w:t>
+            </w:r>
+          </w:p>
+        </w:tc>
+      </w:tr>
+      <w:tr>
+        <w:tc>
+          <w:tcPr>
+            <w:tcW w:type="dxa" w:w="2304"/>
+            <w:shd w:fill="FFFFFF"/>
+            <w:tcMar>
+              <w:top w:w="90" w:type="dxa"/>
+              <w:bottom w:w="90" w:type="dxa"/>
+              <w:left w:w="120" w:type="dxa"/>
+              <w:right w:w="120" w:type="dxa"/>
+            </w:tcMar>
+          </w:tcPr>
+          <w:p>
+            <w:r>
+              <w:rPr>
+                <w:rFonts w:ascii="Calibri" w:hAnsi="Calibri"/>
+                <w:color w:val="1F2937"/>
+                <w:sz w:val="19"/>
+              </w:rPr>
+              <w:t>Data Visualization</w:t>
+            </w:r>
+          </w:p>
+        </w:tc>
+        <w:tc>
+          <w:tcPr>
+            <w:tcW w:type="dxa" w:w="3168"/>
+            <w:shd w:fill="FFFFFF"/>
+            <w:tcMar>
+              <w:top w:w="90" w:type="dxa"/>
+              <w:bottom w:w="90" w:type="dxa"/>
+              <w:left w:w="120" w:type="dxa"/>
+              <w:right w:w="120" w:type="dxa"/>
+            </w:tcMar>
+          </w:tcPr>
+          <w:p>
+            <w:r>
+              <w:rPr>
+                <w:rFonts w:ascii="Calibri" w:hAnsi="Calibri"/>
+                <w:color w:val="1F2937"/>
+                <w:sz w:val="19"/>
+              </w:rPr>
+              <w:t>Recharts v3</w:t>
+            </w:r>
+          </w:p>
+        </w:tc>
+        <w:tc>
+          <w:tcPr>
+            <w:tcW w:type="dxa" w:w="3888"/>
+            <w:shd w:fill="FFFFFF"/>
+            <w:tcMar>
+              <w:top w:w="90" w:type="dxa"/>
+              <w:bottom w:w="90" w:type="dxa"/>
+              <w:left w:w="120" w:type="dxa"/>
+              <w:right w:w="120" w:type="dxa"/>
+            </w:tcMar>
+          </w:tcPr>
+          <w:p>
+            <w:r>
+              <w:rPr>
+                <w:rFonts w:ascii="Calibri" w:hAnsi="Calibri"/>
+                <w:color w:val="1F2937"/>
+                <w:sz w:val="19"/>
+              </w:rPr>
+              <w:t>Incident analytics charts, severity trends, category breakdowns</w:t>
+            </w:r>
+          </w:p>
+        </w:tc>
+      </w:tr>
+      <w:tr>
+        <w:tc>
+          <w:tcPr>
+            <w:tcW w:type="dxa" w:w="2304"/>
+            <w:shd w:fill="FAFAFA"/>
+            <w:tcMar>
+              <w:top w:w="90" w:type="dxa"/>
+              <w:bottom w:w="90" w:type="dxa"/>
+              <w:left w:w="120" w:type="dxa"/>
+              <w:right w:w="120" w:type="dxa"/>
+            </w:tcMar>
+          </w:tcPr>
+          <w:p>
+            <w:r>
+              <w:rPr>
+                <w:rFonts w:ascii="Calibri" w:hAnsi="Calibri"/>
+                <w:color w:val="1F2937"/>
+                <w:sz w:val="19"/>
+              </w:rPr>
+              <w:t>Geospatial Maps</w:t>
+            </w:r>
+          </w:p>
+        </w:tc>
+        <w:tc>
+          <w:tcPr>
+            <w:tcW w:type="dxa" w:w="3168"/>
+            <w:shd w:fill="FAFAFA"/>
+            <w:tcMar>
+              <w:top w:w="90" w:type="dxa"/>
+              <w:bottom w:w="90" w:type="dxa"/>
+              <w:left w:w="120" w:type="dxa"/>
+              <w:right w:w="120" w:type="dxa"/>
+            </w:tcMar>
+          </w:tcPr>
+          <w:p>
+            <w:r>
+              <w:rPr>
+                <w:rFonts w:ascii="Calibri" w:hAnsi="Calibri"/>
+                <w:color w:val="1F2937"/>
+                <w:sz w:val="19"/>
+              </w:rPr>
+              <w:t>Leaflet.js + OpenStreetMap (OSM)</w:t>
+            </w:r>
+          </w:p>
+        </w:tc>
+        <w:tc>
+          <w:tcPr>
+            <w:tcW w:type="dxa" w:w="3888"/>
+            <w:shd w:fill="FAFAFA"/>
+            <w:tcMar>
+              <w:top w:w="90" w:type="dxa"/>
+              <w:bottom w:w="90" w:type="dxa"/>
+              <w:left w:w="120" w:type="dxa"/>
+              <w:right w:w="120" w:type="dxa"/>
+            </w:tcMar>
+          </w:tcPr>
+          <w:p>
+            <w:r>
+              <w:rPr>
+                <w:rFonts w:ascii="Calibri" w:hAnsi="Calibri"/>
+                <w:color w:val="1F2937"/>
+                <w:sz w:val="19"/>
+              </w:rPr>
+              <w:t>Interactive campus map, severity overlays, patrol markers</w:t>
+            </w:r>
+          </w:p>
+        </w:tc>
+      </w:tr>
+      <w:tr>
+        <w:tc>
+          <w:tcPr>
+            <w:tcW w:type="dxa" w:w="2304"/>
+            <w:shd w:fill="FFFFFF"/>
+            <w:tcMar>
+              <w:top w:w="90" w:type="dxa"/>
+              <w:bottom w:w="90" w:type="dxa"/>
+              <w:left w:w="120" w:type="dxa"/>
+              <w:right w:w="120" w:type="dxa"/>
+            </w:tcMar>
+          </w:tcPr>
+          <w:p>
+            <w:r>
+              <w:rPr>
+                <w:rFonts w:ascii="Calibri" w:hAnsi="Calibri"/>
+                <w:color w:val="1F2937"/>
+                <w:sz w:val="19"/>
+              </w:rPr>
+              <w:t>Schema Validation</w:t>
+            </w:r>
+          </w:p>
+        </w:tc>
+        <w:tc>
+          <w:tcPr>
+            <w:tcW w:type="dxa" w:w="3168"/>
+            <w:shd w:fill="FFFFFF"/>
+            <w:tcMar>
+              <w:top w:w="90" w:type="dxa"/>
+              <w:bottom w:w="90" w:type="dxa"/>
+              <w:left w:w="120" w:type="dxa"/>
+              <w:right w:w="120" w:type="dxa"/>
+            </w:tcMar>
+          </w:tcPr>
+          <w:p>
+            <w:r>
+              <w:rPr>
+                <w:rFonts w:ascii="Calibri" w:hAnsi="Calibri"/>
+                <w:color w:val="1F2937"/>
+                <w:sz w:val="19"/>
+              </w:rPr>
+              <w:t>Zod v4.4.3</w:t>
+            </w:r>
+          </w:p>
+        </w:tc>
+        <w:tc>
+          <w:tcPr>
+            <w:tcW w:type="dxa" w:w="3888"/>
+            <w:shd w:fill="FFFFFF"/>
+            <w:tcMar>
+              <w:top w:w="90" w:type="dxa"/>
+              <w:bottom w:w="90" w:type="dxa"/>
+              <w:left w:w="120" w:type="dxa"/>
+              <w:right w:w="120" w:type="dxa"/>
+            </w:tcMar>
+          </w:tcPr>
+          <w:p>
+            <w:r>
+              <w:rPr>
+                <w:rFonts w:ascii="Calibri" w:hAnsi="Calibri"/>
+                <w:color w:val="1F2937"/>
+                <w:sz w:val="19"/>
+              </w:rPr>
+              <w:t>Request payload sanitization and type-safe API contracts</w:t>
+            </w:r>
+          </w:p>
+        </w:tc>
+      </w:tr>
+      <w:tr>
+        <w:tc>
+          <w:tcPr>
+            <w:tcW w:type="dxa" w:w="2304"/>
+            <w:shd w:fill="FAFAFA"/>
+            <w:tcMar>
+              <w:top w:w="90" w:type="dxa"/>
+              <w:bottom w:w="90" w:type="dxa"/>
+              <w:left w:w="120" w:type="dxa"/>
+              <w:right w:w="120" w:type="dxa"/>
+            </w:tcMar>
+          </w:tcPr>
+          <w:p>
+            <w:r>
+              <w:rPr>
+                <w:rFonts w:ascii="Calibri" w:hAnsi="Calibri"/>
+                <w:color w:val="1F2937"/>
+                <w:sz w:val="19"/>
+              </w:rPr>
+              <w:t>Offline Resilience</w:t>
+            </w:r>
+          </w:p>
+        </w:tc>
+        <w:tc>
+          <w:tcPr>
+            <w:tcW w:type="dxa" w:w="3168"/>
+            <w:shd w:fill="FAFAFA"/>
+            <w:tcMar>
+              <w:top w:w="90" w:type="dxa"/>
+              <w:bottom w:w="90" w:type="dxa"/>
+              <w:left w:w="120" w:type="dxa"/>
+              <w:right w:w="120" w:type="dxa"/>
+            </w:tcMar>
+          </w:tcPr>
+          <w:p>
+            <w:r>
+              <w:rPr>
+                <w:rFonts w:ascii="Calibri" w:hAnsi="Calibri"/>
+                <w:color w:val="1F2937"/>
+                <w:sz w:val="19"/>
+              </w:rPr>
+              <w:t>Native HTML5 sms: URI Gateway</w:t>
+            </w:r>
+          </w:p>
+        </w:tc>
+        <w:tc>
+          <w:tcPr>
+            <w:tcW w:type="dxa" w:w="3888"/>
+            <w:shd w:fill="FAFAFA"/>
+            <w:tcMar>
+              <w:top w:w="90" w:type="dxa"/>
+              <w:bottom w:w="90" w:type="dxa"/>
+              <w:left w:w="120" w:type="dxa"/>
+              <w:right w:w="120" w:type="dxa"/>
+            </w:tcMar>
+          </w:tcPr>
+          <w:p>
+            <w:r>
+              <w:rPr>
+                <w:rFonts w:ascii="Calibri" w:hAnsi="Calibri"/>
+                <w:color w:val="1F2937"/>
+                <w:sz w:val="19"/>
+              </w:rPr>
+              <w:t>Zero-network emergency failsafe beacon</w:t>
+            </w:r>
+          </w:p>
+        </w:tc>
+      </w:tr>
+      <w:tr>
+        <w:tc>
+          <w:tcPr>
+            <w:tcW w:type="dxa" w:w="2304"/>
+            <w:shd w:fill="FFFFFF"/>
+            <w:tcMar>
+              <w:top w:w="90" w:type="dxa"/>
+              <w:bottom w:w="90" w:type="dxa"/>
+              <w:left w:w="120" w:type="dxa"/>
+              <w:right w:w="120" w:type="dxa"/>
+            </w:tcMar>
+          </w:tcPr>
+          <w:p>
+            <w:r>
+              <w:rPr>
+                <w:rFonts w:ascii="Calibri" w:hAnsi="Calibri"/>
+                <w:color w:val="1F2937"/>
+                <w:sz w:val="19"/>
+              </w:rPr>
+              <w:t>Runtime</w:t>
+            </w:r>
+          </w:p>
+        </w:tc>
+        <w:tc>
+          <w:tcPr>
+            <w:tcW w:type="dxa" w:w="3168"/>
+            <w:shd w:fill="FFFFFF"/>
+            <w:tcMar>
+              <w:top w:w="90" w:type="dxa"/>
+              <w:bottom w:w="90" w:type="dxa"/>
+              <w:left w:w="120" w:type="dxa"/>
+              <w:right w:w="120" w:type="dxa"/>
+            </w:tcMar>
+          </w:tcPr>
+          <w:p>
+            <w:r>
+              <w:rPr>
+                <w:rFonts w:ascii="Calibri" w:hAnsi="Calibri"/>
+                <w:color w:val="1F2937"/>
+                <w:sz w:val="19"/>
+              </w:rPr>
+              <w:t>Node.js v25.6.0</w:t>
+            </w:r>
+          </w:p>
+        </w:tc>
+        <w:tc>
+          <w:tcPr>
+            <w:tcW w:type="dxa" w:w="3888"/>
+            <w:shd w:fill="FFFFFF"/>
+            <w:tcMar>
+              <w:top w:w="90" w:type="dxa"/>
+              <w:bottom w:w="90" w:type="dxa"/>
+              <w:left w:w="120" w:type="dxa"/>
+              <w:right w:w="120" w:type="dxa"/>
+            </w:tcMar>
+          </w:tcPr>
+          <w:p>
+            <w:r>
+              <w:rPr>
+                <w:rFonts w:ascii="Calibri" w:hAnsi="Calibri"/>
+                <w:color w:val="1F2937"/>
+                <w:sz w:val="19"/>
+              </w:rPr>
+              <w:t>Build, test, and development server</w:t>
+            </w:r>
+          </w:p>
+        </w:tc>
+      </w:tr>
+    </w:tbl>
     <w:p/>
-    <w:p>
-      <w:r>
-        <w:rPr>
-          <w:b/>
-        </w:rPr>
-        <w:t>Q: Why do you need AI?</w:t>
-      </w:r>
-    </w:p>
-    <w:p>
-      <w:r>
-        <w:t>A: Three uses: (1) Classifying anonymous tips into categories/severity for admin prioritization, (2) Triaging wellbeing chats to distinguish genuine distress from spam, (3) Generating therapist summaries so students don't re-explain their situation.</w:t>
-      </w:r>
-    </w:p>
-    <w:p/>
-    <w:p>
-      <w:r>
-        <w:rPr>
-          <w:b/>
-        </w:rPr>
-        <w:t>Q: Can AI directly change your database?</w:t>
-      </w:r>
-    </w:p>
-    <w:p>
-      <w:r>
-        <w:t>A: No. Gemini only returns structured JSON recommendations. Edge Functions validate the response, check authorization, and perform the database mutation. Human operators remain in control.</w:t>
-      </w:r>
-    </w:p>
-    <w:p/>
-    <w:p>
-      <w:r>
-        <w:rPr>
-          <w:b/>
-        </w:rPr>
-        <w:t>Q: Isn't tracking student locations a privacy violation?</w:t>
-      </w:r>
-    </w:p>
-    <w:p>
-      <w:r>
-        <w:t>A: We use Ghost Mode: location never leaves the device unless the student triggers SOS, enters an attendance geofence, or opts into Night Walk Mode. Zero location data on the server by default.</w:t>
-      </w:r>
-    </w:p>
-    <w:p/>
-    <w:p>
-      <w:r>
-        <w:rPr>
-          <w:b/>
-        </w:rPr>
-        <w:t>Q: What if there is no internet?</w:t>
-      </w:r>
-    </w:p>
-    <w:p>
-      <w:r>
-        <w:t>A: The app caches emergency data locally on login. If offline, it opens the native SMS app with a pre-filled SOS message containing GPS, medical info, and guard numbers. One tap to send. The SOS is also queued for server sync when connectivity returns.</w:t>
-      </w:r>
-    </w:p>
-    <w:p/>
-    <w:p>
-      <w:r>
-        <w:rPr>
-          <w:b/>
-        </w:rPr>
-        <w:t>Q: Why Supabase?</w:t>
-      </w:r>
-    </w:p>
-    <w:p>
-      <w:r>
-        <w:t>A: PostgreSQL gives us relational modeling with joins, constraints, and RLS. PostGIS enables single-query geospatial dispatch. Supabase Realtime provides live SOS alerts. All in one platform with zero server management.</w:t>
-      </w:r>
-    </w:p>
-    <w:p/>
-    <w:p>
-      <w:r>
-        <w:rPr>
-          <w:b/>
-        </w:rPr>
-        <w:t>Q: Why combine ERP with safety?</w:t>
-      </w:r>
-    </w:p>
-    <w:p>
-      <w:r>
-        <w:t>A: Timetable data tells us where students should be (indoor location). Attendance tells us where they are. Student records provide medical info for first responders. Parent links enable automatic notification. Each ERP module amplifies the safety system.</w:t>
-      </w:r>
-    </w:p>
-    <w:p/>
-    <w:p>
-      <w:r>
-        <w:rPr>
-          <w:b/>
-        </w:rPr>
-        <w:t>Q: What happens if the AI is wrong?</w:t>
-      </w:r>
-    </w:p>
-    <w:p>
-      <w:r>
-        <w:t>A: AI output is treated as a recommendation. We validate the schema, retain confidence information, and keep human operators in the loop. Tips and triage results can be reviewed and overridden by admin or therapists.</w:t>
-      </w:r>
-    </w:p>
-    <w:p/>
-    <w:p>
-      <w:r>
-        <w:rPr>
-          <w:b/>
-        </w:rPr>
-        <w:t>Q: How does the tiered SOS work?</w:t>
-      </w:r>
-    </w:p>
-    <w:p>
-      <w:r>
-        <w:t>A: 3 presses triggers Level 1 (campus guards). 5 presses triggers Level 2 (police 112 + all guards). If Level 1 gets no response in 120 seconds, it auto-escalates to Level 2. This prevents false alarms reaching police while ensuring real emergencies always get through.</w:t>
-      </w:r>
-    </w:p>
-    <w:p/>
-    <w:p>
-      <w:r>
-        <w:rPr>
-          <w:b/>
-        </w:rPr>
-        <w:t>Q: What about the outing request feature?</w:t>
-      </w:r>
-    </w:p>
-    <w:p>
-      <w:r>
-        <w:t>A: Students file leave requests with a destination location. If they trigger SOS off-campus and GPS is inaccurate, the system cross-validates against their filed destination. If GPS is near the destination, it provides a confirmed hint to the guard.</w:t>
-      </w:r>
-    </w:p>
-    <w:p/>
-    <w:p>
-      <w:pPr>
-        <w:pStyle w:val="Heading1"/>
-      </w:pPr>
-      <w:r>
-        <w:t>14. Important Presentation Advice</w:t>
-      </w:r>
-    </w:p>
-    <w:p>
-      <w:pPr>
-        <w:pStyle w:val="ListBullet"/>
-      </w:pPr>
-      <w:r>
-        <w:t>Do not overclaim. Clearly distinguish between implemented features and planned/designed features.</w:t>
-      </w:r>
-    </w:p>
-    <w:p>
-      <w:pPr>
-        <w:pStyle w:val="ListBullet"/>
-      </w:pPr>
-      <w:r>
-        <w:t>Demo the SOS flow live if possible. Record a backup video in case of technical issues.</w:t>
-      </w:r>
-    </w:p>
-    <w:p>
-      <w:pPr>
-        <w:pStyle w:val="ListBullet"/>
-      </w:pPr>
-      <w:r>
-        <w:t>The Airplane Mode moment is the most memorable demo point — physically hold up the phone and toggle it in front of judges.</w:t>
-      </w:r>
-    </w:p>
-    <w:p>
-      <w:pPr>
-        <w:pStyle w:val="ListBullet"/>
-      </w:pPr>
-      <w:r>
-        <w:t>The spam triage demo (pizza complaint) adds humor and shows AI depth. Follow it immediately with the real HIGH urgency case for emotional contrast.</w:t>
-      </w:r>
-    </w:p>
-    <w:p>
-      <w:pPr>
-        <w:pStyle w:val="ListBullet"/>
-      </w:pPr>
-      <w:r>
-        <w:t>Judges remember stories, not feature lists. Frame the demo as one student's journey from danger to safety.</w:t>
-      </w:r>
-    </w:p>
     <w:sectPr>
       <w:pgSz w:w="12240" w:h="15840"/>
-      <w:pgMar w:top="1440" w:right="1800" w:bottom="1440" w:left="1800" w:header="720" w:footer="720" w:gutter="0"/>
+      <w:pgMar w:top="1440" w:right="1440" w:bottom="1440" w:left="1440" w:header="720" w:footer="720" w:gutter="0"/>
       <w:cols w:space="720"/>
       <w:docGrid w:linePitch="360"/>
     </w:sectPr>
@@ -2666,6 +8157,7 @@
     <w:rsid w:val="00FC693F"/>
     <w:rPr>
       <w:rFonts w:ascii="Calibri" w:hAnsi="Calibri"/>
+      <w:color w:val="1F2937"/>
       <w:sz w:val="22"/>
     </w:rPr>
   </w:style>
@@ -2728,10 +8220,10 @@
       <w:outlineLvl w:val="0"/>
     </w:pPr>
     <w:rPr>
-      <w:rFonts w:asciiTheme="majorHAnsi" w:eastAsiaTheme="majorEastAsia" w:hAnsiTheme="majorHAnsi" w:cstheme="majorBidi"/>
+      <w:rFonts w:asciiTheme="majorHAnsi" w:eastAsiaTheme="majorEastAsia" w:hAnsiTheme="majorHAnsi" w:cstheme="majorBidi" w:ascii="Calibri" w:hAnsi="Calibri"/>
       <w:b/>
       <w:bCs/>
-      <w:color w:val="1A1A2E"/>
+      <w:color w:val="111827"/>
       <w:sz w:val="32"/>
       <w:szCs w:val="28"/>
     </w:rPr>
@@ -2752,10 +8244,10 @@
       <w:outlineLvl w:val="1"/>
     </w:pPr>
     <w:rPr>
-      <w:rFonts w:asciiTheme="majorHAnsi" w:eastAsiaTheme="majorEastAsia" w:hAnsiTheme="majorHAnsi" w:cstheme="majorBidi"/>
+      <w:rFonts w:asciiTheme="majorHAnsi" w:eastAsiaTheme="majorEastAsia" w:hAnsiTheme="majorHAnsi" w:cstheme="majorBidi" w:ascii="Calibri" w:hAnsi="Calibri"/>
       <w:b/>
       <w:bCs/>
-      <w:color w:val="2D2D4E"/>
+      <w:color w:val="111827"/>
       <w:sz w:val="26"/>
       <w:szCs w:val="26"/>
     </w:rPr>

--- a/docs/Luminous_Summary.docx
+++ b/docs/Luminous_Summary.docx
@@ -60,6 +60,61 @@
     <w:p>
       <w:r>
         <w:t>Problem 2: AI-Powered Smart College/School ERP &amp; Campus Safety Platform. The challenge calls for a unified and secure education management platform covering institutional administration and campus safety, including student management, attendance, fees, exams, timetables, faculty management, communication, transport, hostel, placement, parent communication and complaints, with a dedicated campus safety and security layer.</w:t>
+      </w:r>
+    </w:p>
+    <w:p>
+      <w:pPr>
+        <w:spacing w:before="120" w:after="40"/>
+        <w:jc w:val="center"/>
+      </w:pPr>
+      <w:r>
+        <w:drawing>
+          <wp:inline xmlns:a="http://schemas.openxmlformats.org/drawingml/2006/main" xmlns:pic="http://schemas.openxmlformats.org/drawingml/2006/picture">
+            <wp:extent cx="5669280" cy="2880431"/>
+            <wp:docPr id="1" name="Picture 1"/>
+            <wp:cNvGraphicFramePr>
+              <a:graphicFrameLocks noChangeAspect="1"/>
+            </wp:cNvGraphicFramePr>
+            <a:graphic>
+              <a:graphicData uri="http://schemas.openxmlformats.org/drawingml/2006/picture">
+                <pic:pic>
+                  <pic:nvPicPr>
+                    <pic:cNvPr id="0" name="image1.png"/>
+                    <pic:cNvPicPr/>
+                  </pic:nvPicPr>
+                  <pic:blipFill>
+                    <a:blip r:embed="rId9"/>
+                    <a:stretch>
+                      <a:fillRect/>
+                    </a:stretch>
+                  </pic:blipFill>
+                  <pic:spPr>
+                    <a:xfrm>
+                      <a:off x="0" y="0"/>
+                      <a:ext cx="5669280" cy="2880431"/>
+                    </a:xfrm>
+                    <a:prstGeom prst="rect"/>
+                  </pic:spPr>
+                </pic:pic>
+              </a:graphicData>
+            </a:graphic>
+          </wp:inline>
+        </w:drawing>
+      </w:r>
+    </w:p>
+    <w:p>
+      <w:pPr>
+        <w:spacing w:before="0" w:after="200"/>
+        <w:jc w:val="center"/>
+      </w:pPr>
+      <w:r>
+        <w:rPr>
+          <w:rFonts w:ascii="Calibri" w:hAnsi="Calibri"/>
+          <w:i/>
+          <w:color w:val="4B5563"/>
+          <w:sz w:val="19"/>
+        </w:rPr>
+        <w:t>Figure 1: Luminous AI Landing Page — Homepage Hero and Primary Platform Positioning</w:t>
       </w:r>
     </w:p>
     <w:p>
@@ -627,6 +682,61 @@
       </w:tr>
     </w:tbl>
     <w:p/>
+    <w:p>
+      <w:pPr>
+        <w:spacing w:before="120" w:after="40"/>
+        <w:jc w:val="center"/>
+      </w:pPr>
+      <w:r>
+        <w:drawing>
+          <wp:inline xmlns:a="http://schemas.openxmlformats.org/drawingml/2006/main" xmlns:pic="http://schemas.openxmlformats.org/drawingml/2006/picture">
+            <wp:extent cx="5669280" cy="2881983"/>
+            <wp:docPr id="2" name="Picture 2"/>
+            <wp:cNvGraphicFramePr>
+              <a:graphicFrameLocks noChangeAspect="1"/>
+            </wp:cNvGraphicFramePr>
+            <a:graphic>
+              <a:graphicData uri="http://schemas.openxmlformats.org/drawingml/2006/picture">
+                <pic:pic>
+                  <pic:nvPicPr>
+                    <pic:cNvPr id="0" name="image2.png"/>
+                    <pic:cNvPicPr/>
+                  </pic:nvPicPr>
+                  <pic:blipFill>
+                    <a:blip r:embed="rId10"/>
+                    <a:stretch>
+                      <a:fillRect/>
+                    </a:stretch>
+                  </pic:blipFill>
+                  <pic:spPr>
+                    <a:xfrm>
+                      <a:off x="0" y="0"/>
+                      <a:ext cx="5669280" cy="2881983"/>
+                    </a:xfrm>
+                    <a:prstGeom prst="rect"/>
+                  </pic:spPr>
+                </pic:pic>
+              </a:graphicData>
+            </a:graphic>
+          </wp:inline>
+        </w:drawing>
+      </w:r>
+    </w:p>
+    <w:p>
+      <w:pPr>
+        <w:spacing w:before="0" w:after="200"/>
+        <w:jc w:val="center"/>
+      </w:pPr>
+      <w:r>
+        <w:rPr>
+          <w:rFonts w:ascii="Calibri" w:hAnsi="Calibri"/>
+          <w:i/>
+          <w:color w:val="4B5563"/>
+          <w:sz w:val="19"/>
+        </w:rPr>
+        <w:t>Figure 2: Feature Pillars &amp; Institutional Capabilities Architecture</w:t>
+      </w:r>
+    </w:p>
     <w:p>
       <w:pPr>
         <w:pStyle w:val="Heading2"/>
@@ -1431,7 +1541,108 @@
         <w:pStyle w:val="Heading2"/>
       </w:pPr>
       <w:r>
-        <w:t>4.3 Automated AI Incident Classification &amp; Grievance Triage</w:t>
+        <w:t>4.3 Live Campus Map &amp; Severity Visualization</w:t>
+      </w:r>
+    </w:p>
+    <w:p>
+      <w:pPr>
+        <w:pStyle w:val="ListBullet"/>
+        <w:spacing w:after="60" w:before="0"/>
+      </w:pPr>
+      <w:r>
+        <w:rPr>
+          <w:b/>
+          <w:color w:val="000000"/>
+        </w:rPr>
+        <w:t xml:space="preserve">Interactive Spatial Topology: </w:t>
+      </w:r>
+      <w:r>
+        <w:rPr>
+          <w:sz w:val="21"/>
+        </w:rPr>
+        <w:t>Visualizes campus buildings, active incident pins, real-time security patrol markers, and zone severity overlays.</w:t>
+      </w:r>
+    </w:p>
+    <w:p>
+      <w:pPr>
+        <w:pStyle w:val="ListBullet"/>
+        <w:spacing w:after="60" w:before="0"/>
+      </w:pPr>
+      <w:r>
+        <w:rPr>
+          <w:b/>
+          <w:color w:val="000000"/>
+        </w:rPr>
+        <w:t xml:space="preserve">Severity-Driven Overlays: </w:t>
+      </w:r>
+      <w:r>
+        <w:rPr>
+          <w:sz w:val="21"/>
+        </w:rPr>
+        <w:t>Color-coded severity markers (Critical, High, Medium, Low) enable security dispatchers to triage multi-location events instantly.</w:t>
+      </w:r>
+    </w:p>
+    <w:p>
+      <w:pPr>
+        <w:spacing w:before="120" w:after="40"/>
+        <w:jc w:val="center"/>
+      </w:pPr>
+      <w:r>
+        <w:drawing>
+          <wp:inline xmlns:a="http://schemas.openxmlformats.org/drawingml/2006/main" xmlns:pic="http://schemas.openxmlformats.org/drawingml/2006/picture">
+            <wp:extent cx="5669280" cy="2938564"/>
+            <wp:docPr id="3" name="Picture 3"/>
+            <wp:cNvGraphicFramePr>
+              <a:graphicFrameLocks noChangeAspect="1"/>
+            </wp:cNvGraphicFramePr>
+            <a:graphic>
+              <a:graphicData uri="http://schemas.openxmlformats.org/drawingml/2006/picture">
+                <pic:pic>
+                  <pic:nvPicPr>
+                    <pic:cNvPr id="0" name="image6.png"/>
+                    <pic:cNvPicPr/>
+                  </pic:nvPicPr>
+                  <pic:blipFill>
+                    <a:blip r:embed="rId11"/>
+                    <a:stretch>
+                      <a:fillRect/>
+                    </a:stretch>
+                  </pic:blipFill>
+                  <pic:spPr>
+                    <a:xfrm>
+                      <a:off x="0" y="0"/>
+                      <a:ext cx="5669280" cy="2938564"/>
+                    </a:xfrm>
+                    <a:prstGeom prst="rect"/>
+                  </pic:spPr>
+                </pic:pic>
+              </a:graphicData>
+            </a:graphic>
+          </wp:inline>
+        </w:drawing>
+      </w:r>
+    </w:p>
+    <w:p>
+      <w:pPr>
+        <w:spacing w:before="0" w:after="200"/>
+        <w:jc w:val="center"/>
+      </w:pPr>
+      <w:r>
+        <w:rPr>
+          <w:rFonts w:ascii="Calibri" w:hAnsi="Calibri"/>
+          <w:i/>
+          <w:color w:val="4B5563"/>
+          <w:sz w:val="19"/>
+        </w:rPr>
+        <w:t>Figure 3: Live Campus Map — Severity-Coded Incident Visualization Across Institutional Locations</w:t>
+      </w:r>
+    </w:p>
+    <w:p>
+      <w:pPr>
+        <w:pStyle w:val="Heading2"/>
+      </w:pPr>
+      <w:r>
+        <w:t>4.4 Automated AI Incident Classification &amp; Grievance Triage</w:t>
       </w:r>
     </w:p>
     <w:p>
@@ -1515,7 +1726,7 @@
         <w:pStyle w:val="Heading2"/>
       </w:pPr>
       <w:r>
-        <w:t>4.4 AI Predictive Risk Intelligence &amp; Pattern Mining</w:t>
+        <w:t>4.5 AI Predictive Risk Intelligence &amp; Pattern Mining</w:t>
       </w:r>
     </w:p>
     <w:p>
@@ -1580,7 +1791,7 @@
         <w:pStyle w:val="Heading2"/>
       </w:pPr>
       <w:r>
-        <w:t>4.5 Mental Health Crisis Triage &amp; Counselor Warm Handoff</w:t>
+        <w:t>4.6 Mental Health Crisis Triage &amp; Counselor Warm Handoff</w:t>
       </w:r>
     </w:p>
     <w:p>
@@ -1645,7 +1856,7 @@
         <w:pStyle w:val="Heading2"/>
       </w:pPr>
       <w:r>
-        <w:t>4.6 Zero-Trust Campus Copilot &amp; Student Privacy (FERPA)</w:t>
+        <w:t>4.7 Zero-Trust CampusShield AI Copilot</w:t>
       </w:r>
     </w:p>
     <w:p>
@@ -1707,10 +1918,65 @@
     </w:p>
     <w:p>
       <w:pPr>
+        <w:spacing w:before="120" w:after="40"/>
+        <w:jc w:val="center"/>
+      </w:pPr>
+      <w:r>
+        <w:drawing>
+          <wp:inline xmlns:a="http://schemas.openxmlformats.org/drawingml/2006/main" xmlns:pic="http://schemas.openxmlformats.org/drawingml/2006/picture">
+            <wp:extent cx="5669280" cy="4513112"/>
+            <wp:docPr id="4" name="Picture 4"/>
+            <wp:cNvGraphicFramePr>
+              <a:graphicFrameLocks noChangeAspect="1"/>
+            </wp:cNvGraphicFramePr>
+            <a:graphic>
+              <a:graphicData uri="http://schemas.openxmlformats.org/drawingml/2006/picture">
+                <pic:pic>
+                  <pic:nvPicPr>
+                    <pic:cNvPr id="0" name="image5.png"/>
+                    <pic:cNvPicPr/>
+                  </pic:nvPicPr>
+                  <pic:blipFill>
+                    <a:blip r:embed="rId12"/>
+                    <a:stretch>
+                      <a:fillRect/>
+                    </a:stretch>
+                  </pic:blipFill>
+                  <pic:spPr>
+                    <a:xfrm>
+                      <a:off x="0" y="0"/>
+                      <a:ext cx="5669280" cy="4513112"/>
+                    </a:xfrm>
+                    <a:prstGeom prst="rect"/>
+                  </pic:spPr>
+                </pic:pic>
+              </a:graphicData>
+            </a:graphic>
+          </wp:inline>
+        </w:drawing>
+      </w:r>
+    </w:p>
+    <w:p>
+      <w:pPr>
+        <w:spacing w:before="0" w:after="200"/>
+        <w:jc w:val="center"/>
+      </w:pPr>
+      <w:r>
+        <w:rPr>
+          <w:rFonts w:ascii="Calibri" w:hAnsi="Calibri"/>
+          <w:i/>
+          <w:color w:val="4B5563"/>
+          <w:sz w:val="19"/>
+        </w:rPr>
+        <w:t>Figure 4: CampusShield AI Copilot — Natural Language Operational Interface with Server-Side RBAC Guard</w:t>
+      </w:r>
+    </w:p>
+    <w:p>
+      <w:pPr>
         <w:pStyle w:val="Heading2"/>
       </w:pPr>
       <w:r>
-        <w:t>4.7 Zero-Knowledge Privacy Architecture (Ghost Mode)</w:t>
+        <w:t>4.8 Zero-Knowledge Privacy Architecture (Ghost Mode)</w:t>
       </w:r>
     </w:p>
     <w:p>
@@ -1775,7 +2041,7 @@
         <w:pStyle w:val="Heading2"/>
       </w:pPr>
       <w:r>
-        <w:t>4.8 Campus ERP Integrations (Attendance, Hostel, Leave Passes)</w:t>
+        <w:t>4.9 Campus ERP Integrations (Attendance, Hostel, Leave Passes)</w:t>
       </w:r>
     </w:p>
     <w:p>
@@ -5355,6 +5621,61 @@
     <w:p/>
     <w:p>
       <w:pPr>
+        <w:spacing w:before="120" w:after="40"/>
+        <w:jc w:val="center"/>
+      </w:pPr>
+      <w:r>
+        <w:drawing>
+          <wp:inline xmlns:a="http://schemas.openxmlformats.org/drawingml/2006/main" xmlns:pic="http://schemas.openxmlformats.org/drawingml/2006/picture">
+            <wp:extent cx="5029200" cy="2544739"/>
+            <wp:docPr id="5" name="Picture 5"/>
+            <wp:cNvGraphicFramePr>
+              <a:graphicFrameLocks noChangeAspect="1"/>
+            </wp:cNvGraphicFramePr>
+            <a:graphic>
+              <a:graphicData uri="http://schemas.openxmlformats.org/drawingml/2006/picture">
+                <pic:pic>
+                  <pic:nvPicPr>
+                    <pic:cNvPr id="0" name="image3.png"/>
+                    <pic:cNvPicPr/>
+                  </pic:nvPicPr>
+                  <pic:blipFill>
+                    <a:blip r:embed="rId13"/>
+                    <a:stretch>
+                      <a:fillRect/>
+                    </a:stretch>
+                  </pic:blipFill>
+                  <pic:spPr>
+                    <a:xfrm>
+                      <a:off x="0" y="0"/>
+                      <a:ext cx="5029200" cy="2544739"/>
+                    </a:xfrm>
+                    <a:prstGeom prst="rect"/>
+                  </pic:spPr>
+                </pic:pic>
+              </a:graphicData>
+            </a:graphic>
+          </wp:inline>
+        </w:drawing>
+      </w:r>
+    </w:p>
+    <w:p>
+      <w:pPr>
+        <w:spacing w:before="0" w:after="200"/>
+        <w:jc w:val="center"/>
+      </w:pPr>
+      <w:r>
+        <w:rPr>
+          <w:rFonts w:ascii="Calibri" w:hAnsi="Calibri"/>
+          <w:i/>
+          <w:color w:val="4B5563"/>
+          <w:sz w:val="19"/>
+        </w:rPr>
+        <w:t>Figure 5: Institutional Authentication Screen — Focused Sign-In &amp; Role Resolution Flow</w:t>
+      </w:r>
+    </w:p>
+    <w:p>
+      <w:pPr>
         <w:pStyle w:val="Heading1"/>
       </w:pPr>
       <w:r>
@@ -5976,7 +6297,7 @@
         <w:pStyle w:val="Heading1"/>
       </w:pPr>
       <w:r>
-        <w:t>9. UI/UX Design Language</w:t>
+        <w:t>9. UI/UX Design Language &amp; Role Dashboards</w:t>
       </w:r>
     </w:p>
     <w:p>
@@ -6043,21 +6364,57 @@
     </w:p>
     <w:p>
       <w:pPr>
-        <w:pStyle w:val="ListBullet"/>
-        <w:spacing w:after="60" w:before="0"/>
+        <w:spacing w:before="120" w:after="40"/>
+        <w:jc w:val="center"/>
+      </w:pPr>
+      <w:r>
+        <w:drawing>
+          <wp:inline xmlns:a="http://schemas.openxmlformats.org/drawingml/2006/main" xmlns:pic="http://schemas.openxmlformats.org/drawingml/2006/picture">
+            <wp:extent cx="5669280" cy="2812483"/>
+            <wp:docPr id="6" name="Picture 6"/>
+            <wp:cNvGraphicFramePr>
+              <a:graphicFrameLocks noChangeAspect="1"/>
+            </wp:cNvGraphicFramePr>
+            <a:graphic>
+              <a:graphicData uri="http://schemas.openxmlformats.org/drawingml/2006/picture">
+                <pic:pic>
+                  <pic:nvPicPr>
+                    <pic:cNvPr id="0" name="image4.png"/>
+                    <pic:cNvPicPr/>
+                  </pic:nvPicPr>
+                  <pic:blipFill>
+                    <a:blip r:embed="rId14"/>
+                    <a:stretch>
+                      <a:fillRect/>
+                    </a:stretch>
+                  </pic:blipFill>
+                  <pic:spPr>
+                    <a:xfrm>
+                      <a:off x="0" y="0"/>
+                      <a:ext cx="5669280" cy="2812483"/>
+                    </a:xfrm>
+                    <a:prstGeom prst="rect"/>
+                  </pic:spPr>
+                </pic:pic>
+              </a:graphicData>
+            </a:graphic>
+          </wp:inline>
+        </w:drawing>
+      </w:r>
+    </w:p>
+    <w:p>
+      <w:pPr>
+        <w:spacing w:before="0" w:after="200"/>
+        <w:jc w:val="center"/>
       </w:pPr>
       <w:r>
         <w:rPr>
-          <w:b/>
-          <w:color w:val="000000"/>
+          <w:rFonts w:ascii="Calibri" w:hAnsi="Calibri"/>
+          <w:i/>
+          <w:color w:val="4B5563"/>
+          <w:sz w:val="19"/>
         </w:rPr>
-        <w:t xml:space="preserve">Campus Map: </w:t>
-      </w:r>
-      <w:r>
-        <w:rPr>
-          <w:sz w:val="21"/>
-        </w:rPr>
-        <w:t>Interactive SVG campus map with zone risk overlays, incident pins, and live security patrol markers.</w:t>
+        <w:t>Figure 6: Role-Specific Operational Dashboard (Faculty View) — Combining Academic Workflows &amp; Real-Time Safety Telemetry</w:t>
       </w:r>
     </w:p>
     <w:p>
